--- a/Part_A2/Tables/pinakas_eniaio.docx
+++ b/Part_A2/Tables/pinakas_eniaio.docx
@@ -7,6 +7,7 @@
         <w:pBdr/>
         <w:spacing/>
         <w:ind/>
+        <w:jc w:val="both"/>
         <w:rPr>
           <w:highlight w:val="none"/>
           <w:lang w:val="el-GR"/>
@@ -34,6 +35,7 @@
       </w:r>
       <w:r>
         <w:rPr>
+          <w:highlight w:val="none"/>
           <w:lang w:val="el-GR"/>
         </w:rPr>
       </w:r>
@@ -49,11 +51,18 @@
         <w:pBdr/>
         <w:spacing/>
         <w:ind/>
+        <w:jc w:val="both"/>
         <w:rPr>
           <w:highlight w:val="none"/>
           <w:lang w:val="el-GR"/>
         </w:rPr>
       </w:pPr>
+      <w:r>
+        <w:rPr>
+          <w:highlight w:val="none"/>
+          <w:lang w:val="el-GR"/>
+        </w:rPr>
+      </w:r>
       <w:r>
         <w:rPr>
           <w:highlight w:val="none"/>
@@ -72,11 +81,18 @@
         <w:pBdr/>
         <w:spacing/>
         <w:ind/>
+        <w:jc w:val="both"/>
         <w:rPr>
           <w:highlight w:val="none"/>
           <w:lang w:val="el-GR"/>
         </w:rPr>
       </w:pPr>
+      <w:r>
+        <w:rPr>
+          <w:highlight w:val="none"/>
+          <w:lang w:val="el-GR"/>
+        </w:rPr>
+      </w:r>
       <w:r>
         <w:rPr>
           <w:highlight w:val="none"/>
@@ -92,7 +108,7 @@
     </w:p>
     <w:tbl>
       <w:tblPr>
-        <w:tblStyle w:val="11"/>
+        <w:tblStyle w:val="703"/>
         <w:tblW w:w="0" w:type="auto"/>
         <w:tblBorders/>
         <w:tblLook w:val="04A0" w:firstRow="1" w:lastRow="0" w:firstColumn="1" w:lastColumn="0" w:noHBand="0" w:noVBand="1"/>
@@ -116,6 +132,7 @@
               <w:pBdr/>
               <w:spacing/>
               <w:ind/>
+              <w:jc w:val="both"/>
               <w:rPr>
                 <w:b/>
                 <w:bCs/>
@@ -148,7 +165,6 @@
                 <w:bCs/>
                 <w:sz w:val="24"/>
                 <w:szCs w:val="24"/>
-                <w:lang w:val="el-GR"/>
               </w:rPr>
             </w:r>
             <w:r>
@@ -157,7 +173,6 @@
                 <w:bCs/>
                 <w:sz w:val="24"/>
                 <w:szCs w:val="24"/>
-                <w:lang w:val="el-GR"/>
               </w:rPr>
             </w:r>
           </w:p>
@@ -174,6 +189,7 @@
               <w:pBdr/>
               <w:spacing/>
               <w:ind/>
+              <w:jc w:val="both"/>
               <w:rPr>
                 <w:b/>
                 <w:bCs/>
@@ -206,7 +222,6 @@
                 <w:bCs/>
                 <w:sz w:val="24"/>
                 <w:szCs w:val="24"/>
-                <w:lang w:val="el-GR"/>
               </w:rPr>
             </w:r>
             <w:r>
@@ -215,7 +230,6 @@
                 <w:bCs/>
                 <w:sz w:val="24"/>
                 <w:szCs w:val="24"/>
-                <w:lang w:val="el-GR"/>
               </w:rPr>
             </w:r>
           </w:p>
@@ -232,6 +246,7 @@
               <w:pBdr/>
               <w:spacing/>
               <w:ind/>
+              <w:jc w:val="both"/>
               <w:rPr>
                 <w:b/>
                 <w:bCs/>
@@ -264,7 +279,6 @@
                 <w:bCs/>
                 <w:sz w:val="24"/>
                 <w:szCs w:val="24"/>
-                <w:lang w:val="el-GR"/>
               </w:rPr>
             </w:r>
             <w:r>
@@ -273,7 +287,6 @@
                 <w:bCs/>
                 <w:sz w:val="24"/>
                 <w:szCs w:val="24"/>
-                <w:lang w:val="el-GR"/>
               </w:rPr>
             </w:r>
           </w:p>
@@ -294,6 +307,7 @@
               <w:pBdr/>
               <w:spacing/>
               <w:ind/>
+              <w:jc w:val="both"/>
               <w:rPr>
                 <w:lang w:val="el-GR"/>
               </w:rPr>
@@ -303,6 +317,11 @@
                 <w:lang w:val="en-US"/>
               </w:rPr>
               <w:t xml:space="preserve">S0</w:t>
+            </w:r>
+            <w:r>
+              <w:rPr>
+                <w:lang w:val="el-GR"/>
+              </w:rPr>
             </w:r>
             <w:r>
               <w:rPr>
@@ -323,6 +342,7 @@
               <w:pBdr/>
               <w:spacing/>
               <w:ind/>
+              <w:jc w:val="both"/>
               <w:rPr>
                 <w:lang w:val="el-GR"/>
               </w:rPr>
@@ -332,6 +352,11 @@
                 <w:lang w:val="en-US"/>
               </w:rPr>
               <w:t xml:space="preserve">;</w:t>
+            </w:r>
+            <w:r>
+              <w:rPr>
+                <w:lang w:val="el-GR"/>
+              </w:rPr>
             </w:r>
             <w:r>
               <w:rPr>
@@ -353,6 +378,7 @@
               <w:pBdr/>
               <w:spacing/>
               <w:ind/>
+              <w:jc w:val="both"/>
               <w:rPr>
                 <w:lang w:val="el-GR"/>
               </w:rPr>
@@ -410,6 +436,11 @@
                 <w:lang w:val="en-US"/>
               </w:rPr>
             </w:r>
+            <w:r>
+              <w:rPr>
+                <w:lang w:val="en-US"/>
+              </w:rPr>
+            </w:r>
           </w:p>
         </w:tc>
         <w:tc>
@@ -424,6 +455,7 @@
               <w:pBdr/>
               <w:spacing/>
               <w:ind/>
+              <w:jc w:val="both"/>
               <w:rPr>
                 <w:lang w:val="el-GR"/>
               </w:rPr>
@@ -433,6 +465,11 @@
                 <w:lang w:val="en-US"/>
               </w:rPr>
               <w:t xml:space="preserve">“</w:t>
+            </w:r>
+            <w:r>
+              <w:rPr>
+                <w:lang w:val="el-GR"/>
+              </w:rPr>
             </w:r>
             <w:r>
               <w:rPr>
@@ -454,6 +491,7 @@
               <w:pBdr/>
               <w:spacing/>
               <w:ind/>
+              <w:jc w:val="both"/>
               <w:rPr>
                 <w:lang w:val="el-GR"/>
               </w:rPr>
@@ -511,6 +549,11 @@
                 <w:lang w:val="en-US"/>
               </w:rPr>
             </w:r>
+            <w:r>
+              <w:rPr>
+                <w:lang w:val="en-US"/>
+              </w:rPr>
+            </w:r>
           </w:p>
         </w:tc>
         <w:tc>
@@ -525,6 +568,7 @@
               <w:pBdr/>
               <w:spacing/>
               <w:ind w:firstLine="0" w:left="0"/>
+              <w:jc w:val="both"/>
               <w:rPr>
                 <w:lang w:val="el-GR"/>
               </w:rPr>
@@ -534,6 +578,11 @@
                 <w:lang w:val="en-US"/>
               </w:rPr>
               <w:t xml:space="preserve">- +</w:t>
+            </w:r>
+            <w:r>
+              <w:rPr>
+                <w:lang w:val="el-GR"/>
+              </w:rPr>
             </w:r>
             <w:r>
               <w:rPr>
@@ -555,6 +604,7 @@
               <w:pBdr/>
               <w:spacing/>
               <w:ind/>
+              <w:jc w:val="both"/>
               <w:rPr>
                 <w:lang w:val="el-GR"/>
               </w:rPr>
@@ -612,6 +662,11 @@
                 <w:lang w:val="en-US"/>
               </w:rPr>
             </w:r>
+            <w:r>
+              <w:rPr>
+                <w:lang w:val="en-US"/>
+              </w:rPr>
+            </w:r>
           </w:p>
         </w:tc>
         <w:tc>
@@ -626,6 +681,7 @@
               <w:pBdr/>
               <w:spacing/>
               <w:ind/>
+              <w:jc w:val="both"/>
               <w:rPr>
                 <w:lang w:val="el-GR"/>
               </w:rPr>
@@ -635,6 +691,11 @@
                 <w:lang w:val="en-US"/>
               </w:rPr>
               <w:t xml:space="preserve">0</w:t>
+            </w:r>
+            <w:r>
+              <w:rPr>
+                <w:lang w:val="el-GR"/>
+              </w:rPr>
             </w:r>
             <w:r>
               <w:rPr>
@@ -656,6 +717,7 @@
               <w:pBdr/>
               <w:spacing/>
               <w:ind/>
+              <w:jc w:val="both"/>
               <w:rPr>
                 <w:lang w:val="el-GR"/>
               </w:rPr>
@@ -713,6 +775,11 @@
                 <w:lang w:val="en-US"/>
               </w:rPr>
             </w:r>
+            <w:r>
+              <w:rPr>
+                <w:lang w:val="en-US"/>
+              </w:rPr>
+            </w:r>
           </w:p>
         </w:tc>
         <w:tc>
@@ -727,6 +794,7 @@
               <w:pBdr/>
               <w:spacing/>
               <w:ind/>
+              <w:jc w:val="both"/>
               <w:rPr>
                 <w:lang w:val="el-GR"/>
               </w:rPr>
@@ -736,6 +804,11 @@
                 <w:lang w:val="en-US"/>
               </w:rPr>
               <w:t xml:space="preserve">1-9</w:t>
+            </w:r>
+            <w:r>
+              <w:rPr>
+                <w:lang w:val="el-GR"/>
+              </w:rPr>
             </w:r>
             <w:r>
               <w:rPr>
@@ -757,6 +830,7 @@
               <w:pBdr/>
               <w:spacing/>
               <w:ind/>
+              <w:jc w:val="both"/>
               <w:rPr>
                 <w:lang w:val="el-GR"/>
               </w:rPr>
@@ -814,6 +888,11 @@
                 <w:lang w:val="en-US"/>
               </w:rPr>
             </w:r>
+            <w:r>
+              <w:rPr>
+                <w:lang w:val="en-US"/>
+              </w:rPr>
+            </w:r>
           </w:p>
         </w:tc>
         <w:tc>
@@ -828,6 +907,7 @@
               <w:pBdr/>
               <w:spacing/>
               <w:ind/>
+              <w:jc w:val="both"/>
               <w:rPr>
                 <w:lang w:val="el-GR"/>
               </w:rPr>
@@ -837,6 +917,11 @@
                 <w:lang w:val="en-US"/>
               </w:rPr>
               <w:t xml:space="preserve">\s \t</w:t>
+            </w:r>
+            <w:r>
+              <w:rPr>
+                <w:lang w:val="el-GR"/>
+              </w:rPr>
             </w:r>
             <w:r>
               <w:rPr>
@@ -858,6 +943,7 @@
               <w:pBdr/>
               <w:spacing/>
               <w:ind/>
+              <w:jc w:val="both"/>
               <w:rPr>
                 <w:lang w:val="el-GR"/>
               </w:rPr>
@@ -915,6 +1001,11 @@
                 <w:lang w:val="en-US"/>
               </w:rPr>
             </w:r>
+            <w:r>
+              <w:rPr>
+                <w:lang w:val="en-US"/>
+              </w:rPr>
+            </w:r>
           </w:p>
         </w:tc>
         <w:tc>
@@ -929,6 +1020,7 @@
               <w:pBdr/>
               <w:spacing/>
               <w:ind/>
+              <w:jc w:val="both"/>
               <w:rPr>
                 <w:lang w:val="el-GR"/>
               </w:rPr>
@@ -938,6 +1030,11 @@
                 <w:lang w:val="en-US"/>
               </w:rPr>
               <w:t xml:space="preserve">( )</w:t>
+            </w:r>
+            <w:r>
+              <w:rPr>
+                <w:lang w:val="el-GR"/>
+              </w:rPr>
             </w:r>
             <w:r>
               <w:rPr>
@@ -959,6 +1056,7 @@
               <w:pBdr/>
               <w:spacing/>
               <w:ind/>
+              <w:jc w:val="both"/>
               <w:rPr>
                 <w:lang w:val="el-GR"/>
               </w:rPr>
@@ -1016,6 +1114,11 @@
                 <w:lang w:val="en-US"/>
               </w:rPr>
             </w:r>
+            <w:r>
+              <w:rPr>
+                <w:lang w:val="en-US"/>
+              </w:rPr>
+            </w:r>
           </w:p>
         </w:tc>
         <w:tc>
@@ -1030,6 +1133,7 @@
               <w:pBdr/>
               <w:spacing/>
               <w:ind/>
+              <w:jc w:val="both"/>
               <w:rPr>
                 <w:lang w:val="el-GR"/>
               </w:rPr>
@@ -1039,6 +1143,11 @@
                 <w:lang w:val="en-US"/>
               </w:rPr>
               <w:t xml:space="preserve">\n </w:t>
+            </w:r>
+            <w:r>
+              <w:rPr>
+                <w:lang w:val="el-GR"/>
+              </w:rPr>
             </w:r>
             <w:r>
               <w:rPr>
@@ -1060,6 +1169,7 @@
               <w:pBdr/>
               <w:spacing/>
               <w:ind/>
+              <w:jc w:val="both"/>
               <w:rPr>
                 <w:lang w:val="el-GR"/>
               </w:rPr>
@@ -1117,6 +1227,11 @@
                 <w:lang w:val="en-US"/>
               </w:rPr>
             </w:r>
+            <w:r>
+              <w:rPr>
+                <w:lang w:val="en-US"/>
+              </w:rPr>
+            </w:r>
           </w:p>
         </w:tc>
         <w:tc>
@@ -1131,6 +1246,7 @@
               <w:pBdr/>
               <w:spacing/>
               <w:ind/>
+              <w:jc w:val="both"/>
               <w:rPr>
                 <w:lang w:val="el-GR"/>
               </w:rPr>
@@ -1140,6 +1256,11 @@
                 <w:lang w:val="en-US"/>
               </w:rPr>
               <w:t xml:space="preserve">?</w:t>
+            </w:r>
+            <w:r>
+              <w:rPr>
+                <w:lang w:val="el-GR"/>
+              </w:rPr>
             </w:r>
             <w:r>
               <w:rPr>
@@ -1161,6 +1282,7 @@
               <w:pBdr/>
               <w:spacing/>
               <w:ind/>
+              <w:jc w:val="both"/>
               <w:rPr>
                 <w:lang w:val="el-GR"/>
               </w:rPr>
@@ -1218,6 +1340,11 @@
                 <w:lang w:val="en-US"/>
               </w:rPr>
             </w:r>
+            <w:r>
+              <w:rPr>
+                <w:lang w:val="en-US"/>
+              </w:rPr>
+            </w:r>
           </w:p>
         </w:tc>
         <w:tc>
@@ -1232,6 +1359,7 @@
               <w:pBdr/>
               <w:spacing/>
               <w:ind/>
+              <w:jc w:val="both"/>
               <w:rPr>
                 <w:lang w:val="el-GR"/>
               </w:rPr>
@@ -1278,6 +1406,7 @@
               <w:pBdr/>
               <w:spacing/>
               <w:ind/>
+              <w:jc w:val="both"/>
               <w:rPr>
                 <w:lang w:val="el-GR"/>
               </w:rPr>
@@ -1335,6 +1464,11 @@
                 <w:lang w:val="en-US"/>
               </w:rPr>
             </w:r>
+            <w:r>
+              <w:rPr>
+                <w:lang w:val="en-US"/>
+              </w:rPr>
+            </w:r>
           </w:p>
         </w:tc>
         <w:tc>
@@ -1349,6 +1483,7 @@
               <w:pBdr/>
               <w:spacing/>
               <w:ind/>
+              <w:jc w:val="both"/>
               <w:rPr>
                 <w:lang w:val="el-GR"/>
               </w:rPr>
@@ -1358,6 +1493,11 @@
                 <w:lang w:val="en-US"/>
               </w:rPr>
               <w:t xml:space="preserve">* </w:t>
+            </w:r>
+            <w:r>
+              <w:rPr>
+                <w:lang w:val="el-GR"/>
+              </w:rPr>
             </w:r>
             <w:r>
               <w:rPr>
@@ -1379,6 +1519,7 @@
               <w:pBdr/>
               <w:spacing/>
               <w:ind/>
+              <w:jc w:val="both"/>
               <w:rPr>
                 <w:lang w:val="el-GR"/>
               </w:rPr>
@@ -1422,6 +1563,7 @@
               <w:pBdr/>
               <w:spacing/>
               <w:ind/>
+              <w:jc w:val="both"/>
               <w:rPr>
                 <w:lang w:val="el-GR"/>
               </w:rPr>
@@ -1461,6 +1603,7 @@
               <w:pBdr/>
               <w:spacing/>
               <w:ind/>
+              <w:jc w:val="both"/>
               <w:rPr>
                 <w:lang w:val="el-GR"/>
               </w:rPr>
@@ -1501,6 +1644,7 @@
               <w:pBdr/>
               <w:spacing/>
               <w:ind/>
+              <w:jc w:val="both"/>
               <w:rPr>
                 <w:lang w:val="el-GR"/>
               </w:rPr>
@@ -1558,6 +1702,11 @@
                 <w:lang w:val="el-GR"/>
               </w:rPr>
             </w:r>
+            <w:r>
+              <w:rPr>
+                <w:lang w:val="el-GR"/>
+              </w:rPr>
+            </w:r>
           </w:p>
         </w:tc>
         <w:tc>
@@ -1572,6 +1721,7 @@
               <w:pBdr/>
               <w:spacing/>
               <w:ind/>
+              <w:jc w:val="both"/>
               <w:rPr>
                 <w:lang w:val="el-GR"/>
               </w:rPr>
@@ -1612,6 +1762,7 @@
               <w:pBdr/>
               <w:spacing/>
               <w:ind/>
+              <w:jc w:val="both"/>
               <w:rPr>
                 <w:lang w:val="el-GR"/>
               </w:rPr>
@@ -1669,6 +1820,11 @@
                 <w:lang w:val="el-GR"/>
               </w:rPr>
             </w:r>
+            <w:r>
+              <w:rPr>
+                <w:lang w:val="el-GR"/>
+              </w:rPr>
+            </w:r>
           </w:p>
         </w:tc>
         <w:tc>
@@ -1683,6 +1839,7 @@
               <w:pBdr/>
               <w:spacing/>
               <w:ind/>
+              <w:jc w:val="both"/>
               <w:rPr>
                 <w:lang w:val="el-GR"/>
               </w:rPr>
@@ -1723,6 +1880,7 @@
               <w:pBdr/>
               <w:spacing/>
               <w:ind/>
+              <w:jc w:val="both"/>
               <w:rPr>
                 <w:lang w:val="el-GR"/>
               </w:rPr>
@@ -1780,6 +1938,11 @@
                 <w:lang w:val="el-GR"/>
               </w:rPr>
             </w:r>
+            <w:r>
+              <w:rPr>
+                <w:lang w:val="el-GR"/>
+              </w:rPr>
+            </w:r>
           </w:p>
         </w:tc>
         <w:tc>
@@ -1794,6 +1957,7 @@
               <w:pBdr/>
               <w:spacing/>
               <w:ind/>
+              <w:jc w:val="both"/>
               <w:rPr>
                 <w:lang w:val="el-GR"/>
               </w:rPr>
@@ -1834,6 +1998,7 @@
               <w:pBdr/>
               <w:spacing/>
               <w:ind/>
+              <w:jc w:val="both"/>
               <w:rPr>
                 <w:lang w:val="el-GR"/>
               </w:rPr>
@@ -1877,6 +2042,7 @@
               <w:pBdr/>
               <w:spacing/>
               <w:ind/>
+              <w:jc w:val="both"/>
               <w:rPr>
                 <w:lang w:val="el-GR"/>
               </w:rPr>
@@ -1916,6 +2082,7 @@
               <w:pBdr/>
               <w:spacing/>
               <w:ind/>
+              <w:jc w:val="both"/>
               <w:rPr>
                 <w:lang w:val="el-GR"/>
               </w:rPr>
@@ -1956,6 +2123,7 @@
               <w:pBdr/>
               <w:spacing/>
               <w:ind/>
+              <w:jc w:val="both"/>
               <w:rPr>
                 <w:lang w:val="el-GR"/>
               </w:rPr>
@@ -2013,6 +2181,11 @@
                 <w:lang w:val="el-GR"/>
               </w:rPr>
             </w:r>
+            <w:r>
+              <w:rPr>
+                <w:lang w:val="el-GR"/>
+              </w:rPr>
+            </w:r>
           </w:p>
         </w:tc>
         <w:tc>
@@ -2027,6 +2200,7 @@
               <w:pBdr/>
               <w:spacing/>
               <w:ind/>
+              <w:jc w:val="both"/>
               <w:rPr>
                 <w:lang w:val="el-GR"/>
               </w:rPr>
@@ -2067,6 +2241,7 @@
               <w:pBdr/>
               <w:spacing/>
               <w:ind/>
+              <w:jc w:val="both"/>
               <w:rPr>
                 <w:lang w:val="el-GR"/>
               </w:rPr>
@@ -2110,6 +2285,7 @@
               <w:pBdr/>
               <w:spacing/>
               <w:ind/>
+              <w:jc w:val="both"/>
               <w:rPr>
                 <w:lang w:val="el-GR"/>
               </w:rPr>
@@ -2149,6 +2325,7 @@
               <w:pBdr/>
               <w:spacing/>
               <w:ind/>
+              <w:jc w:val="both"/>
               <w:rPr>
                 <w:lang w:val="el-GR"/>
               </w:rPr>
@@ -2189,6 +2366,7 @@
               <w:pBdr/>
               <w:spacing/>
               <w:ind/>
+              <w:jc w:val="both"/>
               <w:rPr>
                 <w:lang w:val="el-GR"/>
               </w:rPr>
@@ -2246,6 +2424,11 @@
                 <w:lang w:val="el-GR"/>
               </w:rPr>
             </w:r>
+            <w:r>
+              <w:rPr>
+                <w:lang w:val="el-GR"/>
+              </w:rPr>
+            </w:r>
           </w:p>
         </w:tc>
         <w:tc>
@@ -2260,6 +2443,7 @@
               <w:pBdr/>
               <w:spacing/>
               <w:ind/>
+              <w:jc w:val="both"/>
               <w:rPr>
                 <w:lang w:val="el-GR"/>
               </w:rPr>
@@ -2300,6 +2484,7 @@
               <w:pBdr/>
               <w:spacing/>
               <w:ind/>
+              <w:jc w:val="both"/>
               <w:rPr>
                 <w:lang w:val="el-GR"/>
               </w:rPr>
@@ -2343,6 +2528,7 @@
               <w:pBdr/>
               <w:spacing/>
               <w:ind/>
+              <w:jc w:val="both"/>
               <w:rPr>
                 <w:lang w:val="el-GR"/>
               </w:rPr>
@@ -2382,6 +2568,7 @@
               <w:pBdr/>
               <w:spacing/>
               <w:ind/>
+              <w:jc w:val="both"/>
               <w:rPr>
                 <w:lang w:val="el-GR"/>
               </w:rPr>
@@ -2422,6 +2609,7 @@
               <w:pBdr/>
               <w:spacing/>
               <w:ind/>
+              <w:jc w:val="both"/>
               <w:rPr>
                 <w:lang w:val="el-GR"/>
               </w:rPr>
@@ -2479,6 +2667,11 @@
                 <w:lang w:val="el-GR"/>
               </w:rPr>
             </w:r>
+            <w:r>
+              <w:rPr>
+                <w:lang w:val="el-GR"/>
+              </w:rPr>
+            </w:r>
           </w:p>
         </w:tc>
         <w:tc>
@@ -2493,6 +2686,7 @@
               <w:pBdr/>
               <w:spacing/>
               <w:ind/>
+              <w:jc w:val="both"/>
               <w:rPr>
                 <w:lang w:val="el-GR"/>
               </w:rPr>
@@ -2506,7 +2700,13 @@
               <w:rPr>
                 <w:lang w:val="el-GR"/>
               </w:rPr>
-              <w:t xml:space="preserve">\n, EOF</w:t>
+              <w:t xml:space="preserve">\n</w:t>
+            </w:r>
+            <w:r>
+              <w:rPr>
+                <w:lang w:val="el-GR"/>
+              </w:rPr>
+              <w:t xml:space="preserve"> EOF</w:t>
             </w:r>
             <w:r>
               <w:rPr>
@@ -2533,6 +2733,7 @@
               <w:pBdr/>
               <w:spacing/>
               <w:ind/>
+              <w:jc w:val="both"/>
               <w:rPr>
                 <w:lang w:val="el-GR"/>
               </w:rPr>
@@ -2576,6 +2777,7 @@
               <w:pBdr/>
               <w:spacing/>
               <w:ind/>
+              <w:jc w:val="both"/>
               <w:rPr>
                 <w:lang w:val="el-GR"/>
               </w:rPr>
@@ -2615,6 +2817,7 @@
               <w:pBdr/>
               <w:spacing/>
               <w:ind/>
+              <w:jc w:val="both"/>
               <w:rPr>
                 <w:lang w:val="el-GR"/>
               </w:rPr>
@@ -2655,6 +2858,7 @@
               <w:pBdr/>
               <w:spacing/>
               <w:ind/>
+              <w:jc w:val="both"/>
               <w:rPr>
                 <w:lang w:val="el-GR"/>
               </w:rPr>
@@ -2712,6 +2916,11 @@
                 <w:lang w:val="el-GR"/>
               </w:rPr>
             </w:r>
+            <w:r>
+              <w:rPr>
+                <w:lang w:val="el-GR"/>
+              </w:rPr>
+            </w:r>
           </w:p>
         </w:tc>
         <w:tc>
@@ -2726,6 +2935,7 @@
               <w:pBdr/>
               <w:spacing/>
               <w:ind/>
+              <w:jc w:val="both"/>
               <w:rPr>
                 <w:lang w:val="el-GR"/>
               </w:rPr>
@@ -2766,6 +2976,7 @@
               <w:pBdr/>
               <w:spacing/>
               <w:ind/>
+              <w:jc w:val="both"/>
               <w:rPr>
                 <w:lang w:val="el-GR"/>
               </w:rPr>
@@ -2823,6 +3034,11 @@
                 <w:lang w:val="el-GR"/>
               </w:rPr>
             </w:r>
+            <w:r>
+              <w:rPr>
+                <w:lang w:val="el-GR"/>
+              </w:rPr>
+            </w:r>
           </w:p>
         </w:tc>
         <w:tc>
@@ -2837,6 +3053,7 @@
               <w:pBdr/>
               <w:spacing/>
               <w:ind/>
+              <w:jc w:val="both"/>
               <w:rPr>
                 <w:lang w:val="el-GR"/>
               </w:rPr>
@@ -2877,6 +3094,7 @@
               <w:pBdr/>
               <w:spacing/>
               <w:ind/>
+              <w:jc w:val="both"/>
               <w:rPr>
                 <w:lang w:val="el-GR"/>
               </w:rPr>
@@ -2920,6 +3138,7 @@
               <w:pBdr/>
               <w:spacing/>
               <w:ind/>
+              <w:jc w:val="both"/>
               <w:rPr>
                 <w:lang w:val="el-GR"/>
               </w:rPr>
@@ -2959,6 +3178,7 @@
               <w:pBdr/>
               <w:spacing/>
               <w:ind/>
+              <w:jc w:val="both"/>
               <w:rPr>
                 <w:lang w:val="el-GR"/>
               </w:rPr>
@@ -2999,6 +3219,7 @@
               <w:pBdr/>
               <w:spacing/>
               <w:ind/>
+              <w:jc w:val="both"/>
               <w:rPr>
                 <w:lang w:val="el-GR"/>
               </w:rPr>
@@ -3056,6 +3277,11 @@
                 <w:lang w:val="el-GR"/>
               </w:rPr>
             </w:r>
+            <w:r>
+              <w:rPr>
+                <w:lang w:val="el-GR"/>
+              </w:rPr>
+            </w:r>
           </w:p>
         </w:tc>
         <w:tc>
@@ -3070,6 +3296,7 @@
               <w:pBdr/>
               <w:spacing/>
               <w:ind/>
+              <w:jc w:val="both"/>
               <w:rPr>
                 <w:lang w:val="el-GR"/>
               </w:rPr>
@@ -3110,6 +3337,7 @@
               <w:pBdr/>
               <w:spacing/>
               <w:ind/>
+              <w:jc w:val="both"/>
               <w:rPr>
                 <w:lang w:val="el-GR"/>
               </w:rPr>
@@ -3167,6 +3395,11 @@
                 <w:lang w:val="el-GR"/>
               </w:rPr>
             </w:r>
+            <w:r>
+              <w:rPr>
+                <w:lang w:val="el-GR"/>
+              </w:rPr>
+            </w:r>
           </w:p>
         </w:tc>
         <w:tc>
@@ -3181,6 +3414,7 @@
               <w:pBdr/>
               <w:spacing/>
               <w:ind/>
+              <w:jc w:val="both"/>
               <w:rPr>
                 <w:lang w:val="el-GR"/>
               </w:rPr>
@@ -3221,6 +3455,7 @@
               <w:pBdr/>
               <w:spacing/>
               <w:ind/>
+              <w:jc w:val="both"/>
               <w:rPr>
                 <w:lang w:val="el-GR"/>
               </w:rPr>
@@ -3264,6 +3499,7 @@
               <w:pBdr/>
               <w:spacing/>
               <w:ind/>
+              <w:jc w:val="both"/>
               <w:rPr>
                 <w:lang w:val="el-GR"/>
               </w:rPr>
@@ -3303,6 +3539,7 @@
               <w:pBdr/>
               <w:spacing/>
               <w:ind/>
+              <w:jc w:val="both"/>
               <w:rPr>
                 <w:lang w:val="el-GR"/>
               </w:rPr>
@@ -3317,11 +3554,6 @@
                 <w:lang w:val="el-GR"/>
               </w:rPr>
               <w:t xml:space="preserve">.</w:t>
-            </w:r>
-            <w:r>
-              <w:rPr>
-                <w:lang w:val="el-GR"/>
-              </w:rPr>
             </w:r>
             <w:r>
               <w:rPr>
@@ -3348,6 +3580,7 @@
               <w:pBdr/>
               <w:spacing/>
               <w:ind/>
+              <w:jc w:val="both"/>
               <w:rPr>
                 <w:lang w:val="el-GR"/>
               </w:rPr>
@@ -3405,6 +3638,11 @@
                 <w:lang w:val="el-GR"/>
               </w:rPr>
             </w:r>
+            <w:r>
+              <w:rPr>
+                <w:lang w:val="el-GR"/>
+              </w:rPr>
+            </w:r>
           </w:p>
         </w:tc>
         <w:tc>
@@ -3419,6 +3657,7 @@
               <w:pBdr/>
               <w:spacing/>
               <w:ind/>
+              <w:jc w:val="both"/>
               <w:rPr>
                 <w:lang w:val="el-GR"/>
               </w:rPr>
@@ -3459,6 +3698,7 @@
               <w:pBdr/>
               <w:spacing/>
               <w:ind/>
+              <w:jc w:val="both"/>
               <w:rPr>
                 <w:lang w:val="el-GR"/>
               </w:rPr>
@@ -3516,6 +3756,11 @@
                 <w:lang w:val="el-GR"/>
               </w:rPr>
             </w:r>
+            <w:r>
+              <w:rPr>
+                <w:lang w:val="el-GR"/>
+              </w:rPr>
+            </w:r>
           </w:p>
         </w:tc>
         <w:tc>
@@ -3530,6 +3775,7 @@
               <w:pBdr/>
               <w:spacing/>
               <w:ind/>
+              <w:jc w:val="both"/>
               <w:rPr>
                 <w:lang w:val="el-GR"/>
               </w:rPr>
@@ -3570,6 +3816,7 @@
               <w:pBdr/>
               <w:spacing/>
               <w:ind/>
+              <w:jc w:val="both"/>
               <w:rPr>
                 <w:lang w:val="el-GR"/>
               </w:rPr>
@@ -3627,6 +3874,11 @@
                 <w:lang w:val="el-GR"/>
               </w:rPr>
             </w:r>
+            <w:r>
+              <w:rPr>
+                <w:lang w:val="el-GR"/>
+              </w:rPr>
+            </w:r>
           </w:p>
         </w:tc>
         <w:tc>
@@ -3641,6 +3893,7 @@
               <w:pBdr/>
               <w:spacing/>
               <w:ind/>
+              <w:jc w:val="both"/>
               <w:rPr>
                 <w:lang w:val="el-GR"/>
               </w:rPr>
@@ -3681,6 +3934,7 @@
               <w:pBdr/>
               <w:spacing/>
               <w:ind/>
+              <w:jc w:val="both"/>
               <w:rPr>
                 <w:lang w:val="el-GR"/>
               </w:rPr>
@@ -3724,6 +3978,7 @@
               <w:pBdr/>
               <w:spacing/>
               <w:ind/>
+              <w:jc w:val="both"/>
               <w:rPr>
                 <w:lang w:val="el-GR"/>
               </w:rPr>
@@ -3763,6 +4018,7 @@
               <w:pBdr/>
               <w:spacing/>
               <w:ind/>
+              <w:jc w:val="both"/>
               <w:rPr>
                 <w:lang w:val="el-GR"/>
               </w:rPr>
@@ -3803,6 +4059,7 @@
               <w:pBdr/>
               <w:spacing/>
               <w:ind/>
+              <w:jc w:val="both"/>
               <w:rPr>
                 <w:lang w:val="el-GR"/>
               </w:rPr>
@@ -3860,6 +4117,11 @@
                 <w:lang w:val="el-GR"/>
               </w:rPr>
             </w:r>
+            <w:r>
+              <w:rPr>
+                <w:lang w:val="el-GR"/>
+              </w:rPr>
+            </w:r>
           </w:p>
         </w:tc>
         <w:tc>
@@ -3874,6 +4136,7 @@
               <w:pBdr/>
               <w:spacing/>
               <w:ind/>
+              <w:jc w:val="both"/>
               <w:rPr>
                 <w:lang w:val="el-GR"/>
               </w:rPr>
@@ -3914,6 +4177,7 @@
               <w:pBdr/>
               <w:spacing/>
               <w:ind/>
+              <w:jc w:val="both"/>
               <w:rPr>
                 <w:lang w:val="el-GR"/>
               </w:rPr>
@@ -3971,6 +4235,11 @@
                 <w:lang w:val="el-GR"/>
               </w:rPr>
             </w:r>
+            <w:r>
+              <w:rPr>
+                <w:lang w:val="el-GR"/>
+              </w:rPr>
+            </w:r>
           </w:p>
         </w:tc>
         <w:tc>
@@ -3985,6 +4254,7 @@
               <w:pBdr/>
               <w:spacing/>
               <w:ind/>
+              <w:jc w:val="both"/>
               <w:rPr>
                 <w:lang w:val="el-GR"/>
               </w:rPr>
@@ -4025,6 +4295,7 @@
               <w:pBdr/>
               <w:spacing/>
               <w:ind/>
+              <w:jc w:val="both"/>
               <w:rPr>
                 <w:lang w:val="el-GR"/>
               </w:rPr>
@@ -4082,6 +4353,11 @@
                 <w:lang w:val="el-GR"/>
               </w:rPr>
             </w:r>
+            <w:r>
+              <w:rPr>
+                <w:lang w:val="el-GR"/>
+              </w:rPr>
+            </w:r>
           </w:p>
         </w:tc>
         <w:tc>
@@ -4096,6 +4372,7 @@
               <w:pBdr/>
               <w:spacing/>
               <w:ind/>
+              <w:jc w:val="both"/>
               <w:rPr>
                 <w:lang w:val="el-GR"/>
               </w:rPr>
@@ -4136,6 +4413,7 @@
               <w:pBdr/>
               <w:spacing/>
               <w:ind/>
+              <w:jc w:val="both"/>
               <w:rPr>
                 <w:lang w:val="el-GR"/>
               </w:rPr>
@@ -4193,6 +4471,11 @@
                 <w:lang w:val="el-GR"/>
               </w:rPr>
             </w:r>
+            <w:r>
+              <w:rPr>
+                <w:lang w:val="el-GR"/>
+              </w:rPr>
+            </w:r>
           </w:p>
         </w:tc>
         <w:tc>
@@ -4207,6 +4490,7 @@
               <w:pBdr/>
               <w:spacing/>
               <w:ind/>
+              <w:jc w:val="both"/>
               <w:rPr>
                 <w:lang w:val="el-GR"/>
               </w:rPr>
@@ -4247,6 +4531,7 @@
               <w:pBdr/>
               <w:spacing/>
               <w:ind/>
+              <w:jc w:val="both"/>
               <w:rPr>
                 <w:lang w:val="el-GR"/>
               </w:rPr>
@@ -4290,6 +4575,7 @@
               <w:pBdr/>
               <w:spacing/>
               <w:ind/>
+              <w:jc w:val="both"/>
               <w:rPr>
                 <w:lang w:val="el-GR"/>
               </w:rPr>
@@ -4329,6 +4615,7 @@
               <w:pBdr/>
               <w:spacing/>
               <w:ind/>
+              <w:jc w:val="both"/>
               <w:rPr>
                 <w:lang w:val="el-GR"/>
               </w:rPr>
@@ -4369,6 +4656,7 @@
               <w:pBdr/>
               <w:spacing/>
               <w:ind/>
+              <w:jc w:val="both"/>
               <w:rPr>
                 <w:lang w:val="el-GR"/>
               </w:rPr>
@@ -4426,6 +4714,11 @@
                 <w:lang w:val="el-GR"/>
               </w:rPr>
             </w:r>
+            <w:r>
+              <w:rPr>
+                <w:lang w:val="el-GR"/>
+              </w:rPr>
+            </w:r>
           </w:p>
         </w:tc>
         <w:tc>
@@ -4440,6 +4733,7 @@
               <w:pBdr/>
               <w:spacing/>
               <w:ind/>
+              <w:jc w:val="both"/>
               <w:rPr>
                 <w:lang w:val="el-GR"/>
               </w:rPr>
@@ -4480,6 +4774,7 @@
               <w:pBdr/>
               <w:spacing/>
               <w:ind/>
+              <w:jc w:val="both"/>
               <w:rPr>
                 <w:lang w:val="el-GR"/>
               </w:rPr>
@@ -4523,6 +4818,7 @@
               <w:pBdr/>
               <w:spacing/>
               <w:ind/>
+              <w:jc w:val="both"/>
               <w:rPr>
                 <w:lang w:val="el-GR"/>
               </w:rPr>
@@ -4562,6 +4858,7 @@
               <w:pBdr/>
               <w:spacing/>
               <w:ind/>
+              <w:jc w:val="both"/>
               <w:rPr>
                 <w:lang w:val="el-GR"/>
               </w:rPr>
@@ -4602,6 +4899,7 @@
               <w:pBdr/>
               <w:spacing/>
               <w:ind/>
+              <w:jc w:val="both"/>
               <w:rPr>
                 <w:lang w:val="el-GR"/>
               </w:rPr>
@@ -4659,6 +4957,11 @@
                 <w:lang w:val="el-GR"/>
               </w:rPr>
             </w:r>
+            <w:r>
+              <w:rPr>
+                <w:lang w:val="el-GR"/>
+              </w:rPr>
+            </w:r>
           </w:p>
         </w:tc>
         <w:tc>
@@ -4673,6 +4976,7 @@
               <w:pBdr/>
               <w:spacing/>
               <w:ind/>
+              <w:jc w:val="both"/>
               <w:rPr>
                 <w:lang w:val="el-GR"/>
               </w:rPr>
@@ -4713,6 +5017,7 @@
               <w:pBdr/>
               <w:spacing/>
               <w:ind/>
+              <w:jc w:val="both"/>
               <w:rPr>
                 <w:lang w:val="el-GR"/>
               </w:rPr>
@@ -4770,6 +5075,11 @@
                 <w:lang w:val="el-GR"/>
               </w:rPr>
             </w:r>
+            <w:r>
+              <w:rPr>
+                <w:lang w:val="el-GR"/>
+              </w:rPr>
+            </w:r>
           </w:p>
         </w:tc>
         <w:tc>
@@ -4784,6 +5094,7 @@
               <w:pBdr/>
               <w:spacing/>
               <w:ind/>
+              <w:jc w:val="both"/>
               <w:rPr>
                 <w:lang w:val="el-GR"/>
               </w:rPr>
@@ -4824,6 +5135,7 @@
               <w:pBdr/>
               <w:spacing/>
               <w:ind/>
+              <w:jc w:val="both"/>
               <w:rPr>
                 <w:lang w:val="el-GR"/>
               </w:rPr>
@@ -4881,6 +5193,11 @@
                 <w:lang w:val="el-GR"/>
               </w:rPr>
             </w:r>
+            <w:r>
+              <w:rPr>
+                <w:lang w:val="el-GR"/>
+              </w:rPr>
+            </w:r>
           </w:p>
         </w:tc>
         <w:tc>
@@ -4895,6 +5212,7 @@
               <w:pBdr/>
               <w:spacing/>
               <w:ind/>
+              <w:jc w:val="both"/>
               <w:rPr>
                 <w:lang w:val="el-GR"/>
               </w:rPr>
@@ -4935,6 +5253,7 @@
               <w:pBdr/>
               <w:spacing/>
               <w:ind/>
+              <w:jc w:val="both"/>
               <w:rPr>
                 <w:lang w:val="el-GR"/>
               </w:rPr>
@@ -4978,6 +5297,7 @@
               <w:pBdr/>
               <w:spacing/>
               <w:ind/>
+              <w:jc w:val="both"/>
               <w:rPr>
                 <w:lang w:val="el-GR"/>
               </w:rPr>
@@ -5017,6 +5337,7 @@
               <w:pBdr/>
               <w:spacing/>
               <w:ind/>
+              <w:jc w:val="both"/>
               <w:rPr>
                 <w:lang w:val="el-GR"/>
               </w:rPr>
@@ -5057,6 +5378,7 @@
               <w:pBdr/>
               <w:spacing/>
               <w:ind/>
+              <w:jc w:val="both"/>
               <w:rPr>
                 <w:lang w:val="el-GR"/>
               </w:rPr>
@@ -5114,6 +5436,11 @@
                 <w:lang w:val="el-GR"/>
               </w:rPr>
             </w:r>
+            <w:r>
+              <w:rPr>
+                <w:lang w:val="el-GR"/>
+              </w:rPr>
+            </w:r>
           </w:p>
         </w:tc>
         <w:tc>
@@ -5128,6 +5455,7 @@
               <w:pBdr/>
               <w:spacing/>
               <w:ind/>
+              <w:jc w:val="both"/>
               <w:rPr>
                 <w:lang w:val="el-GR"/>
               </w:rPr>
@@ -5168,6 +5496,7 @@
               <w:pBdr/>
               <w:spacing/>
               <w:ind/>
+              <w:jc w:val="both"/>
               <w:rPr>
                 <w:lang w:val="el-GR"/>
               </w:rPr>
@@ -5225,6 +5554,11 @@
                 <w:lang w:val="el-GR"/>
               </w:rPr>
             </w:r>
+            <w:r>
+              <w:rPr>
+                <w:lang w:val="el-GR"/>
+              </w:rPr>
+            </w:r>
           </w:p>
         </w:tc>
         <w:tc>
@@ -5239,6 +5573,7 @@
               <w:pBdr/>
               <w:spacing/>
               <w:ind/>
+              <w:jc w:val="both"/>
               <w:rPr>
                 <w:lang w:val="el-GR"/>
               </w:rPr>
@@ -5279,6 +5614,7 @@
               <w:pBdr/>
               <w:spacing/>
               <w:ind/>
+              <w:jc w:val="both"/>
               <w:rPr>
                 <w:lang w:val="el-GR"/>
               </w:rPr>
@@ -5322,6 +5658,7 @@
               <w:pBdr/>
               <w:spacing/>
               <w:ind/>
+              <w:jc w:val="both"/>
               <w:rPr>
                 <w:lang w:val="el-GR"/>
               </w:rPr>
@@ -5361,6 +5698,7 @@
               <w:pBdr/>
               <w:spacing/>
               <w:ind/>
+              <w:jc w:val="both"/>
               <w:rPr>
                 <w:lang w:val="el-GR"/>
               </w:rPr>
@@ -5401,6 +5739,7 @@
               <w:pBdr/>
               <w:spacing/>
               <w:ind/>
+              <w:jc w:val="both"/>
               <w:rPr>
                 <w:lang w:val="el-GR"/>
               </w:rPr>
@@ -5458,6 +5797,11 @@
                 <w:lang w:val="el-GR"/>
               </w:rPr>
             </w:r>
+            <w:r>
+              <w:rPr>
+                <w:lang w:val="el-GR"/>
+              </w:rPr>
+            </w:r>
           </w:p>
         </w:tc>
         <w:tc>
@@ -5472,6 +5816,7 @@
               <w:pBdr/>
               <w:spacing/>
               <w:ind/>
+              <w:jc w:val="both"/>
               <w:rPr>
                 <w:lang w:val="el-GR"/>
               </w:rPr>
@@ -5512,6 +5857,7 @@
               <w:pBdr/>
               <w:spacing/>
               <w:ind/>
+              <w:jc w:val="both"/>
               <w:rPr>
                 <w:lang w:val="el-GR"/>
               </w:rPr>
@@ -5555,6 +5901,7 @@
               <w:pBdr/>
               <w:spacing/>
               <w:ind/>
+              <w:jc w:val="both"/>
               <w:rPr>
                 <w:lang w:val="el-GR"/>
               </w:rPr>
@@ -5595,6 +5942,7 @@
               <w:pBdr/>
               <w:spacing/>
               <w:ind/>
+              <w:jc w:val="both"/>
               <w:rPr>
                 <w:lang w:val="el-GR"/>
               </w:rPr>
@@ -5635,6 +5983,7 @@
               <w:pBdr/>
               <w:spacing/>
               <w:ind/>
+              <w:jc w:val="both"/>
               <w:rPr>
                 <w:lang w:val="el-GR"/>
               </w:rPr>
@@ -5692,6 +6041,11 @@
                 <w:lang w:val="el-GR"/>
               </w:rPr>
             </w:r>
+            <w:r>
+              <w:rPr>
+                <w:lang w:val="el-GR"/>
+              </w:rPr>
+            </w:r>
           </w:p>
         </w:tc>
         <w:tc>
@@ -5707,6 +6061,7 @@
               <w:pBdr/>
               <w:spacing/>
               <w:ind/>
+              <w:jc w:val="both"/>
               <w:rPr>
                 <w:lang w:val="el-GR"/>
               </w:rPr>
@@ -5747,6 +6102,7 @@
               <w:pBdr/>
               <w:spacing/>
               <w:ind/>
+              <w:jc w:val="both"/>
               <w:rPr>
                 <w:lang w:val="el-GR"/>
               </w:rPr>
@@ -5804,6 +6160,11 @@
                 <w:lang w:val="el-GR"/>
               </w:rPr>
             </w:r>
+            <w:r>
+              <w:rPr>
+                <w:lang w:val="el-GR"/>
+              </w:rPr>
+            </w:r>
           </w:p>
         </w:tc>
         <w:tc>
@@ -5819,6 +6180,7 @@
               <w:pBdr/>
               <w:spacing/>
               <w:ind/>
+              <w:jc w:val="both"/>
               <w:rPr>
                 <w:lang w:val="el-GR"/>
               </w:rPr>
@@ -5859,6 +6221,7 @@
               <w:pBdr/>
               <w:spacing/>
               <w:ind/>
+              <w:jc w:val="both"/>
               <w:rPr>
                 <w:lang w:val="el-GR"/>
               </w:rPr>
@@ -5902,6 +6265,7 @@
               <w:pBdr/>
               <w:spacing/>
               <w:ind/>
+              <w:jc w:val="both"/>
               <w:rPr>
                 <w:lang w:val="el-GR"/>
               </w:rPr>
@@ -5941,6 +6305,7 @@
               <w:pBdr/>
               <w:spacing/>
               <w:ind/>
+              <w:jc w:val="both"/>
               <w:rPr>
                 <w:lang w:val="el-GR"/>
               </w:rPr>
@@ -5981,6 +6346,7 @@
               <w:pBdr/>
               <w:spacing/>
               <w:ind/>
+              <w:jc w:val="both"/>
               <w:rPr>
                 <w:lang w:val="el-GR"/>
               </w:rPr>
@@ -6038,6 +6404,11 @@
                 <w:lang w:val="el-GR"/>
               </w:rPr>
             </w:r>
+            <w:r>
+              <w:rPr>
+                <w:lang w:val="el-GR"/>
+              </w:rPr>
+            </w:r>
           </w:p>
         </w:tc>
         <w:tc>
@@ -6052,6 +6423,7 @@
               <w:pBdr/>
               <w:spacing/>
               <w:ind/>
+              <w:jc w:val="both"/>
               <w:rPr>
                 <w:lang w:val="el-GR"/>
               </w:rPr>
@@ -6092,6 +6464,7 @@
               <w:pBdr/>
               <w:spacing/>
               <w:ind/>
+              <w:jc w:val="both"/>
               <w:rPr>
                 <w:lang w:val="el-GR"/>
               </w:rPr>
@@ -6149,6 +6522,11 @@
                 <w:lang w:val="el-GR"/>
               </w:rPr>
             </w:r>
+            <w:r>
+              <w:rPr>
+                <w:lang w:val="el-GR"/>
+              </w:rPr>
+            </w:r>
           </w:p>
         </w:tc>
         <w:tc>
@@ -6163,6 +6541,7 @@
               <w:pBdr/>
               <w:spacing/>
               <w:ind/>
+              <w:jc w:val="both"/>
               <w:rPr>
                 <w:lang w:val="el-GR"/>
               </w:rPr>
@@ -6203,6 +6582,7 @@
               <w:pBdr/>
               <w:spacing/>
               <w:ind/>
+              <w:jc w:val="both"/>
               <w:rPr>
                 <w:lang w:val="el-GR"/>
               </w:rPr>
@@ -6246,6 +6626,7 @@
               <w:pBdr/>
               <w:spacing/>
               <w:ind/>
+              <w:jc w:val="both"/>
               <w:rPr>
                 <w:lang w:val="el-GR"/>
               </w:rPr>
@@ -6285,6 +6666,7 @@
               <w:pBdr/>
               <w:spacing/>
               <w:ind/>
+              <w:jc w:val="both"/>
               <w:rPr>
                 <w:lang w:val="el-GR"/>
               </w:rPr>
@@ -6325,6 +6707,7 @@
               <w:pBdr/>
               <w:spacing/>
               <w:ind/>
+              <w:jc w:val="both"/>
               <w:rPr>
                 <w:lang w:val="el-GR"/>
               </w:rPr>
@@ -6382,6 +6765,11 @@
                 <w:lang w:val="el-GR"/>
               </w:rPr>
             </w:r>
+            <w:r>
+              <w:rPr>
+                <w:lang w:val="el-GR"/>
+              </w:rPr>
+            </w:r>
           </w:p>
         </w:tc>
         <w:tc>
@@ -6396,6 +6784,7 @@
               <w:pBdr/>
               <w:spacing/>
               <w:ind/>
+              <w:jc w:val="both"/>
               <w:rPr>
                 <w:lang w:val="el-GR"/>
               </w:rPr>
@@ -6436,6 +6825,7 @@
               <w:pBdr/>
               <w:spacing/>
               <w:ind/>
+              <w:jc w:val="both"/>
               <w:rPr>
                 <w:lang w:val="el-GR"/>
               </w:rPr>
@@ -6493,6 +6883,11 @@
                 <w:lang w:val="el-GR"/>
               </w:rPr>
             </w:r>
+            <w:r>
+              <w:rPr>
+                <w:lang w:val="el-GR"/>
+              </w:rPr>
+            </w:r>
           </w:p>
         </w:tc>
         <w:tc>
@@ -6507,6 +6902,7 @@
               <w:pBdr/>
               <w:spacing/>
               <w:ind/>
+              <w:jc w:val="both"/>
               <w:rPr>
                 <w:lang w:val="el-GR"/>
               </w:rPr>
@@ -6547,6 +6943,7 @@
               <w:pBdr/>
               <w:spacing/>
               <w:ind/>
+              <w:jc w:val="both"/>
               <w:rPr>
                 <w:lang w:val="el-GR"/>
               </w:rPr>
@@ -6590,6 +6987,7 @@
               <w:pBdr/>
               <w:spacing/>
               <w:ind/>
+              <w:jc w:val="both"/>
               <w:rPr>
                 <w:lang w:val="el-GR"/>
               </w:rPr>
@@ -6629,6 +7027,7 @@
               <w:pBdr/>
               <w:spacing/>
               <w:ind/>
+              <w:jc w:val="both"/>
               <w:rPr>
                 <w:lang w:val="el-GR"/>
               </w:rPr>
@@ -6669,6 +7068,7 @@
               <w:pBdr/>
               <w:spacing/>
               <w:ind/>
+              <w:jc w:val="both"/>
               <w:rPr>
                 <w:lang w:val="el-GR"/>
               </w:rPr>
@@ -6726,6 +7126,11 @@
                 <w:lang w:val="el-GR"/>
               </w:rPr>
             </w:r>
+            <w:r>
+              <w:rPr>
+                <w:lang w:val="el-GR"/>
+              </w:rPr>
+            </w:r>
           </w:p>
         </w:tc>
         <w:tc>
@@ -6740,6 +7145,7 @@
               <w:pBdr/>
               <w:spacing/>
               <w:ind/>
+              <w:jc w:val="both"/>
               <w:rPr>
                 <w:lang w:val="el-GR"/>
               </w:rPr>
@@ -6780,6 +7186,7 @@
               <w:pBdr/>
               <w:spacing/>
               <w:ind/>
+              <w:jc w:val="both"/>
               <w:rPr>
                 <w:lang w:val="el-GR"/>
               </w:rPr>
@@ -6823,6 +7230,7 @@
               <w:pBdr/>
               <w:spacing/>
               <w:ind/>
+              <w:jc w:val="both"/>
               <w:rPr>
                 <w:lang w:val="el-GR"/>
               </w:rPr>
@@ -6862,6 +7270,7 @@
               <w:pBdr/>
               <w:spacing/>
               <w:ind/>
+              <w:jc w:val="both"/>
               <w:rPr>
                 <w:lang w:val="el-GR"/>
               </w:rPr>
@@ -6902,6 +7311,7 @@
               <w:pBdr/>
               <w:spacing/>
               <w:ind/>
+              <w:jc w:val="both"/>
               <w:rPr>
                 <w:lang w:val="el-GR"/>
               </w:rPr>
@@ -6959,6 +7369,11 @@
                 <w:lang w:val="el-GR"/>
               </w:rPr>
             </w:r>
+            <w:r>
+              <w:rPr>
+                <w:lang w:val="el-GR"/>
+              </w:rPr>
+            </w:r>
           </w:p>
         </w:tc>
         <w:tc>
@@ -6973,6 +7388,7 @@
               <w:pBdr/>
               <w:spacing/>
               <w:ind/>
+              <w:jc w:val="both"/>
               <w:rPr>
                 <w:lang w:val="el-GR"/>
               </w:rPr>
@@ -7013,6 +7429,7 @@
               <w:pBdr/>
               <w:spacing/>
               <w:ind/>
+              <w:jc w:val="both"/>
               <w:rPr>
                 <w:lang w:val="el-GR"/>
               </w:rPr>
@@ -7056,6 +7473,7 @@
               <w:pBdr/>
               <w:spacing/>
               <w:ind/>
+              <w:jc w:val="both"/>
               <w:rPr>
                 <w:lang w:val="el-GR"/>
               </w:rPr>
@@ -7095,6 +7513,7 @@
               <w:pBdr/>
               <w:spacing/>
               <w:ind/>
+              <w:jc w:val="both"/>
               <w:rPr>
                 <w:lang w:val="el-GR"/>
               </w:rPr>
@@ -7135,6 +7554,7 @@
               <w:pBdr/>
               <w:spacing/>
               <w:ind/>
+              <w:jc w:val="both"/>
               <w:rPr>
                 <w:lang w:val="el-GR"/>
               </w:rPr>
@@ -7149,6 +7569,12 @@
                 <w:lang w:val="el-GR"/>
               </w:rPr>
               <w:t xml:space="preserve">VAR</w:t>
+            </w:r>
+            <w:r>
+              <w:rPr>
+                <w:lang w:val="en-US"/>
+              </w:rPr>
+              <w:t xml:space="preserve">_S1</w:t>
             </w:r>
             <w:r>
               <w:rPr>
@@ -7192,6 +7618,11 @@
                 <w:lang w:val="el-GR"/>
               </w:rPr>
             </w:r>
+            <w:r>
+              <w:rPr>
+                <w:lang w:val="el-GR"/>
+              </w:rPr>
+            </w:r>
           </w:p>
         </w:tc>
         <w:tc>
@@ -7206,6 +7637,7 @@
               <w:pBdr/>
               <w:spacing/>
               <w:ind/>
+              <w:jc w:val="both"/>
               <w:rPr>
                 <w:lang w:val="el-GR"/>
               </w:rPr>
@@ -7219,7 +7651,7 @@
               <w:rPr>
                 <w:lang w:val="el-GR"/>
               </w:rPr>
-              <w:t xml:space="preserve">\n, EOF</w:t>
+              <w:t xml:space="preserve">*</w:t>
             </w:r>
             <w:r>
               <w:rPr>
@@ -7246,6 +7678,7 @@
               <w:pBdr/>
               <w:spacing/>
               <w:ind/>
+              <w:jc w:val="both"/>
               <w:rPr>
                 <w:lang w:val="el-GR"/>
               </w:rPr>
@@ -7259,12 +7692,132 @@
               <w:rPr>
                 <w:lang w:val="el-GR"/>
               </w:rPr>
-              <w:t xml:space="preserve">GOOD</w:t>
-            </w:r>
-            <w:r>
-              <w:rPr>
-                <w:lang w:val="el-GR"/>
-              </w:rPr>
+              <w:t xml:space="preserve">BIN</w:t>
+            </w:r>
+            <w:r>
+              <w:rPr>
+                <w:lang w:val="el-GR"/>
+              </w:rPr>
+            </w:r>
+            <w:r>
+              <w:rPr>
+                <w:lang w:val="el-GR"/>
+              </w:rPr>
+            </w:r>
+          </w:p>
+        </w:tc>
+      </w:tr>
+      <w:tr>
+        <w:trPr/>
+        <w:tc>
+          <w:tcPr>
+            <w:tcBorders/>
+            <w:tcW w:w="3120" w:type="dxa"/>
+            <w:vMerge w:val="restart"/>
+            <w:textDirection w:val="lrTb"/>
+            <w:noWrap w:val="false"/>
+          </w:tcPr>
+          <w:p>
+            <w:pPr>
+              <w:pBdr/>
+              <w:spacing/>
+              <w:ind/>
+              <w:rPr>
+                <w:lang w:val="el-GR"/>
+              </w:rPr>
+            </w:pPr>
+            <w:r>
+              <w:rPr>
+                <w:lang w:val="en-US"/>
+              </w:rPr>
+              <w:t xml:space="preserve">VAR_S1</w:t>
+            </w:r>
+            <w:r>
+              <w:rPr>
+                <w:lang w:val="el-GR"/>
+              </w:rPr>
+            </w:r>
+          </w:p>
+        </w:tc>
+        <w:tc>
+          <w:tcPr>
+            <w:tcBorders/>
+            <w:tcW w:w="3120" w:type="dxa"/>
+            <w:vMerge w:val="restart"/>
+            <w:textDirection w:val="lrTb"/>
+            <w:noWrap w:val="false"/>
+          </w:tcPr>
+          <w:p>
+            <w:pPr>
+              <w:pBdr/>
+              <w:spacing/>
+              <w:ind/>
+              <w:jc w:val="both"/>
+              <w:rPr>
+                <w:lang w:val="el-GR"/>
+              </w:rPr>
+            </w:pPr>
+            <w:r>
+              <w:rPr>
+                <w:lang w:val="el-GR"/>
+              </w:rPr>
+            </w:r>
+            <w:r>
+              <w:rPr>
+                <w:lang w:val="el-GR"/>
+              </w:rPr>
+              <w:t xml:space="preserve">[A-Z a-z 0-9]</w:t>
+            </w:r>
+            <w:r>
+              <w:rPr>
+                <w:lang w:val="el-GR"/>
+              </w:rPr>
+            </w:r>
+            <w:r>
+              <w:rPr>
+                <w:lang w:val="el-GR"/>
+              </w:rPr>
+            </w:r>
+            <w:r>
+              <w:rPr>
+                <w:lang w:val="el-GR"/>
+              </w:rPr>
+            </w:r>
+            <w:r>
+              <w:rPr>
+                <w:lang w:val="el-GR"/>
+              </w:rPr>
+            </w:r>
+            <w:r>
+              <w:rPr>
+                <w:lang w:val="el-GR"/>
+              </w:rPr>
+            </w:r>
+          </w:p>
+        </w:tc>
+        <w:tc>
+          <w:tcPr>
+            <w:tcBorders/>
+            <w:tcW w:w="3120" w:type="dxa"/>
+            <w:vMerge w:val="restart"/>
+            <w:textDirection w:val="lrTb"/>
+            <w:noWrap w:val="false"/>
+          </w:tcPr>
+          <w:p>
+            <w:pPr>
+              <w:pBdr/>
+              <w:spacing/>
+              <w:ind/>
+              <w:jc w:val="both"/>
+              <w:rPr>
+                <w:lang w:val="el-GR"/>
+              </w:rPr>
+            </w:pPr>
+            <w:r>
+              <w:rPr>
+                <w:lang w:val="en-US"/>
+              </w:rPr>
+              <w:t xml:space="preserve">VAR_S1</w:t>
             </w:r>
             <w:r>
               <w:rPr>
@@ -7290,56 +7843,17 @@
               <w:spacing/>
               <w:ind/>
               <w:rPr>
-                <w:lang w:val="el-GR"/>
+                <w:lang w:val="en-US"/>
               </w:rPr>
             </w:pPr>
             <w:r>
               <w:rPr>
-                <w:lang w:val="el-GR"/>
-              </w:rPr>
-            </w:r>
-            <w:r>
-              <w:rPr>
-                <w:lang w:val="el-GR"/>
-              </w:rPr>
-            </w:r>
-          </w:p>
-        </w:tc>
-        <w:tc>
-          <w:tcPr>
-            <w:tcBorders/>
-            <w:tcW w:w="3120" w:type="dxa"/>
-            <w:textDirection w:val="lrTb"/>
-            <w:noWrap w:val="false"/>
-          </w:tcPr>
-          <w:p>
-            <w:pPr>
-              <w:pBdr/>
-              <w:spacing/>
-              <w:ind/>
-              <w:rPr>
-                <w:lang w:val="el-GR"/>
-              </w:rPr>
-            </w:pPr>
-            <w:r>
-              <w:rPr>
-                <w:lang w:val="el-GR"/>
-              </w:rPr>
-            </w:r>
-            <w:r>
-              <w:rPr>
-                <w:lang w:val="el-GR"/>
-              </w:rPr>
-              <w:t xml:space="preserve">*</w:t>
-            </w:r>
-            <w:r>
-              <w:rPr>
-                <w:lang w:val="el-GR"/>
-              </w:rPr>
-            </w:r>
-            <w:r>
-              <w:rPr>
-                <w:lang w:val="el-GR"/>
+                <w:lang w:val="en-US"/>
+              </w:rPr>
+            </w:r>
+            <w:r>
+              <w:rPr>
+                <w:lang w:val="en-US"/>
               </w:rPr>
             </w:r>
           </w:p>
@@ -7357,25 +7871,141 @@
               <w:pBdr/>
               <w:spacing/>
               <w:ind/>
+              <w:jc w:val="both"/>
               <w:rPr>
                 <w:lang w:val="el-GR"/>
               </w:rPr>
             </w:pPr>
             <w:r>
               <w:rPr>
-                <w:lang w:val="el-GR"/>
-              </w:rPr>
-            </w:r>
-            <w:r>
-              <w:rPr>
-                <w:lang w:val="el-GR"/>
+                <w:lang w:val="en-US"/>
+              </w:rPr>
+              <w:t xml:space="preserve">\n EOF</w:t>
+            </w:r>
+            <w:r>
+              <w:rPr>
+                <w:lang w:val="el-GR"/>
+              </w:rPr>
+            </w:r>
+          </w:p>
+        </w:tc>
+        <w:tc>
+          <w:tcPr>
+            <w:tcBorders/>
+            <w:tcW w:w="3120" w:type="dxa"/>
+            <w:vMerge w:val="restart"/>
+            <w:textDirection w:val="lrTb"/>
+            <w:noWrap w:val="false"/>
+          </w:tcPr>
+          <w:p>
+            <w:pPr>
+              <w:pBdr/>
+              <w:spacing/>
+              <w:ind/>
+              <w:jc w:val="both"/>
+              <w:rPr>
+                <w:lang w:val="el-GR"/>
+              </w:rPr>
+            </w:pPr>
+            <w:r>
+              <w:rPr>
+                <w:lang w:val="en-US"/>
+              </w:rPr>
+              <w:t xml:space="preserve">GOOD</w:t>
+            </w:r>
+            <w:r>
+              <w:rPr>
+                <w:lang w:val="el-GR"/>
+              </w:rPr>
+            </w:r>
+          </w:p>
+        </w:tc>
+      </w:tr>
+      <w:tr>
+        <w:trPr/>
+        <w:tc>
+          <w:tcPr>
+            <w:tcBorders/>
+            <w:tcW w:w="3120" w:type="dxa"/>
+            <w:vMerge w:val="continue"/>
+            <w:textDirection w:val="lrTb"/>
+            <w:noWrap w:val="false"/>
+          </w:tcPr>
+          <w:p>
+            <w:pPr>
+              <w:pBdr/>
+              <w:spacing/>
+              <w:ind/>
+              <w:rPr>
+                <w:lang w:val="en-US"/>
+              </w:rPr>
+            </w:pPr>
+            <w:r>
+              <w:rPr>
+                <w:lang w:val="en-US"/>
+              </w:rPr>
+            </w:r>
+            <w:r>
+              <w:rPr>
+                <w:lang w:val="en-US"/>
+              </w:rPr>
+            </w:r>
+          </w:p>
+        </w:tc>
+        <w:tc>
+          <w:tcPr>
+            <w:tcBorders/>
+            <w:tcW w:w="3120" w:type="dxa"/>
+            <w:vMerge w:val="restart"/>
+            <w:textDirection w:val="lrTb"/>
+            <w:noWrap w:val="false"/>
+          </w:tcPr>
+          <w:p>
+            <w:pPr>
+              <w:pBdr/>
+              <w:spacing/>
+              <w:ind/>
+              <w:jc w:val="both"/>
+              <w:rPr>
+                <w:lang w:val="el-GR"/>
+              </w:rPr>
+            </w:pPr>
+            <w:r>
+              <w:rPr>
+                <w:lang w:val="en-US"/>
+              </w:rPr>
+              <w:t xml:space="preserve">*</w:t>
+            </w:r>
+            <w:r>
+              <w:rPr>
+                <w:lang w:val="el-GR"/>
+              </w:rPr>
+            </w:r>
+          </w:p>
+        </w:tc>
+        <w:tc>
+          <w:tcPr>
+            <w:tcBorders/>
+            <w:tcW w:w="3120" w:type="dxa"/>
+            <w:vMerge w:val="restart"/>
+            <w:textDirection w:val="lrTb"/>
+            <w:noWrap w:val="false"/>
+          </w:tcPr>
+          <w:p>
+            <w:pPr>
+              <w:pBdr/>
+              <w:spacing/>
+              <w:ind/>
+              <w:jc w:val="both"/>
+              <w:rPr>
+                <w:lang w:val="el-GR"/>
+              </w:rPr>
+            </w:pPr>
+            <w:r>
+              <w:rPr>
+                <w:lang w:val="en-US"/>
               </w:rPr>
               <w:t xml:space="preserve">BIN</w:t>
-            </w:r>
-            <w:r>
-              <w:rPr>
-                <w:lang w:val="el-GR"/>
-              </w:rPr>
             </w:r>
             <w:r>
               <w:rPr>
@@ -7400,6 +8030,7 @@
               <w:pBdr/>
               <w:spacing/>
               <w:ind/>
+              <w:jc w:val="both"/>
               <w:rPr>
                 <w:lang w:val="el-GR"/>
               </w:rPr>
@@ -7439,6 +8070,7 @@
               <w:pBdr/>
               <w:spacing/>
               <w:ind/>
+              <w:jc w:val="both"/>
               <w:rPr>
                 <w:lang w:val="el-GR"/>
               </w:rPr>
@@ -7479,6 +8111,7 @@
               <w:pBdr/>
               <w:spacing/>
               <w:ind/>
+              <w:jc w:val="both"/>
               <w:rPr>
                 <w:lang w:val="el-GR"/>
               </w:rPr>
@@ -7536,6 +8169,11 @@
                 <w:lang w:val="el-GR"/>
               </w:rPr>
             </w:r>
+            <w:r>
+              <w:rPr>
+                <w:lang w:val="el-GR"/>
+              </w:rPr>
+            </w:r>
           </w:p>
         </w:tc>
         <w:tc>
@@ -7550,6 +8188,7 @@
               <w:pBdr/>
               <w:spacing/>
               <w:ind/>
+              <w:jc w:val="both"/>
               <w:rPr>
                 <w:lang w:val="el-GR"/>
               </w:rPr>
@@ -7590,6 +8229,7 @@
               <w:pBdr/>
               <w:spacing/>
               <w:ind/>
+              <w:jc w:val="both"/>
               <w:rPr>
                 <w:lang w:val="el-GR"/>
               </w:rPr>
@@ -7647,6 +8287,11 @@
                 <w:lang w:val="el-GR"/>
               </w:rPr>
             </w:r>
+            <w:r>
+              <w:rPr>
+                <w:lang w:val="el-GR"/>
+              </w:rPr>
+            </w:r>
           </w:p>
         </w:tc>
         <w:tc>
@@ -7661,6 +8306,7 @@
               <w:pBdr/>
               <w:spacing/>
               <w:ind/>
+              <w:jc w:val="both"/>
               <w:rPr>
                 <w:lang w:val="el-GR"/>
               </w:rPr>
@@ -7674,7 +8320,7 @@
               <w:rPr>
                 <w:lang w:val="el-GR"/>
               </w:rPr>
-              <w:t xml:space="preserve">\n, EOF</w:t>
+              <w:t xml:space="preserve">\n EOF</w:t>
             </w:r>
             <w:r>
               <w:rPr>
@@ -7701,6 +8347,7 @@
               <w:pBdr/>
               <w:spacing/>
               <w:ind/>
+              <w:jc w:val="both"/>
               <w:rPr>
                 <w:lang w:val="el-GR"/>
               </w:rPr>
@@ -7758,6 +8405,11 @@
                 <w:lang w:val="el-GR"/>
               </w:rPr>
             </w:r>
+            <w:r>
+              <w:rPr>
+                <w:lang w:val="el-GR"/>
+              </w:rPr>
+            </w:r>
           </w:p>
         </w:tc>
         <w:tc>
@@ -7772,6 +8424,7 @@
               <w:pBdr/>
               <w:spacing/>
               <w:ind/>
+              <w:jc w:val="both"/>
               <w:rPr>
                 <w:lang w:val="el-GR"/>
               </w:rPr>
@@ -7812,6 +8465,7 @@
               <w:pBdr/>
               <w:spacing/>
               <w:ind/>
+              <w:jc w:val="both"/>
               <w:rPr>
                 <w:lang w:val="el-GR"/>
               </w:rPr>
@@ -7855,6 +8509,7 @@
               <w:pBdr/>
               <w:spacing/>
               <w:ind/>
+              <w:jc w:val="both"/>
               <w:rPr>
                 <w:lang w:val="el-GR"/>
               </w:rPr>
@@ -7894,6 +8549,7 @@
               <w:pBdr/>
               <w:spacing/>
               <w:ind/>
+              <w:jc w:val="both"/>
               <w:rPr>
                 <w:lang w:val="el-GR"/>
               </w:rPr>
@@ -7934,6 +8590,7 @@
               <w:pBdr/>
               <w:spacing/>
               <w:ind/>
+              <w:jc w:val="both"/>
               <w:rPr>
                 <w:lang w:val="el-GR"/>
               </w:rPr>
@@ -7991,6 +8648,11 @@
                 <w:lang w:val="el-GR"/>
               </w:rPr>
             </w:r>
+            <w:r>
+              <w:rPr>
+                <w:lang w:val="el-GR"/>
+              </w:rPr>
+            </w:r>
           </w:p>
         </w:tc>
         <w:tc>
@@ -8005,6 +8667,7 @@
               <w:pBdr/>
               <w:spacing/>
               <w:ind/>
+              <w:jc w:val="both"/>
               <w:rPr>
                 <w:lang w:val="el-GR"/>
               </w:rPr>
@@ -8045,6 +8708,7 @@
               <w:pBdr/>
               <w:spacing/>
               <w:ind/>
+              <w:jc w:val="both"/>
               <w:rPr>
                 <w:lang w:val="el-GR"/>
               </w:rPr>
@@ -8102,6 +8766,11 @@
                 <w:lang w:val="el-GR"/>
               </w:rPr>
             </w:r>
+            <w:r>
+              <w:rPr>
+                <w:lang w:val="el-GR"/>
+              </w:rPr>
+            </w:r>
           </w:p>
         </w:tc>
         <w:tc>
@@ -8116,6 +8785,7 @@
               <w:pBdr/>
               <w:spacing/>
               <w:ind/>
+              <w:jc w:val="both"/>
               <w:rPr>
                 <w:lang w:val="el-GR"/>
               </w:rPr>
@@ -8156,6 +8826,7 @@
               <w:pBdr/>
               <w:spacing/>
               <w:ind/>
+              <w:jc w:val="both"/>
               <w:rPr>
                 <w:lang w:val="el-GR"/>
               </w:rPr>
@@ -8199,6 +8870,7 @@
               <w:pBdr/>
               <w:spacing/>
               <w:ind/>
+              <w:jc w:val="both"/>
               <w:rPr>
                 <w:lang w:val="el-GR"/>
               </w:rPr>
@@ -8238,6 +8910,7 @@
               <w:pBdr/>
               <w:spacing/>
               <w:ind/>
+              <w:jc w:val="both"/>
               <w:rPr>
                 <w:lang w:val="el-GR"/>
               </w:rPr>
@@ -8278,6 +8951,7 @@
               <w:pBdr/>
               <w:spacing/>
               <w:ind/>
+              <w:jc w:val="both"/>
               <w:rPr>
                 <w:lang w:val="el-GR"/>
               </w:rPr>
@@ -8335,6 +9009,11 @@
                 <w:lang w:val="el-GR"/>
               </w:rPr>
             </w:r>
+            <w:r>
+              <w:rPr>
+                <w:lang w:val="el-GR"/>
+              </w:rPr>
+            </w:r>
           </w:p>
         </w:tc>
         <w:tc>
@@ -8349,6 +9028,7 @@
               <w:pBdr/>
               <w:spacing/>
               <w:ind/>
+              <w:jc w:val="both"/>
               <w:rPr>
                 <w:lang w:val="el-GR"/>
               </w:rPr>
@@ -8389,6 +9069,7 @@
               <w:pBdr/>
               <w:spacing/>
               <w:ind/>
+              <w:jc w:val="both"/>
               <w:rPr>
                 <w:lang w:val="el-GR"/>
               </w:rPr>
@@ -8432,6 +9113,7 @@
               <w:pBdr/>
               <w:spacing/>
               <w:ind/>
+              <w:jc w:val="both"/>
               <w:rPr>
                 <w:lang w:val="el-GR"/>
               </w:rPr>
@@ -8471,6 +9153,7 @@
               <w:pBdr/>
               <w:spacing/>
               <w:ind/>
+              <w:jc w:val="both"/>
               <w:rPr>
                 <w:lang w:val="el-GR"/>
               </w:rPr>
@@ -8511,6 +9194,7 @@
               <w:pBdr/>
               <w:spacing/>
               <w:ind/>
+              <w:jc w:val="both"/>
               <w:rPr>
                 <w:lang w:val="el-GR"/>
               </w:rPr>
@@ -8568,6 +9252,11 @@
                 <w:lang w:val="el-GR"/>
               </w:rPr>
             </w:r>
+            <w:r>
+              <w:rPr>
+                <w:lang w:val="el-GR"/>
+              </w:rPr>
+            </w:r>
           </w:p>
         </w:tc>
         <w:tc>
@@ -8582,6 +9271,7 @@
               <w:pBdr/>
               <w:spacing/>
               <w:ind/>
+              <w:jc w:val="both"/>
               <w:rPr>
                 <w:lang w:val="el-GR"/>
               </w:rPr>
@@ -8622,6 +9312,7 @@
               <w:pBdr/>
               <w:spacing/>
               <w:ind/>
+              <w:jc w:val="both"/>
               <w:rPr>
                 <w:lang w:val="el-GR"/>
               </w:rPr>
@@ -8656,10 +9347,16 @@
         <w:pBdr/>
         <w:spacing/>
         <w:ind/>
+        <w:jc w:val="both"/>
         <w:rPr>
           <w:lang w:val="el-GR"/>
         </w:rPr>
       </w:pPr>
+      <w:r>
+        <w:rPr>
+          <w:lang w:val="el-GR"/>
+        </w:rPr>
+      </w:r>
       <w:r>
         <w:rPr>
           <w:lang w:val="el-GR"/>
@@ -8676,10 +9373,21 @@
         <w:pBdr/>
         <w:spacing/>
         <w:ind/>
+        <w:jc w:val="both"/>
         <w:rPr>
           <w:lang w:val="el-GR"/>
         </w:rPr>
       </w:pPr>
+      <w:r>
+        <w:rPr>
+          <w:lang w:val="el-GR"/>
+        </w:rPr>
+      </w:r>
+      <w:r>
+        <w:rPr>
+          <w:lang w:val="el-GR"/>
+        </w:rPr>
+      </w:r>
       <w:r>
         <w:rPr>
           <w:lang w:val="el-GR"/>
@@ -8708,7 +9416,6 @@
         <w:ind/>
         <w:rPr/>
       </w:pPr>
-      <w:r/>
       <w:r>
         <w:separator/>
       </w:r>
@@ -8723,7 +9430,6 @@
         <w:ind/>
         <w:rPr/>
       </w:pPr>
-      <w:r/>
       <w:r>
         <w:continuationSeparator/>
       </w:r>
@@ -8743,7 +9449,6 @@
         <w:ind/>
         <w:rPr/>
       </w:pPr>
-      <w:r/>
       <w:r>
         <w:separator/>
       </w:r>
@@ -8758,7 +9463,6 @@
         <w:ind/>
         <w:rPr/>
       </w:pPr>
-      <w:r/>
       <w:r>
         <w:continuationSeparator/>
       </w:r>
@@ -9378,9 +10082,9 @@
     <w:lsdException w:name="Bibliography" w:uiPriority="37"/>
     <w:lsdException w:name="TOC Heading" w:uiPriority="39" w:qFormat="1"/>
   </w:latentStyles>
-  <w:style w:type="table" w:styleId="11">
+  <w:style w:type="table" w:styleId="703">
     <w:name w:val="Table Grid"/>
-    <w:basedOn w:val="661"/>
+    <w:basedOn w:val="888"/>
     <w:uiPriority w:val="59"/>
     <w:pPr>
       <w:pBdr/>
@@ -9577,9 +10281,9 @@
       </w:tcPr>
     </w:tblStylePr>
   </w:style>
-  <w:style w:type="table" w:styleId="12">
+  <w:style w:type="table" w:styleId="704">
     <w:name w:val="Table Grid Light"/>
-    <w:basedOn w:val="661"/>
+    <w:basedOn w:val="888"/>
     <w:uiPriority w:val="59"/>
     <w:pPr>
       <w:pBdr/>
@@ -9776,9 +10480,9 @@
       </w:tcPr>
     </w:tblStylePr>
   </w:style>
-  <w:style w:type="table" w:styleId="13">
+  <w:style w:type="table" w:styleId="705">
     <w:name w:val="Plain Table 1"/>
-    <w:basedOn w:val="661"/>
+    <w:basedOn w:val="888"/>
     <w:uiPriority w:val="59"/>
     <w:pPr>
       <w:pBdr/>
@@ -10001,9 +10705,9 @@
       </w:tcPr>
     </w:tblStylePr>
   </w:style>
-  <w:style w:type="table" w:styleId="14">
+  <w:style w:type="table" w:styleId="706">
     <w:name w:val="Plain Table 2"/>
-    <w:basedOn w:val="661"/>
+    <w:basedOn w:val="888"/>
     <w:uiPriority w:val="59"/>
     <w:pPr>
       <w:pBdr/>
@@ -10234,9 +10938,9 @@
       </w:tcPr>
     </w:tblStylePr>
   </w:style>
-  <w:style w:type="table" w:styleId="15">
+  <w:style w:type="table" w:styleId="707">
     <w:name w:val="Plain Table 3"/>
-    <w:basedOn w:val="661"/>
+    <w:basedOn w:val="888"/>
     <w:uiPriority w:val="99"/>
     <w:pPr>
       <w:pBdr/>
@@ -10464,9 +11168,9 @@
       </w:tcPr>
     </w:tblStylePr>
   </w:style>
-  <w:style w:type="table" w:styleId="16">
+  <w:style w:type="table" w:styleId="708">
     <w:name w:val="Plain Table 4"/>
-    <w:basedOn w:val="661"/>
+    <w:basedOn w:val="888"/>
     <w:uiPriority w:val="99"/>
     <w:pPr>
       <w:pBdr/>
@@ -10680,9 +11384,9 @@
       </w:tcPr>
     </w:tblStylePr>
   </w:style>
-  <w:style w:type="table" w:styleId="17">
+  <w:style w:type="table" w:styleId="709">
     <w:name w:val="Plain Table 5"/>
-    <w:basedOn w:val="661"/>
+    <w:basedOn w:val="888"/>
     <w:uiPriority w:val="99"/>
     <w:pPr>
       <w:pBdr/>
@@ -10913,9 +11617,9 @@
       </w:tcPr>
     </w:tblStylePr>
   </w:style>
-  <w:style w:type="table" w:styleId="18">
+  <w:style w:type="table" w:styleId="710">
     <w:name w:val="Grid Table 1 Light"/>
-    <w:basedOn w:val="661"/>
+    <w:basedOn w:val="888"/>
     <w:uiPriority w:val="99"/>
     <w:pPr>
       <w:pBdr/>
@@ -11136,9 +11840,9 @@
       </w:tcPr>
     </w:tblStylePr>
   </w:style>
-  <w:style w:type="table" w:styleId="19">
+  <w:style w:type="table" w:styleId="711">
     <w:name w:val="Grid Table 1 Light - Accent 1"/>
-    <w:basedOn w:val="661"/>
+    <w:basedOn w:val="888"/>
     <w:uiPriority w:val="99"/>
     <w:pPr>
       <w:pBdr/>
@@ -11359,9 +12063,9 @@
       </w:tcPr>
     </w:tblStylePr>
   </w:style>
-  <w:style w:type="table" w:styleId="20">
+  <w:style w:type="table" w:styleId="712">
     <w:name w:val="Grid Table 1 Light - Accent 2"/>
-    <w:basedOn w:val="661"/>
+    <w:basedOn w:val="888"/>
     <w:uiPriority w:val="99"/>
     <w:pPr>
       <w:pBdr/>
@@ -11582,9 +12286,9 @@
       </w:tcPr>
     </w:tblStylePr>
   </w:style>
-  <w:style w:type="table" w:styleId="21">
+  <w:style w:type="table" w:styleId="713">
     <w:name w:val="Grid Table 1 Light - Accent 3"/>
-    <w:basedOn w:val="661"/>
+    <w:basedOn w:val="888"/>
     <w:uiPriority w:val="99"/>
     <w:pPr>
       <w:pBdr/>
@@ -11805,9 +12509,9 @@
       </w:tcPr>
     </w:tblStylePr>
   </w:style>
-  <w:style w:type="table" w:styleId="22">
+  <w:style w:type="table" w:styleId="714">
     <w:name w:val="Grid Table 1 Light - Accent 4"/>
-    <w:basedOn w:val="661"/>
+    <w:basedOn w:val="888"/>
     <w:uiPriority w:val="99"/>
     <w:pPr>
       <w:pBdr/>
@@ -12028,9 +12732,9 @@
       </w:tcPr>
     </w:tblStylePr>
   </w:style>
-  <w:style w:type="table" w:styleId="23">
+  <w:style w:type="table" w:styleId="715">
     <w:name w:val="Grid Table 1 Light - Accent 5"/>
-    <w:basedOn w:val="661"/>
+    <w:basedOn w:val="888"/>
     <w:uiPriority w:val="99"/>
     <w:pPr>
       <w:pBdr/>
@@ -12251,9 +12955,9 @@
       </w:tcPr>
     </w:tblStylePr>
   </w:style>
-  <w:style w:type="table" w:styleId="24">
+  <w:style w:type="table" w:styleId="716">
     <w:name w:val="Grid Table 1 Light - Accent 6"/>
-    <w:basedOn w:val="661"/>
+    <w:basedOn w:val="888"/>
     <w:uiPriority w:val="99"/>
     <w:pPr>
       <w:pBdr/>
@@ -12474,9 +13178,9 @@
       </w:tcPr>
     </w:tblStylePr>
   </w:style>
-  <w:style w:type="table" w:styleId="25">
+  <w:style w:type="table" w:styleId="717">
     <w:name w:val="Grid Table 2"/>
-    <w:basedOn w:val="661"/>
+    <w:basedOn w:val="888"/>
     <w:uiPriority w:val="99"/>
     <w:pPr>
       <w:pBdr/>
@@ -12706,9 +13410,9 @@
       </w:tcPr>
     </w:tblStylePr>
   </w:style>
-  <w:style w:type="table" w:styleId="26">
+  <w:style w:type="table" w:styleId="718">
     <w:name w:val="Grid Table 2 - Accent 1"/>
-    <w:basedOn w:val="661"/>
+    <w:basedOn w:val="888"/>
     <w:uiPriority w:val="99"/>
     <w:pPr>
       <w:pBdr/>
@@ -12938,9 +13642,9 @@
       </w:tcPr>
     </w:tblStylePr>
   </w:style>
-  <w:style w:type="table" w:styleId="27">
+  <w:style w:type="table" w:styleId="719">
     <w:name w:val="Grid Table 2 - Accent 2"/>
-    <w:basedOn w:val="661"/>
+    <w:basedOn w:val="888"/>
     <w:uiPriority w:val="99"/>
     <w:pPr>
       <w:pBdr/>
@@ -13170,9 +13874,9 @@
       </w:tcPr>
     </w:tblStylePr>
   </w:style>
-  <w:style w:type="table" w:styleId="28">
+  <w:style w:type="table" w:styleId="720">
     <w:name w:val="Grid Table 2 - Accent 3"/>
-    <w:basedOn w:val="661"/>
+    <w:basedOn w:val="888"/>
     <w:uiPriority w:val="99"/>
     <w:pPr>
       <w:pBdr/>
@@ -13402,9 +14106,9 @@
       </w:tcPr>
     </w:tblStylePr>
   </w:style>
-  <w:style w:type="table" w:styleId="29">
+  <w:style w:type="table" w:styleId="721">
     <w:name w:val="Grid Table 2 - Accent 4"/>
-    <w:basedOn w:val="661"/>
+    <w:basedOn w:val="888"/>
     <w:uiPriority w:val="99"/>
     <w:pPr>
       <w:pBdr/>
@@ -13634,9 +14338,9 @@
       </w:tcPr>
     </w:tblStylePr>
   </w:style>
-  <w:style w:type="table" w:styleId="30">
+  <w:style w:type="table" w:styleId="722">
     <w:name w:val="Grid Table 2 - Accent 5"/>
-    <w:basedOn w:val="661"/>
+    <w:basedOn w:val="888"/>
     <w:uiPriority w:val="99"/>
     <w:pPr>
       <w:pBdr/>
@@ -13866,9 +14570,9 @@
       </w:tcPr>
     </w:tblStylePr>
   </w:style>
-  <w:style w:type="table" w:styleId="31">
+  <w:style w:type="table" w:styleId="723">
     <w:name w:val="Grid Table 2 - Accent 6"/>
-    <w:basedOn w:val="661"/>
+    <w:basedOn w:val="888"/>
     <w:uiPriority w:val="99"/>
     <w:pPr>
       <w:pBdr/>
@@ -14098,9 +14802,9 @@
       </w:tcPr>
     </w:tblStylePr>
   </w:style>
-  <w:style w:type="table" w:styleId="32">
+  <w:style w:type="table" w:styleId="724">
     <w:name w:val="Grid Table 3"/>
-    <w:basedOn w:val="661"/>
+    <w:basedOn w:val="888"/>
     <w:uiPriority w:val="99"/>
     <w:pPr>
       <w:pBdr/>
@@ -14199,29 +14903,6 @@
         <w:tblBorders/>
       </w:tblPr>
       <w:tcPr>
-        <w:shd w:color="ffffff"/>
-        <w:tcBorders>
-          <w:top w:val="none" w:color="000000" w:sz="4" w:space="0"/>
-          <w:left w:val="none" w:color="000000" w:sz="4" w:space="0"/>
-          <w:bottom w:val="none" w:color="000000" w:sz="4" w:space="0"/>
-          <w:right w:val="none" w:color="000000" w:sz="4" w:space="0"/>
-        </w:tcBorders>
-      </w:tcPr>
-    </w:tblStylePr>
-    <w:tblStylePr w:type="firstRow">
-      <w:rPr>
-        <w:b/>
-        <w:color w:val="404040"/>
-      </w:rPr>
-      <w:pPr>
-        <w:pBdr/>
-        <w:spacing/>
-        <w:ind/>
-      </w:pPr>
-      <w:tblPr>
-        <w:tblBorders/>
-      </w:tblPr>
-      <w:tcPr>
         <w:shd w:val="clear" w:color="ffffff"/>
         <w:tcBorders>
           <w:top w:val="none" w:color="000000" w:sz="4" w:space="0"/>
@@ -14231,30 +14912,7 @@
         </w:tcBorders>
       </w:tcPr>
     </w:tblStylePr>
-    <w:tblStylePr w:type="lastCol">
-      <w:rPr>
-        <w:i/>
-        <w:color w:val="404040"/>
-      </w:rPr>
-      <w:pPr>
-        <w:pBdr/>
-        <w:spacing/>
-        <w:ind/>
-      </w:pPr>
-      <w:tblPr>
-        <w:tblBorders/>
-      </w:tblPr>
-      <w:tcPr>
-        <w:shd w:color="ffffff"/>
-        <w:tcBorders>
-          <w:top w:val="none" w:color="000000" w:sz="4" w:space="0"/>
-          <w:left w:val="none" w:color="000000" w:sz="4" w:space="0"/>
-          <w:bottom w:val="none" w:color="000000" w:sz="4" w:space="0"/>
-          <w:right w:val="none" w:color="000000" w:sz="4" w:space="0"/>
-        </w:tcBorders>
-      </w:tcPr>
-    </w:tblStylePr>
-    <w:tblStylePr w:type="lastRow">
+    <w:tblStylePr w:type="firstRow">
       <w:rPr>
         <w:b/>
         <w:color w:val="404040"/>
@@ -14277,6 +14935,52 @@
         </w:tcBorders>
       </w:tcPr>
     </w:tblStylePr>
+    <w:tblStylePr w:type="lastCol">
+      <w:rPr>
+        <w:i/>
+        <w:color w:val="404040"/>
+      </w:rPr>
+      <w:pPr>
+        <w:pBdr/>
+        <w:spacing/>
+        <w:ind/>
+      </w:pPr>
+      <w:tblPr>
+        <w:tblBorders/>
+      </w:tblPr>
+      <w:tcPr>
+        <w:shd w:val="clear" w:color="ffffff"/>
+        <w:tcBorders>
+          <w:top w:val="none" w:color="000000" w:sz="4" w:space="0"/>
+          <w:left w:val="none" w:color="000000" w:sz="4" w:space="0"/>
+          <w:bottom w:val="none" w:color="000000" w:sz="4" w:space="0"/>
+          <w:right w:val="none" w:color="000000" w:sz="4" w:space="0"/>
+        </w:tcBorders>
+      </w:tcPr>
+    </w:tblStylePr>
+    <w:tblStylePr w:type="lastRow">
+      <w:rPr>
+        <w:b/>
+        <w:color w:val="404040"/>
+      </w:rPr>
+      <w:pPr>
+        <w:pBdr/>
+        <w:spacing/>
+        <w:ind/>
+      </w:pPr>
+      <w:tblPr>
+        <w:tblBorders/>
+      </w:tblPr>
+      <w:tcPr>
+        <w:shd w:val="clear" w:color="ffffff"/>
+        <w:tcBorders>
+          <w:top w:val="none" w:color="000000" w:sz="4" w:space="0"/>
+          <w:left w:val="none" w:color="000000" w:sz="4" w:space="0"/>
+          <w:bottom w:val="none" w:color="000000" w:sz="4" w:space="0"/>
+          <w:right w:val="none" w:color="000000" w:sz="4" w:space="0"/>
+        </w:tcBorders>
+      </w:tcPr>
+    </w:tblStylePr>
     <w:tblStylePr w:type="nwCell">
       <w:pPr>
         <w:pBdr/>
@@ -14343,9 +15047,9 @@
       </w:tcPr>
     </w:tblStylePr>
   </w:style>
-  <w:style w:type="table" w:styleId="33">
+  <w:style w:type="table" w:styleId="725">
     <w:name w:val="Grid Table 3 - Accent 1"/>
-    <w:basedOn w:val="661"/>
+    <w:basedOn w:val="888"/>
     <w:uiPriority w:val="99"/>
     <w:pPr>
       <w:pBdr/>
@@ -14444,29 +15148,6 @@
         <w:tblBorders/>
       </w:tblPr>
       <w:tcPr>
-        <w:shd w:color="ffffff"/>
-        <w:tcBorders>
-          <w:top w:val="none" w:color="000000" w:sz="4" w:space="0"/>
-          <w:left w:val="none" w:color="000000" w:sz="4" w:space="0"/>
-          <w:bottom w:val="none" w:color="000000" w:sz="4" w:space="0"/>
-          <w:right w:val="none" w:color="000000" w:sz="4" w:space="0"/>
-        </w:tcBorders>
-      </w:tcPr>
-    </w:tblStylePr>
-    <w:tblStylePr w:type="firstRow">
-      <w:rPr>
-        <w:b/>
-        <w:color w:val="404040"/>
-      </w:rPr>
-      <w:pPr>
-        <w:pBdr/>
-        <w:spacing/>
-        <w:ind/>
-      </w:pPr>
-      <w:tblPr>
-        <w:tblBorders/>
-      </w:tblPr>
-      <w:tcPr>
         <w:shd w:val="clear" w:color="ffffff"/>
         <w:tcBorders>
           <w:top w:val="none" w:color="000000" w:sz="4" w:space="0"/>
@@ -14476,30 +15157,7 @@
         </w:tcBorders>
       </w:tcPr>
     </w:tblStylePr>
-    <w:tblStylePr w:type="lastCol">
-      <w:rPr>
-        <w:i/>
-        <w:color w:val="404040"/>
-      </w:rPr>
-      <w:pPr>
-        <w:pBdr/>
-        <w:spacing/>
-        <w:ind/>
-      </w:pPr>
-      <w:tblPr>
-        <w:tblBorders/>
-      </w:tblPr>
-      <w:tcPr>
-        <w:shd w:color="ffffff"/>
-        <w:tcBorders>
-          <w:top w:val="none" w:color="000000" w:sz="4" w:space="0"/>
-          <w:left w:val="none" w:color="000000" w:sz="4" w:space="0"/>
-          <w:bottom w:val="none" w:color="000000" w:sz="4" w:space="0"/>
-          <w:right w:val="none" w:color="000000" w:sz="4" w:space="0"/>
-        </w:tcBorders>
-      </w:tcPr>
-    </w:tblStylePr>
-    <w:tblStylePr w:type="lastRow">
+    <w:tblStylePr w:type="firstRow">
       <w:rPr>
         <w:b/>
         <w:color w:val="404040"/>
@@ -14522,6 +15180,52 @@
         </w:tcBorders>
       </w:tcPr>
     </w:tblStylePr>
+    <w:tblStylePr w:type="lastCol">
+      <w:rPr>
+        <w:i/>
+        <w:color w:val="404040"/>
+      </w:rPr>
+      <w:pPr>
+        <w:pBdr/>
+        <w:spacing/>
+        <w:ind/>
+      </w:pPr>
+      <w:tblPr>
+        <w:tblBorders/>
+      </w:tblPr>
+      <w:tcPr>
+        <w:shd w:val="clear" w:color="ffffff"/>
+        <w:tcBorders>
+          <w:top w:val="none" w:color="000000" w:sz="4" w:space="0"/>
+          <w:left w:val="none" w:color="000000" w:sz="4" w:space="0"/>
+          <w:bottom w:val="none" w:color="000000" w:sz="4" w:space="0"/>
+          <w:right w:val="none" w:color="000000" w:sz="4" w:space="0"/>
+        </w:tcBorders>
+      </w:tcPr>
+    </w:tblStylePr>
+    <w:tblStylePr w:type="lastRow">
+      <w:rPr>
+        <w:b/>
+        <w:color w:val="404040"/>
+      </w:rPr>
+      <w:pPr>
+        <w:pBdr/>
+        <w:spacing/>
+        <w:ind/>
+      </w:pPr>
+      <w:tblPr>
+        <w:tblBorders/>
+      </w:tblPr>
+      <w:tcPr>
+        <w:shd w:val="clear" w:color="ffffff"/>
+        <w:tcBorders>
+          <w:top w:val="none" w:color="000000" w:sz="4" w:space="0"/>
+          <w:left w:val="none" w:color="000000" w:sz="4" w:space="0"/>
+          <w:bottom w:val="none" w:color="000000" w:sz="4" w:space="0"/>
+          <w:right w:val="none" w:color="000000" w:sz="4" w:space="0"/>
+        </w:tcBorders>
+      </w:tcPr>
+    </w:tblStylePr>
     <w:tblStylePr w:type="nwCell">
       <w:pPr>
         <w:pBdr/>
@@ -14588,9 +15292,9 @@
       </w:tcPr>
     </w:tblStylePr>
   </w:style>
-  <w:style w:type="table" w:styleId="34">
+  <w:style w:type="table" w:styleId="726">
     <w:name w:val="Grid Table 3 - Accent 2"/>
-    <w:basedOn w:val="661"/>
+    <w:basedOn w:val="888"/>
     <w:uiPriority w:val="99"/>
     <w:pPr>
       <w:pBdr/>
@@ -14689,29 +15393,6 @@
         <w:tblBorders/>
       </w:tblPr>
       <w:tcPr>
-        <w:shd w:color="ffffff"/>
-        <w:tcBorders>
-          <w:top w:val="none" w:color="000000" w:sz="4" w:space="0"/>
-          <w:left w:val="none" w:color="000000" w:sz="4" w:space="0"/>
-          <w:bottom w:val="none" w:color="000000" w:sz="4" w:space="0"/>
-          <w:right w:val="none" w:color="000000" w:sz="4" w:space="0"/>
-        </w:tcBorders>
-      </w:tcPr>
-    </w:tblStylePr>
-    <w:tblStylePr w:type="firstRow">
-      <w:rPr>
-        <w:b/>
-        <w:color w:val="404040"/>
-      </w:rPr>
-      <w:pPr>
-        <w:pBdr/>
-        <w:spacing/>
-        <w:ind/>
-      </w:pPr>
-      <w:tblPr>
-        <w:tblBorders/>
-      </w:tblPr>
-      <w:tcPr>
         <w:shd w:val="clear" w:color="ffffff"/>
         <w:tcBorders>
           <w:top w:val="none" w:color="000000" w:sz="4" w:space="0"/>
@@ -14721,30 +15402,7 @@
         </w:tcBorders>
       </w:tcPr>
     </w:tblStylePr>
-    <w:tblStylePr w:type="lastCol">
-      <w:rPr>
-        <w:i/>
-        <w:color w:val="404040"/>
-      </w:rPr>
-      <w:pPr>
-        <w:pBdr/>
-        <w:spacing/>
-        <w:ind/>
-      </w:pPr>
-      <w:tblPr>
-        <w:tblBorders/>
-      </w:tblPr>
-      <w:tcPr>
-        <w:shd w:color="ffffff"/>
-        <w:tcBorders>
-          <w:top w:val="none" w:color="000000" w:sz="4" w:space="0"/>
-          <w:left w:val="none" w:color="000000" w:sz="4" w:space="0"/>
-          <w:bottom w:val="none" w:color="000000" w:sz="4" w:space="0"/>
-          <w:right w:val="none" w:color="000000" w:sz="4" w:space="0"/>
-        </w:tcBorders>
-      </w:tcPr>
-    </w:tblStylePr>
-    <w:tblStylePr w:type="lastRow">
+    <w:tblStylePr w:type="firstRow">
       <w:rPr>
         <w:b/>
         <w:color w:val="404040"/>
@@ -14767,6 +15425,52 @@
         </w:tcBorders>
       </w:tcPr>
     </w:tblStylePr>
+    <w:tblStylePr w:type="lastCol">
+      <w:rPr>
+        <w:i/>
+        <w:color w:val="404040"/>
+      </w:rPr>
+      <w:pPr>
+        <w:pBdr/>
+        <w:spacing/>
+        <w:ind/>
+      </w:pPr>
+      <w:tblPr>
+        <w:tblBorders/>
+      </w:tblPr>
+      <w:tcPr>
+        <w:shd w:val="clear" w:color="ffffff"/>
+        <w:tcBorders>
+          <w:top w:val="none" w:color="000000" w:sz="4" w:space="0"/>
+          <w:left w:val="none" w:color="000000" w:sz="4" w:space="0"/>
+          <w:bottom w:val="none" w:color="000000" w:sz="4" w:space="0"/>
+          <w:right w:val="none" w:color="000000" w:sz="4" w:space="0"/>
+        </w:tcBorders>
+      </w:tcPr>
+    </w:tblStylePr>
+    <w:tblStylePr w:type="lastRow">
+      <w:rPr>
+        <w:b/>
+        <w:color w:val="404040"/>
+      </w:rPr>
+      <w:pPr>
+        <w:pBdr/>
+        <w:spacing/>
+        <w:ind/>
+      </w:pPr>
+      <w:tblPr>
+        <w:tblBorders/>
+      </w:tblPr>
+      <w:tcPr>
+        <w:shd w:val="clear" w:color="ffffff"/>
+        <w:tcBorders>
+          <w:top w:val="none" w:color="000000" w:sz="4" w:space="0"/>
+          <w:left w:val="none" w:color="000000" w:sz="4" w:space="0"/>
+          <w:bottom w:val="none" w:color="000000" w:sz="4" w:space="0"/>
+          <w:right w:val="none" w:color="000000" w:sz="4" w:space="0"/>
+        </w:tcBorders>
+      </w:tcPr>
+    </w:tblStylePr>
     <w:tblStylePr w:type="nwCell">
       <w:pPr>
         <w:pBdr/>
@@ -14833,9 +15537,9 @@
       </w:tcPr>
     </w:tblStylePr>
   </w:style>
-  <w:style w:type="table" w:styleId="35">
+  <w:style w:type="table" w:styleId="727">
     <w:name w:val="Grid Table 3 - Accent 3"/>
-    <w:basedOn w:val="661"/>
+    <w:basedOn w:val="888"/>
     <w:uiPriority w:val="99"/>
     <w:pPr>
       <w:pBdr/>
@@ -14934,29 +15638,6 @@
         <w:tblBorders/>
       </w:tblPr>
       <w:tcPr>
-        <w:shd w:color="ffffff"/>
-        <w:tcBorders>
-          <w:top w:val="none" w:color="000000" w:sz="4" w:space="0"/>
-          <w:left w:val="none" w:color="000000" w:sz="4" w:space="0"/>
-          <w:bottom w:val="none" w:color="000000" w:sz="4" w:space="0"/>
-          <w:right w:val="none" w:color="000000" w:sz="4" w:space="0"/>
-        </w:tcBorders>
-      </w:tcPr>
-    </w:tblStylePr>
-    <w:tblStylePr w:type="firstRow">
-      <w:rPr>
-        <w:b/>
-        <w:color w:val="404040"/>
-      </w:rPr>
-      <w:pPr>
-        <w:pBdr/>
-        <w:spacing/>
-        <w:ind/>
-      </w:pPr>
-      <w:tblPr>
-        <w:tblBorders/>
-      </w:tblPr>
-      <w:tcPr>
         <w:shd w:val="clear" w:color="ffffff"/>
         <w:tcBorders>
           <w:top w:val="none" w:color="000000" w:sz="4" w:space="0"/>
@@ -14966,30 +15647,7 @@
         </w:tcBorders>
       </w:tcPr>
     </w:tblStylePr>
-    <w:tblStylePr w:type="lastCol">
-      <w:rPr>
-        <w:i/>
-        <w:color w:val="404040"/>
-      </w:rPr>
-      <w:pPr>
-        <w:pBdr/>
-        <w:spacing/>
-        <w:ind/>
-      </w:pPr>
-      <w:tblPr>
-        <w:tblBorders/>
-      </w:tblPr>
-      <w:tcPr>
-        <w:shd w:color="ffffff"/>
-        <w:tcBorders>
-          <w:top w:val="none" w:color="000000" w:sz="4" w:space="0"/>
-          <w:left w:val="none" w:color="000000" w:sz="4" w:space="0"/>
-          <w:bottom w:val="none" w:color="000000" w:sz="4" w:space="0"/>
-          <w:right w:val="none" w:color="000000" w:sz="4" w:space="0"/>
-        </w:tcBorders>
-      </w:tcPr>
-    </w:tblStylePr>
-    <w:tblStylePr w:type="lastRow">
+    <w:tblStylePr w:type="firstRow">
       <w:rPr>
         <w:b/>
         <w:color w:val="404040"/>
@@ -15012,6 +15670,52 @@
         </w:tcBorders>
       </w:tcPr>
     </w:tblStylePr>
+    <w:tblStylePr w:type="lastCol">
+      <w:rPr>
+        <w:i/>
+        <w:color w:val="404040"/>
+      </w:rPr>
+      <w:pPr>
+        <w:pBdr/>
+        <w:spacing/>
+        <w:ind/>
+      </w:pPr>
+      <w:tblPr>
+        <w:tblBorders/>
+      </w:tblPr>
+      <w:tcPr>
+        <w:shd w:val="clear" w:color="ffffff"/>
+        <w:tcBorders>
+          <w:top w:val="none" w:color="000000" w:sz="4" w:space="0"/>
+          <w:left w:val="none" w:color="000000" w:sz="4" w:space="0"/>
+          <w:bottom w:val="none" w:color="000000" w:sz="4" w:space="0"/>
+          <w:right w:val="none" w:color="000000" w:sz="4" w:space="0"/>
+        </w:tcBorders>
+      </w:tcPr>
+    </w:tblStylePr>
+    <w:tblStylePr w:type="lastRow">
+      <w:rPr>
+        <w:b/>
+        <w:color w:val="404040"/>
+      </w:rPr>
+      <w:pPr>
+        <w:pBdr/>
+        <w:spacing/>
+        <w:ind/>
+      </w:pPr>
+      <w:tblPr>
+        <w:tblBorders/>
+      </w:tblPr>
+      <w:tcPr>
+        <w:shd w:val="clear" w:color="ffffff"/>
+        <w:tcBorders>
+          <w:top w:val="none" w:color="000000" w:sz="4" w:space="0"/>
+          <w:left w:val="none" w:color="000000" w:sz="4" w:space="0"/>
+          <w:bottom w:val="none" w:color="000000" w:sz="4" w:space="0"/>
+          <w:right w:val="none" w:color="000000" w:sz="4" w:space="0"/>
+        </w:tcBorders>
+      </w:tcPr>
+    </w:tblStylePr>
     <w:tblStylePr w:type="nwCell">
       <w:pPr>
         <w:pBdr/>
@@ -15078,9 +15782,9 @@
       </w:tcPr>
     </w:tblStylePr>
   </w:style>
-  <w:style w:type="table" w:styleId="36">
+  <w:style w:type="table" w:styleId="728">
     <w:name w:val="Grid Table 3 - Accent 4"/>
-    <w:basedOn w:val="661"/>
+    <w:basedOn w:val="888"/>
     <w:uiPriority w:val="99"/>
     <w:pPr>
       <w:pBdr/>
@@ -15179,29 +15883,6 @@
         <w:tblBorders/>
       </w:tblPr>
       <w:tcPr>
-        <w:shd w:color="ffffff"/>
-        <w:tcBorders>
-          <w:top w:val="none" w:color="000000" w:sz="4" w:space="0"/>
-          <w:left w:val="none" w:color="000000" w:sz="4" w:space="0"/>
-          <w:bottom w:val="none" w:color="000000" w:sz="4" w:space="0"/>
-          <w:right w:val="none" w:color="000000" w:sz="4" w:space="0"/>
-        </w:tcBorders>
-      </w:tcPr>
-    </w:tblStylePr>
-    <w:tblStylePr w:type="firstRow">
-      <w:rPr>
-        <w:b/>
-        <w:color w:val="404040"/>
-      </w:rPr>
-      <w:pPr>
-        <w:pBdr/>
-        <w:spacing/>
-        <w:ind/>
-      </w:pPr>
-      <w:tblPr>
-        <w:tblBorders/>
-      </w:tblPr>
-      <w:tcPr>
         <w:shd w:val="clear" w:color="ffffff"/>
         <w:tcBorders>
           <w:top w:val="none" w:color="000000" w:sz="4" w:space="0"/>
@@ -15211,30 +15892,7 @@
         </w:tcBorders>
       </w:tcPr>
     </w:tblStylePr>
-    <w:tblStylePr w:type="lastCol">
-      <w:rPr>
-        <w:i/>
-        <w:color w:val="404040"/>
-      </w:rPr>
-      <w:pPr>
-        <w:pBdr/>
-        <w:spacing/>
-        <w:ind/>
-      </w:pPr>
-      <w:tblPr>
-        <w:tblBorders/>
-      </w:tblPr>
-      <w:tcPr>
-        <w:shd w:color="ffffff"/>
-        <w:tcBorders>
-          <w:top w:val="none" w:color="000000" w:sz="4" w:space="0"/>
-          <w:left w:val="none" w:color="000000" w:sz="4" w:space="0"/>
-          <w:bottom w:val="none" w:color="000000" w:sz="4" w:space="0"/>
-          <w:right w:val="none" w:color="000000" w:sz="4" w:space="0"/>
-        </w:tcBorders>
-      </w:tcPr>
-    </w:tblStylePr>
-    <w:tblStylePr w:type="lastRow">
+    <w:tblStylePr w:type="firstRow">
       <w:rPr>
         <w:b/>
         <w:color w:val="404040"/>
@@ -15257,6 +15915,52 @@
         </w:tcBorders>
       </w:tcPr>
     </w:tblStylePr>
+    <w:tblStylePr w:type="lastCol">
+      <w:rPr>
+        <w:i/>
+        <w:color w:val="404040"/>
+      </w:rPr>
+      <w:pPr>
+        <w:pBdr/>
+        <w:spacing/>
+        <w:ind/>
+      </w:pPr>
+      <w:tblPr>
+        <w:tblBorders/>
+      </w:tblPr>
+      <w:tcPr>
+        <w:shd w:val="clear" w:color="ffffff"/>
+        <w:tcBorders>
+          <w:top w:val="none" w:color="000000" w:sz="4" w:space="0"/>
+          <w:left w:val="none" w:color="000000" w:sz="4" w:space="0"/>
+          <w:bottom w:val="none" w:color="000000" w:sz="4" w:space="0"/>
+          <w:right w:val="none" w:color="000000" w:sz="4" w:space="0"/>
+        </w:tcBorders>
+      </w:tcPr>
+    </w:tblStylePr>
+    <w:tblStylePr w:type="lastRow">
+      <w:rPr>
+        <w:b/>
+        <w:color w:val="404040"/>
+      </w:rPr>
+      <w:pPr>
+        <w:pBdr/>
+        <w:spacing/>
+        <w:ind/>
+      </w:pPr>
+      <w:tblPr>
+        <w:tblBorders/>
+      </w:tblPr>
+      <w:tcPr>
+        <w:shd w:val="clear" w:color="ffffff"/>
+        <w:tcBorders>
+          <w:top w:val="none" w:color="000000" w:sz="4" w:space="0"/>
+          <w:left w:val="none" w:color="000000" w:sz="4" w:space="0"/>
+          <w:bottom w:val="none" w:color="000000" w:sz="4" w:space="0"/>
+          <w:right w:val="none" w:color="000000" w:sz="4" w:space="0"/>
+        </w:tcBorders>
+      </w:tcPr>
+    </w:tblStylePr>
     <w:tblStylePr w:type="nwCell">
       <w:pPr>
         <w:pBdr/>
@@ -15323,9 +16027,9 @@
       </w:tcPr>
     </w:tblStylePr>
   </w:style>
-  <w:style w:type="table" w:styleId="37">
+  <w:style w:type="table" w:styleId="729">
     <w:name w:val="Grid Table 3 - Accent 5"/>
-    <w:basedOn w:val="661"/>
+    <w:basedOn w:val="888"/>
     <w:uiPriority w:val="99"/>
     <w:pPr>
       <w:pBdr/>
@@ -15424,29 +16128,6 @@
         <w:tblBorders/>
       </w:tblPr>
       <w:tcPr>
-        <w:shd w:color="ffffff"/>
-        <w:tcBorders>
-          <w:top w:val="none" w:color="000000" w:sz="4" w:space="0"/>
-          <w:left w:val="none" w:color="000000" w:sz="4" w:space="0"/>
-          <w:bottom w:val="none" w:color="000000" w:sz="4" w:space="0"/>
-          <w:right w:val="none" w:color="000000" w:sz="4" w:space="0"/>
-        </w:tcBorders>
-      </w:tcPr>
-    </w:tblStylePr>
-    <w:tblStylePr w:type="firstRow">
-      <w:rPr>
-        <w:b/>
-        <w:color w:val="404040"/>
-      </w:rPr>
-      <w:pPr>
-        <w:pBdr/>
-        <w:spacing/>
-        <w:ind/>
-      </w:pPr>
-      <w:tblPr>
-        <w:tblBorders/>
-      </w:tblPr>
-      <w:tcPr>
         <w:shd w:val="clear" w:color="ffffff"/>
         <w:tcBorders>
           <w:top w:val="none" w:color="000000" w:sz="4" w:space="0"/>
@@ -15456,30 +16137,7 @@
         </w:tcBorders>
       </w:tcPr>
     </w:tblStylePr>
-    <w:tblStylePr w:type="lastCol">
-      <w:rPr>
-        <w:i/>
-        <w:color w:val="404040"/>
-      </w:rPr>
-      <w:pPr>
-        <w:pBdr/>
-        <w:spacing/>
-        <w:ind/>
-      </w:pPr>
-      <w:tblPr>
-        <w:tblBorders/>
-      </w:tblPr>
-      <w:tcPr>
-        <w:shd w:color="ffffff"/>
-        <w:tcBorders>
-          <w:top w:val="none" w:color="000000" w:sz="4" w:space="0"/>
-          <w:left w:val="none" w:color="000000" w:sz="4" w:space="0"/>
-          <w:bottom w:val="none" w:color="000000" w:sz="4" w:space="0"/>
-          <w:right w:val="none" w:color="000000" w:sz="4" w:space="0"/>
-        </w:tcBorders>
-      </w:tcPr>
-    </w:tblStylePr>
-    <w:tblStylePr w:type="lastRow">
+    <w:tblStylePr w:type="firstRow">
       <w:rPr>
         <w:b/>
         <w:color w:val="404040"/>
@@ -15502,6 +16160,52 @@
         </w:tcBorders>
       </w:tcPr>
     </w:tblStylePr>
+    <w:tblStylePr w:type="lastCol">
+      <w:rPr>
+        <w:i/>
+        <w:color w:val="404040"/>
+      </w:rPr>
+      <w:pPr>
+        <w:pBdr/>
+        <w:spacing/>
+        <w:ind/>
+      </w:pPr>
+      <w:tblPr>
+        <w:tblBorders/>
+      </w:tblPr>
+      <w:tcPr>
+        <w:shd w:val="clear" w:color="ffffff"/>
+        <w:tcBorders>
+          <w:top w:val="none" w:color="000000" w:sz="4" w:space="0"/>
+          <w:left w:val="none" w:color="000000" w:sz="4" w:space="0"/>
+          <w:bottom w:val="none" w:color="000000" w:sz="4" w:space="0"/>
+          <w:right w:val="none" w:color="000000" w:sz="4" w:space="0"/>
+        </w:tcBorders>
+      </w:tcPr>
+    </w:tblStylePr>
+    <w:tblStylePr w:type="lastRow">
+      <w:rPr>
+        <w:b/>
+        <w:color w:val="404040"/>
+      </w:rPr>
+      <w:pPr>
+        <w:pBdr/>
+        <w:spacing/>
+        <w:ind/>
+      </w:pPr>
+      <w:tblPr>
+        <w:tblBorders/>
+      </w:tblPr>
+      <w:tcPr>
+        <w:shd w:val="clear" w:color="ffffff"/>
+        <w:tcBorders>
+          <w:top w:val="none" w:color="000000" w:sz="4" w:space="0"/>
+          <w:left w:val="none" w:color="000000" w:sz="4" w:space="0"/>
+          <w:bottom w:val="none" w:color="000000" w:sz="4" w:space="0"/>
+          <w:right w:val="none" w:color="000000" w:sz="4" w:space="0"/>
+        </w:tcBorders>
+      </w:tcPr>
+    </w:tblStylePr>
     <w:tblStylePr w:type="nwCell">
       <w:pPr>
         <w:pBdr/>
@@ -15568,9 +16272,9 @@
       </w:tcPr>
     </w:tblStylePr>
   </w:style>
-  <w:style w:type="table" w:styleId="38">
+  <w:style w:type="table" w:styleId="730">
     <w:name w:val="Grid Table 3 - Accent 6"/>
-    <w:basedOn w:val="661"/>
+    <w:basedOn w:val="888"/>
     <w:uiPriority w:val="99"/>
     <w:pPr>
       <w:pBdr/>
@@ -15669,29 +16373,6 @@
         <w:tblBorders/>
       </w:tblPr>
       <w:tcPr>
-        <w:shd w:color="ffffff"/>
-        <w:tcBorders>
-          <w:top w:val="none" w:color="000000" w:sz="4" w:space="0"/>
-          <w:left w:val="none" w:color="000000" w:sz="4" w:space="0"/>
-          <w:bottom w:val="none" w:color="000000" w:sz="4" w:space="0"/>
-          <w:right w:val="none" w:color="000000" w:sz="4" w:space="0"/>
-        </w:tcBorders>
-      </w:tcPr>
-    </w:tblStylePr>
-    <w:tblStylePr w:type="firstRow">
-      <w:rPr>
-        <w:b/>
-        <w:color w:val="404040"/>
-      </w:rPr>
-      <w:pPr>
-        <w:pBdr/>
-        <w:spacing/>
-        <w:ind/>
-      </w:pPr>
-      <w:tblPr>
-        <w:tblBorders/>
-      </w:tblPr>
-      <w:tcPr>
         <w:shd w:val="clear" w:color="ffffff"/>
         <w:tcBorders>
           <w:top w:val="none" w:color="000000" w:sz="4" w:space="0"/>
@@ -15701,30 +16382,7 @@
         </w:tcBorders>
       </w:tcPr>
     </w:tblStylePr>
-    <w:tblStylePr w:type="lastCol">
-      <w:rPr>
-        <w:i/>
-        <w:color w:val="404040"/>
-      </w:rPr>
-      <w:pPr>
-        <w:pBdr/>
-        <w:spacing/>
-        <w:ind/>
-      </w:pPr>
-      <w:tblPr>
-        <w:tblBorders/>
-      </w:tblPr>
-      <w:tcPr>
-        <w:shd w:color="ffffff"/>
-        <w:tcBorders>
-          <w:top w:val="none" w:color="000000" w:sz="4" w:space="0"/>
-          <w:left w:val="none" w:color="000000" w:sz="4" w:space="0"/>
-          <w:bottom w:val="none" w:color="000000" w:sz="4" w:space="0"/>
-          <w:right w:val="none" w:color="000000" w:sz="4" w:space="0"/>
-        </w:tcBorders>
-      </w:tcPr>
-    </w:tblStylePr>
-    <w:tblStylePr w:type="lastRow">
+    <w:tblStylePr w:type="firstRow">
       <w:rPr>
         <w:b/>
         <w:color w:val="404040"/>
@@ -15747,6 +16405,52 @@
         </w:tcBorders>
       </w:tcPr>
     </w:tblStylePr>
+    <w:tblStylePr w:type="lastCol">
+      <w:rPr>
+        <w:i/>
+        <w:color w:val="404040"/>
+      </w:rPr>
+      <w:pPr>
+        <w:pBdr/>
+        <w:spacing/>
+        <w:ind/>
+      </w:pPr>
+      <w:tblPr>
+        <w:tblBorders/>
+      </w:tblPr>
+      <w:tcPr>
+        <w:shd w:val="clear" w:color="ffffff"/>
+        <w:tcBorders>
+          <w:top w:val="none" w:color="000000" w:sz="4" w:space="0"/>
+          <w:left w:val="none" w:color="000000" w:sz="4" w:space="0"/>
+          <w:bottom w:val="none" w:color="000000" w:sz="4" w:space="0"/>
+          <w:right w:val="none" w:color="000000" w:sz="4" w:space="0"/>
+        </w:tcBorders>
+      </w:tcPr>
+    </w:tblStylePr>
+    <w:tblStylePr w:type="lastRow">
+      <w:rPr>
+        <w:b/>
+        <w:color w:val="404040"/>
+      </w:rPr>
+      <w:pPr>
+        <w:pBdr/>
+        <w:spacing/>
+        <w:ind/>
+      </w:pPr>
+      <w:tblPr>
+        <w:tblBorders/>
+      </w:tblPr>
+      <w:tcPr>
+        <w:shd w:val="clear" w:color="ffffff"/>
+        <w:tcBorders>
+          <w:top w:val="none" w:color="000000" w:sz="4" w:space="0"/>
+          <w:left w:val="none" w:color="000000" w:sz="4" w:space="0"/>
+          <w:bottom w:val="none" w:color="000000" w:sz="4" w:space="0"/>
+          <w:right w:val="none" w:color="000000" w:sz="4" w:space="0"/>
+        </w:tcBorders>
+      </w:tcPr>
+    </w:tblStylePr>
     <w:tblStylePr w:type="nwCell">
       <w:pPr>
         <w:pBdr/>
@@ -15813,9 +16517,9 @@
       </w:tcPr>
     </w:tblStylePr>
   </w:style>
-  <w:style w:type="table" w:styleId="39">
+  <w:style w:type="table" w:styleId="731">
     <w:name w:val="Grid Table 4"/>
-    <w:basedOn w:val="661"/>
+    <w:basedOn w:val="888"/>
     <w:uiPriority w:val="59"/>
     <w:pPr>
       <w:pBdr/>
@@ -16046,9 +16750,9 @@
       </w:tcPr>
     </w:tblStylePr>
   </w:style>
-  <w:style w:type="table" w:styleId="40">
+  <w:style w:type="table" w:styleId="732">
     <w:name w:val="Grid Table 4 - Accent 1"/>
-    <w:basedOn w:val="661"/>
+    <w:basedOn w:val="888"/>
     <w:uiPriority w:val="59"/>
     <w:pPr>
       <w:pBdr/>
@@ -16279,9 +16983,9 @@
       </w:tcPr>
     </w:tblStylePr>
   </w:style>
-  <w:style w:type="table" w:styleId="41">
+  <w:style w:type="table" w:styleId="733">
     <w:name w:val="Grid Table 4 - Accent 2"/>
-    <w:basedOn w:val="661"/>
+    <w:basedOn w:val="888"/>
     <w:uiPriority w:val="59"/>
     <w:pPr>
       <w:pBdr/>
@@ -16512,9 +17216,9 @@
       </w:tcPr>
     </w:tblStylePr>
   </w:style>
-  <w:style w:type="table" w:styleId="42">
+  <w:style w:type="table" w:styleId="734">
     <w:name w:val="Grid Table 4 - Accent 3"/>
-    <w:basedOn w:val="661"/>
+    <w:basedOn w:val="888"/>
     <w:uiPriority w:val="59"/>
     <w:pPr>
       <w:pBdr/>
@@ -16745,9 +17449,9 @@
       </w:tcPr>
     </w:tblStylePr>
   </w:style>
-  <w:style w:type="table" w:styleId="43">
+  <w:style w:type="table" w:styleId="735">
     <w:name w:val="Grid Table 4 - Accent 4"/>
-    <w:basedOn w:val="661"/>
+    <w:basedOn w:val="888"/>
     <w:uiPriority w:val="59"/>
     <w:pPr>
       <w:pBdr/>
@@ -16978,9 +17682,9 @@
       </w:tcPr>
     </w:tblStylePr>
   </w:style>
-  <w:style w:type="table" w:styleId="44">
+  <w:style w:type="table" w:styleId="736">
     <w:name w:val="Grid Table 4 - Accent 5"/>
-    <w:basedOn w:val="661"/>
+    <w:basedOn w:val="888"/>
     <w:uiPriority w:val="59"/>
     <w:pPr>
       <w:pBdr/>
@@ -17211,9 +17915,9 @@
       </w:tcPr>
     </w:tblStylePr>
   </w:style>
-  <w:style w:type="table" w:styleId="45">
+  <w:style w:type="table" w:styleId="737">
     <w:name w:val="Grid Table 4 - Accent 6"/>
-    <w:basedOn w:val="661"/>
+    <w:basedOn w:val="888"/>
     <w:uiPriority w:val="59"/>
     <w:pPr>
       <w:pBdr/>
@@ -17444,9 +18148,9 @@
       </w:tcPr>
     </w:tblStylePr>
   </w:style>
-  <w:style w:type="table" w:styleId="46">
+  <w:style w:type="table" w:styleId="738">
     <w:name w:val="Grid Table 5 Dark"/>
-    <w:basedOn w:val="661"/>
+    <w:basedOn w:val="888"/>
     <w:uiPriority w:val="99"/>
     <w:pPr>
       <w:pBdr/>
@@ -17672,9 +18376,9 @@
       </w:tcPr>
     </w:tblStylePr>
   </w:style>
-  <w:style w:type="table" w:styleId="47">
+  <w:style w:type="table" w:styleId="739">
     <w:name w:val="Grid Table 5 Dark- Accent 1"/>
-    <w:basedOn w:val="661"/>
+    <w:basedOn w:val="888"/>
     <w:uiPriority w:val="99"/>
     <w:pPr>
       <w:pBdr/>
@@ -17900,9 +18604,9 @@
       </w:tcPr>
     </w:tblStylePr>
   </w:style>
-  <w:style w:type="table" w:styleId="48">
+  <w:style w:type="table" w:styleId="740">
     <w:name w:val="Grid Table 5 Dark - Accent 2"/>
-    <w:basedOn w:val="661"/>
+    <w:basedOn w:val="888"/>
     <w:uiPriority w:val="99"/>
     <w:pPr>
       <w:pBdr/>
@@ -18128,9 +18832,9 @@
       </w:tcPr>
     </w:tblStylePr>
   </w:style>
-  <w:style w:type="table" w:styleId="49">
+  <w:style w:type="table" w:styleId="741">
     <w:name w:val="Grid Table 5 Dark - Accent 3"/>
-    <w:basedOn w:val="661"/>
+    <w:basedOn w:val="888"/>
     <w:uiPriority w:val="99"/>
     <w:pPr>
       <w:pBdr/>
@@ -18356,9 +19060,9 @@
       </w:tcPr>
     </w:tblStylePr>
   </w:style>
-  <w:style w:type="table" w:styleId="50">
+  <w:style w:type="table" w:styleId="742">
     <w:name w:val="Grid Table 5 Dark- Accent 4"/>
-    <w:basedOn w:val="661"/>
+    <w:basedOn w:val="888"/>
     <w:uiPriority w:val="99"/>
     <w:pPr>
       <w:pBdr/>
@@ -18584,9 +19288,9 @@
       </w:tcPr>
     </w:tblStylePr>
   </w:style>
-  <w:style w:type="table" w:styleId="51">
+  <w:style w:type="table" w:styleId="743">
     <w:name w:val="Grid Table 5 Dark - Accent 5"/>
-    <w:basedOn w:val="661"/>
+    <w:basedOn w:val="888"/>
     <w:uiPriority w:val="99"/>
     <w:pPr>
       <w:pBdr/>
@@ -18812,9 +19516,9 @@
       </w:tcPr>
     </w:tblStylePr>
   </w:style>
-  <w:style w:type="table" w:styleId="52">
+  <w:style w:type="table" w:styleId="744">
     <w:name w:val="Grid Table 5 Dark - Accent 6"/>
-    <w:basedOn w:val="661"/>
+    <w:basedOn w:val="888"/>
     <w:uiPriority w:val="99"/>
     <w:pPr>
       <w:pBdr/>
@@ -19040,9 +19744,9 @@
       </w:tcPr>
     </w:tblStylePr>
   </w:style>
-  <w:style w:type="table" w:styleId="53">
+  <w:style w:type="table" w:styleId="745">
     <w:name w:val="Grid Table 6 Colorful"/>
-    <w:basedOn w:val="661"/>
+    <w:basedOn w:val="888"/>
     <w:uiPriority w:val="99"/>
     <w:pPr>
       <w:pBdr/>
@@ -19270,9 +19974,9 @@
       </w:tcPr>
     </w:tblStylePr>
   </w:style>
-  <w:style w:type="table" w:styleId="54">
+  <w:style w:type="table" w:styleId="746">
     <w:name w:val="Grid Table 6 Colorful - Accent 1"/>
-    <w:basedOn w:val="661"/>
+    <w:basedOn w:val="888"/>
     <w:uiPriority w:val="99"/>
     <w:pPr>
       <w:pBdr/>
@@ -19500,9 +20204,9 @@
       </w:tcPr>
     </w:tblStylePr>
   </w:style>
-  <w:style w:type="table" w:styleId="55">
+  <w:style w:type="table" w:styleId="747">
     <w:name w:val="Grid Table 6 Colorful - Accent 2"/>
-    <w:basedOn w:val="661"/>
+    <w:basedOn w:val="888"/>
     <w:uiPriority w:val="99"/>
     <w:pPr>
       <w:pBdr/>
@@ -19730,9 +20434,9 @@
       </w:tcPr>
     </w:tblStylePr>
   </w:style>
-  <w:style w:type="table" w:styleId="56">
+  <w:style w:type="table" w:styleId="748">
     <w:name w:val="Grid Table 6 Colorful - Accent 3"/>
-    <w:basedOn w:val="661"/>
+    <w:basedOn w:val="888"/>
     <w:uiPriority w:val="99"/>
     <w:pPr>
       <w:pBdr/>
@@ -19960,9 +20664,9 @@
       </w:tcPr>
     </w:tblStylePr>
   </w:style>
-  <w:style w:type="table" w:styleId="57">
+  <w:style w:type="table" w:styleId="749">
     <w:name w:val="Grid Table 6 Colorful - Accent 4"/>
-    <w:basedOn w:val="661"/>
+    <w:basedOn w:val="888"/>
     <w:uiPriority w:val="99"/>
     <w:pPr>
       <w:pBdr/>
@@ -20190,9 +20894,9 @@
       </w:tcPr>
     </w:tblStylePr>
   </w:style>
-  <w:style w:type="table" w:styleId="58">
+  <w:style w:type="table" w:styleId="750">
     <w:name w:val="Grid Table 6 Colorful - Accent 5"/>
-    <w:basedOn w:val="661"/>
+    <w:basedOn w:val="888"/>
     <w:uiPriority w:val="99"/>
     <w:pPr>
       <w:pBdr/>
@@ -20420,9 +21124,9 @@
       </w:tcPr>
     </w:tblStylePr>
   </w:style>
-  <w:style w:type="table" w:styleId="59">
+  <w:style w:type="table" w:styleId="751">
     <w:name w:val="Grid Table 6 Colorful - Accent 6"/>
-    <w:basedOn w:val="661"/>
+    <w:basedOn w:val="888"/>
     <w:uiPriority w:val="99"/>
     <w:pPr>
       <w:pBdr/>
@@ -20650,9 +21354,9 @@
       </w:tcPr>
     </w:tblStylePr>
   </w:style>
-  <w:style w:type="table" w:styleId="60">
+  <w:style w:type="table" w:styleId="752">
     <w:name w:val="Grid Table 7 Colorful"/>
-    <w:basedOn w:val="661"/>
+    <w:basedOn w:val="888"/>
     <w:uiPriority w:val="99"/>
     <w:pPr>
       <w:pBdr/>
@@ -20754,11 +21458,11 @@
         <w:tblBorders/>
       </w:tblPr>
       <w:tcPr>
-        <w:shd w:color="ffffff"/>
+        <w:shd w:val="clear" w:color="ffffff"/>
         <w:tcBorders>
-          <w:top w:val="none"/>
-          <w:left w:val="none"/>
-          <w:bottom w:val="none"/>
+          <w:top w:val="none" w:color="000000" w:sz="4" w:space="0"/>
+          <w:left w:val="none" w:color="000000" w:sz="4" w:space="0"/>
+          <w:bottom w:val="none" w:color="000000" w:sz="4" w:space="0"/>
           <w:right w:val="single" w:color="000000" w:themeColor="text1" w:themeTint="80" w:sz="4" w:space="0"/>
         </w:tcBorders>
       </w:tcPr>
@@ -20781,10 +21485,10 @@
       <w:tcPr>
         <w:shd w:val="clear" w:color="ffffff" w:themeColor="light1" w:fill="ffffff" w:themeFill="light1"/>
         <w:tcBorders>
-          <w:top w:val="none"/>
-          <w:left w:val="none"/>
+          <w:top w:val="none" w:color="000000" w:sz="4" w:space="0"/>
+          <w:left w:val="none" w:color="000000" w:sz="4" w:space="0"/>
           <w:bottom w:val="single" w:color="000000" w:themeColor="text1" w:themeTint="80" w:sz="4" w:space="0"/>
-          <w:right w:val="none"/>
+          <w:right w:val="none" w:color="000000" w:sz="4" w:space="0"/>
         </w:tcBorders>
       </w:tcPr>
     </w:tblStylePr>
@@ -20804,12 +21508,12 @@
         <w:tblBorders/>
       </w:tblPr>
       <w:tcPr>
-        <w:shd w:color="ffffff"/>
+        <w:shd w:val="clear" w:color="ffffff"/>
         <w:tcBorders>
-          <w:top w:val="none"/>
+          <w:top w:val="none" w:color="000000" w:sz="4" w:space="0"/>
           <w:left w:val="single" w:color="000000" w:themeColor="text1" w:themeTint="80" w:sz="4" w:space="0"/>
-          <w:bottom w:val="none"/>
-          <w:right w:val="none"/>
+          <w:bottom w:val="none" w:color="000000" w:sz="4" w:space="0"/>
+          <w:right w:val="none" w:color="000000" w:sz="4" w:space="0"/>
         </w:tcBorders>
       </w:tcPr>
     </w:tblStylePr>
@@ -20832,9 +21536,9 @@
         <w:shd w:val="clear" w:color="ffffff" w:themeColor="light1" w:fill="ffffff" w:themeFill="light1"/>
         <w:tcBorders>
           <w:top w:val="single" w:color="000000" w:themeColor="text1" w:themeTint="80" w:sz="4" w:space="0"/>
-          <w:left w:val="none"/>
-          <w:bottom w:val="none"/>
-          <w:right w:val="none"/>
+          <w:left w:val="none" w:color="000000" w:sz="4" w:space="0"/>
+          <w:bottom w:val="none" w:color="000000" w:sz="4" w:space="0"/>
+          <w:right w:val="none" w:color="000000" w:sz="4" w:space="0"/>
         </w:tcBorders>
       </w:tcPr>
     </w:tblStylePr>
@@ -20904,9 +21608,9 @@
       </w:tcPr>
     </w:tblStylePr>
   </w:style>
-  <w:style w:type="table" w:styleId="61">
+  <w:style w:type="table" w:styleId="753">
     <w:name w:val="Grid Table 7 Colorful - Accent 1"/>
-    <w:basedOn w:val="661"/>
+    <w:basedOn w:val="888"/>
     <w:uiPriority w:val="99"/>
     <w:pPr>
       <w:pBdr/>
@@ -21008,11 +21712,11 @@
         <w:tblBorders/>
       </w:tblPr>
       <w:tcPr>
-        <w:shd w:color="ffffff"/>
+        <w:shd w:val="clear" w:color="ffffff"/>
         <w:tcBorders>
-          <w:top w:val="none"/>
-          <w:left w:val="none"/>
-          <w:bottom w:val="none"/>
+          <w:top w:val="none" w:color="000000" w:sz="4" w:space="0"/>
+          <w:left w:val="none" w:color="000000" w:sz="4" w:space="0"/>
+          <w:bottom w:val="none" w:color="000000" w:sz="4" w:space="0"/>
           <w:right w:val="single" w:color="000000" w:themeColor="accent1" w:themeTint="80" w:sz="4" w:space="0"/>
         </w:tcBorders>
       </w:tcPr>
@@ -21035,10 +21739,10 @@
       <w:tcPr>
         <w:shd w:val="clear" w:color="ffffff" w:themeColor="light1" w:fill="ffffff" w:themeFill="light1"/>
         <w:tcBorders>
-          <w:top w:val="none"/>
-          <w:left w:val="none"/>
+          <w:top w:val="none" w:color="000000" w:sz="4" w:space="0"/>
+          <w:left w:val="none" w:color="000000" w:sz="4" w:space="0"/>
           <w:bottom w:val="single" w:color="000000" w:themeColor="accent1" w:themeTint="80" w:sz="4" w:space="0"/>
-          <w:right w:val="none"/>
+          <w:right w:val="none" w:color="000000" w:sz="4" w:space="0"/>
         </w:tcBorders>
       </w:tcPr>
     </w:tblStylePr>
@@ -21058,12 +21762,12 @@
         <w:tblBorders/>
       </w:tblPr>
       <w:tcPr>
-        <w:shd w:color="ffffff"/>
+        <w:shd w:val="clear" w:color="ffffff"/>
         <w:tcBorders>
-          <w:top w:val="none"/>
+          <w:top w:val="none" w:color="000000" w:sz="4" w:space="0"/>
           <w:left w:val="single" w:color="000000" w:themeColor="accent1" w:themeTint="80" w:sz="4" w:space="0"/>
-          <w:bottom w:val="none"/>
-          <w:right w:val="none"/>
+          <w:bottom w:val="none" w:color="000000" w:sz="4" w:space="0"/>
+          <w:right w:val="none" w:color="000000" w:sz="4" w:space="0"/>
         </w:tcBorders>
       </w:tcPr>
     </w:tblStylePr>
@@ -21086,9 +21790,9 @@
         <w:shd w:val="clear" w:color="ffffff" w:themeColor="light1" w:fill="ffffff" w:themeFill="light1"/>
         <w:tcBorders>
           <w:top w:val="single" w:color="000000" w:themeColor="accent1" w:themeTint="80" w:sz="4" w:space="0"/>
-          <w:left w:val="none"/>
-          <w:bottom w:val="none"/>
-          <w:right w:val="none"/>
+          <w:left w:val="none" w:color="000000" w:sz="4" w:space="0"/>
+          <w:bottom w:val="none" w:color="000000" w:sz="4" w:space="0"/>
+          <w:right w:val="none" w:color="000000" w:sz="4" w:space="0"/>
         </w:tcBorders>
       </w:tcPr>
     </w:tblStylePr>
@@ -21158,9 +21862,9 @@
       </w:tcPr>
     </w:tblStylePr>
   </w:style>
-  <w:style w:type="table" w:styleId="62">
+  <w:style w:type="table" w:styleId="754">
     <w:name w:val="Grid Table 7 Colorful - Accent 2"/>
-    <w:basedOn w:val="661"/>
+    <w:basedOn w:val="888"/>
     <w:uiPriority w:val="99"/>
     <w:pPr>
       <w:pBdr/>
@@ -21262,11 +21966,11 @@
         <w:tblBorders/>
       </w:tblPr>
       <w:tcPr>
-        <w:shd w:color="ffffff"/>
+        <w:shd w:val="clear" w:color="ffffff"/>
         <w:tcBorders>
-          <w:top w:val="none"/>
-          <w:left w:val="none"/>
-          <w:bottom w:val="none"/>
+          <w:top w:val="none" w:color="000000" w:sz="4" w:space="0"/>
+          <w:left w:val="none" w:color="000000" w:sz="4" w:space="0"/>
+          <w:bottom w:val="none" w:color="000000" w:sz="4" w:space="0"/>
           <w:right w:val="single" w:color="000000" w:themeColor="accent2" w:themeTint="97" w:sz="4" w:space="0"/>
         </w:tcBorders>
       </w:tcPr>
@@ -21289,10 +21993,10 @@
       <w:tcPr>
         <w:shd w:val="clear" w:color="ffffff" w:themeColor="light1" w:fill="ffffff" w:themeFill="light1"/>
         <w:tcBorders>
-          <w:top w:val="none"/>
-          <w:left w:val="none"/>
+          <w:top w:val="none" w:color="000000" w:sz="4" w:space="0"/>
+          <w:left w:val="none" w:color="000000" w:sz="4" w:space="0"/>
           <w:bottom w:val="single" w:color="000000" w:themeColor="accent2" w:themeTint="97" w:sz="4" w:space="0"/>
-          <w:right w:val="none"/>
+          <w:right w:val="none" w:color="000000" w:sz="4" w:space="0"/>
         </w:tcBorders>
       </w:tcPr>
     </w:tblStylePr>
@@ -21312,12 +22016,12 @@
         <w:tblBorders/>
       </w:tblPr>
       <w:tcPr>
-        <w:shd w:color="ffffff"/>
+        <w:shd w:val="clear" w:color="ffffff"/>
         <w:tcBorders>
-          <w:top w:val="none"/>
+          <w:top w:val="none" w:color="000000" w:sz="4" w:space="0"/>
           <w:left w:val="single" w:color="000000" w:themeColor="accent2" w:themeTint="97" w:sz="4" w:space="0"/>
-          <w:bottom w:val="none"/>
-          <w:right w:val="none"/>
+          <w:bottom w:val="none" w:color="000000" w:sz="4" w:space="0"/>
+          <w:right w:val="none" w:color="000000" w:sz="4" w:space="0"/>
         </w:tcBorders>
       </w:tcPr>
     </w:tblStylePr>
@@ -21340,9 +22044,9 @@
         <w:shd w:val="clear" w:color="ffffff" w:themeColor="light1" w:fill="ffffff" w:themeFill="light1"/>
         <w:tcBorders>
           <w:top w:val="single" w:color="000000" w:themeColor="accent2" w:themeTint="97" w:sz="4" w:space="0"/>
-          <w:left w:val="none"/>
-          <w:bottom w:val="none"/>
-          <w:right w:val="none"/>
+          <w:left w:val="none" w:color="000000" w:sz="4" w:space="0"/>
+          <w:bottom w:val="none" w:color="000000" w:sz="4" w:space="0"/>
+          <w:right w:val="none" w:color="000000" w:sz="4" w:space="0"/>
         </w:tcBorders>
       </w:tcPr>
     </w:tblStylePr>
@@ -21412,9 +22116,9 @@
       </w:tcPr>
     </w:tblStylePr>
   </w:style>
-  <w:style w:type="table" w:styleId="63">
+  <w:style w:type="table" w:styleId="755">
     <w:name w:val="Grid Table 7 Colorful - Accent 3"/>
-    <w:basedOn w:val="661"/>
+    <w:basedOn w:val="888"/>
     <w:uiPriority w:val="99"/>
     <w:pPr>
       <w:pBdr/>
@@ -21516,11 +22220,11 @@
         <w:tblBorders/>
       </w:tblPr>
       <w:tcPr>
-        <w:shd w:color="ffffff"/>
+        <w:shd w:val="clear" w:color="ffffff"/>
         <w:tcBorders>
-          <w:top w:val="none"/>
-          <w:left w:val="none"/>
-          <w:bottom w:val="none"/>
+          <w:top w:val="none" w:color="000000" w:sz="4" w:space="0"/>
+          <w:left w:val="none" w:color="000000" w:sz="4" w:space="0"/>
+          <w:bottom w:val="none" w:color="000000" w:sz="4" w:space="0"/>
           <w:right w:val="single" w:color="000000" w:themeColor="accent3" w:themeTint="FE" w:sz="4" w:space="0"/>
         </w:tcBorders>
       </w:tcPr>
@@ -21543,10 +22247,10 @@
       <w:tcPr>
         <w:shd w:val="clear" w:color="ffffff" w:themeColor="light1" w:fill="ffffff" w:themeFill="light1"/>
         <w:tcBorders>
-          <w:top w:val="none"/>
-          <w:left w:val="none"/>
+          <w:top w:val="none" w:color="000000" w:sz="4" w:space="0"/>
+          <w:left w:val="none" w:color="000000" w:sz="4" w:space="0"/>
           <w:bottom w:val="single" w:color="000000" w:themeColor="accent3" w:themeTint="FE" w:sz="4" w:space="0"/>
-          <w:right w:val="none"/>
+          <w:right w:val="none" w:color="000000" w:sz="4" w:space="0"/>
         </w:tcBorders>
       </w:tcPr>
     </w:tblStylePr>
@@ -21566,12 +22270,12 @@
         <w:tblBorders/>
       </w:tblPr>
       <w:tcPr>
-        <w:shd w:color="ffffff"/>
+        <w:shd w:val="clear" w:color="ffffff"/>
         <w:tcBorders>
-          <w:top w:val="none"/>
+          <w:top w:val="none" w:color="000000" w:sz="4" w:space="0"/>
           <w:left w:val="single" w:color="000000" w:themeColor="accent3" w:themeTint="FE" w:sz="4" w:space="0"/>
-          <w:bottom w:val="none"/>
-          <w:right w:val="none"/>
+          <w:bottom w:val="none" w:color="000000" w:sz="4" w:space="0"/>
+          <w:right w:val="none" w:color="000000" w:sz="4" w:space="0"/>
         </w:tcBorders>
       </w:tcPr>
     </w:tblStylePr>
@@ -21594,9 +22298,9 @@
         <w:shd w:val="clear" w:color="ffffff" w:themeColor="light1" w:fill="ffffff" w:themeFill="light1"/>
         <w:tcBorders>
           <w:top w:val="single" w:color="000000" w:themeColor="accent3" w:themeTint="FE" w:sz="4" w:space="0"/>
-          <w:left w:val="none"/>
-          <w:bottom w:val="none"/>
-          <w:right w:val="none"/>
+          <w:left w:val="none" w:color="000000" w:sz="4" w:space="0"/>
+          <w:bottom w:val="none" w:color="000000" w:sz="4" w:space="0"/>
+          <w:right w:val="none" w:color="000000" w:sz="4" w:space="0"/>
         </w:tcBorders>
       </w:tcPr>
     </w:tblStylePr>
@@ -21666,9 +22370,9 @@
       </w:tcPr>
     </w:tblStylePr>
   </w:style>
-  <w:style w:type="table" w:styleId="64">
+  <w:style w:type="table" w:styleId="756">
     <w:name w:val="Grid Table 7 Colorful - Accent 4"/>
-    <w:basedOn w:val="661"/>
+    <w:basedOn w:val="888"/>
     <w:uiPriority w:val="99"/>
     <w:pPr>
       <w:pBdr/>
@@ -21770,11 +22474,11 @@
         <w:tblBorders/>
       </w:tblPr>
       <w:tcPr>
-        <w:shd w:color="ffffff"/>
+        <w:shd w:val="clear" w:color="ffffff"/>
         <w:tcBorders>
-          <w:top w:val="none"/>
-          <w:left w:val="none"/>
-          <w:bottom w:val="none"/>
+          <w:top w:val="none" w:color="000000" w:sz="4" w:space="0"/>
+          <w:left w:val="none" w:color="000000" w:sz="4" w:space="0"/>
+          <w:bottom w:val="none" w:color="000000" w:sz="4" w:space="0"/>
           <w:right w:val="single" w:color="000000" w:themeColor="accent4" w:themeTint="9A" w:sz="4" w:space="0"/>
         </w:tcBorders>
       </w:tcPr>
@@ -21797,10 +22501,10 @@
       <w:tcPr>
         <w:shd w:val="clear" w:color="ffffff" w:themeColor="light1" w:fill="ffffff" w:themeFill="light1"/>
         <w:tcBorders>
-          <w:top w:val="none"/>
-          <w:left w:val="none"/>
+          <w:top w:val="none" w:color="000000" w:sz="4" w:space="0"/>
+          <w:left w:val="none" w:color="000000" w:sz="4" w:space="0"/>
           <w:bottom w:val="single" w:color="000000" w:themeColor="accent4" w:themeTint="9A" w:sz="4" w:space="0"/>
-          <w:right w:val="none"/>
+          <w:right w:val="none" w:color="000000" w:sz="4" w:space="0"/>
         </w:tcBorders>
       </w:tcPr>
     </w:tblStylePr>
@@ -21820,12 +22524,12 @@
         <w:tblBorders/>
       </w:tblPr>
       <w:tcPr>
-        <w:shd w:color="ffffff"/>
+        <w:shd w:val="clear" w:color="ffffff"/>
         <w:tcBorders>
-          <w:top w:val="none"/>
+          <w:top w:val="none" w:color="000000" w:sz="4" w:space="0"/>
           <w:left w:val="single" w:color="000000" w:themeColor="accent4" w:themeTint="9A" w:sz="4" w:space="0"/>
-          <w:bottom w:val="none"/>
-          <w:right w:val="none"/>
+          <w:bottom w:val="none" w:color="000000" w:sz="4" w:space="0"/>
+          <w:right w:val="none" w:color="000000" w:sz="4" w:space="0"/>
         </w:tcBorders>
       </w:tcPr>
     </w:tblStylePr>
@@ -21848,9 +22552,9 @@
         <w:shd w:val="clear" w:color="ffffff" w:themeColor="light1" w:fill="ffffff" w:themeFill="light1"/>
         <w:tcBorders>
           <w:top w:val="single" w:color="000000" w:themeColor="accent4" w:themeTint="9A" w:sz="4" w:space="0"/>
-          <w:left w:val="none"/>
-          <w:bottom w:val="none"/>
-          <w:right w:val="none"/>
+          <w:left w:val="none" w:color="000000" w:sz="4" w:space="0"/>
+          <w:bottom w:val="none" w:color="000000" w:sz="4" w:space="0"/>
+          <w:right w:val="none" w:color="000000" w:sz="4" w:space="0"/>
         </w:tcBorders>
       </w:tcPr>
     </w:tblStylePr>
@@ -21920,9 +22624,9 @@
       </w:tcPr>
     </w:tblStylePr>
   </w:style>
-  <w:style w:type="table" w:styleId="65">
+  <w:style w:type="table" w:styleId="757">
     <w:name w:val="Grid Table 7 Colorful - Accent 5"/>
-    <w:basedOn w:val="661"/>
+    <w:basedOn w:val="888"/>
     <w:uiPriority w:val="99"/>
     <w:pPr>
       <w:pBdr/>
@@ -22024,11 +22728,11 @@
         <w:tblBorders/>
       </w:tblPr>
       <w:tcPr>
-        <w:shd w:color="ffffff"/>
+        <w:shd w:val="clear" w:color="ffffff"/>
         <w:tcBorders>
-          <w:top w:val="none"/>
-          <w:left w:val="none"/>
-          <w:bottom w:val="none"/>
+          <w:top w:val="none" w:color="000000" w:sz="4" w:space="0"/>
+          <w:left w:val="none" w:color="000000" w:sz="4" w:space="0"/>
+          <w:bottom w:val="none" w:color="000000" w:sz="4" w:space="0"/>
           <w:right w:val="single" w:color="000000" w:themeColor="accent5" w:themeTint="90" w:sz="4" w:space="0"/>
         </w:tcBorders>
       </w:tcPr>
@@ -22051,10 +22755,10 @@
       <w:tcPr>
         <w:shd w:val="clear" w:color="ffffff" w:themeColor="light1" w:fill="ffffff" w:themeFill="light1"/>
         <w:tcBorders>
-          <w:top w:val="none"/>
-          <w:left w:val="none"/>
+          <w:top w:val="none" w:color="000000" w:sz="4" w:space="0"/>
+          <w:left w:val="none" w:color="000000" w:sz="4" w:space="0"/>
           <w:bottom w:val="single" w:color="000000" w:themeColor="accent5" w:themeTint="90" w:sz="4" w:space="0"/>
-          <w:right w:val="none"/>
+          <w:right w:val="none" w:color="000000" w:sz="4" w:space="0"/>
         </w:tcBorders>
       </w:tcPr>
     </w:tblStylePr>
@@ -22074,12 +22778,12 @@
         <w:tblBorders/>
       </w:tblPr>
       <w:tcPr>
-        <w:shd w:color="ffffff"/>
+        <w:shd w:val="clear" w:color="ffffff"/>
         <w:tcBorders>
-          <w:top w:val="none"/>
+          <w:top w:val="none" w:color="000000" w:sz="4" w:space="0"/>
           <w:left w:val="single" w:color="000000" w:themeColor="accent5" w:themeTint="90" w:sz="4" w:space="0"/>
-          <w:bottom w:val="none"/>
-          <w:right w:val="none"/>
+          <w:bottom w:val="none" w:color="000000" w:sz="4" w:space="0"/>
+          <w:right w:val="none" w:color="000000" w:sz="4" w:space="0"/>
         </w:tcBorders>
       </w:tcPr>
     </w:tblStylePr>
@@ -22102,9 +22806,9 @@
         <w:shd w:val="clear" w:color="ffffff" w:themeColor="light1" w:fill="ffffff" w:themeFill="light1"/>
         <w:tcBorders>
           <w:top w:val="single" w:color="000000" w:themeColor="accent5" w:themeTint="90" w:sz="4" w:space="0"/>
-          <w:left w:val="none"/>
-          <w:bottom w:val="none"/>
-          <w:right w:val="none"/>
+          <w:left w:val="none" w:color="000000" w:sz="4" w:space="0"/>
+          <w:bottom w:val="none" w:color="000000" w:sz="4" w:space="0"/>
+          <w:right w:val="none" w:color="000000" w:sz="4" w:space="0"/>
         </w:tcBorders>
       </w:tcPr>
     </w:tblStylePr>
@@ -22174,9 +22878,9 @@
       </w:tcPr>
     </w:tblStylePr>
   </w:style>
-  <w:style w:type="table" w:styleId="66">
+  <w:style w:type="table" w:styleId="758">
     <w:name w:val="Grid Table 7 Colorful - Accent 6"/>
-    <w:basedOn w:val="661"/>
+    <w:basedOn w:val="888"/>
     <w:uiPriority w:val="99"/>
     <w:pPr>
       <w:pBdr/>
@@ -22278,11 +22982,11 @@
         <w:tblBorders/>
       </w:tblPr>
       <w:tcPr>
-        <w:shd w:color="ffffff"/>
+        <w:shd w:val="clear" w:color="ffffff"/>
         <w:tcBorders>
-          <w:top w:val="none"/>
-          <w:left w:val="none"/>
-          <w:bottom w:val="none"/>
+          <w:top w:val="none" w:color="000000" w:sz="4" w:space="0"/>
+          <w:left w:val="none" w:color="000000" w:sz="4" w:space="0"/>
+          <w:bottom w:val="none" w:color="000000" w:sz="4" w:space="0"/>
           <w:right w:val="single" w:color="000000" w:themeColor="accent6" w:themeTint="90" w:sz="4" w:space="0"/>
         </w:tcBorders>
       </w:tcPr>
@@ -22305,10 +23009,10 @@
       <w:tcPr>
         <w:shd w:val="clear" w:color="ffffff" w:themeColor="light1" w:fill="ffffff" w:themeFill="light1"/>
         <w:tcBorders>
-          <w:top w:val="none"/>
-          <w:left w:val="none"/>
+          <w:top w:val="none" w:color="000000" w:sz="4" w:space="0"/>
+          <w:left w:val="none" w:color="000000" w:sz="4" w:space="0"/>
           <w:bottom w:val="single" w:color="000000" w:themeColor="accent6" w:themeTint="90" w:sz="4" w:space="0"/>
-          <w:right w:val="none"/>
+          <w:right w:val="none" w:color="000000" w:sz="4" w:space="0"/>
         </w:tcBorders>
       </w:tcPr>
     </w:tblStylePr>
@@ -22328,12 +23032,12 @@
         <w:tblBorders/>
       </w:tblPr>
       <w:tcPr>
-        <w:shd w:color="ffffff"/>
+        <w:shd w:val="clear" w:color="ffffff"/>
         <w:tcBorders>
-          <w:top w:val="none"/>
+          <w:top w:val="none" w:color="000000" w:sz="4" w:space="0"/>
           <w:left w:val="single" w:color="000000" w:themeColor="accent6" w:themeTint="90" w:sz="4" w:space="0"/>
-          <w:bottom w:val="none"/>
-          <w:right w:val="none"/>
+          <w:bottom w:val="none" w:color="000000" w:sz="4" w:space="0"/>
+          <w:right w:val="none" w:color="000000" w:sz="4" w:space="0"/>
         </w:tcBorders>
       </w:tcPr>
     </w:tblStylePr>
@@ -22356,9 +23060,9 @@
         <w:shd w:val="clear" w:color="ffffff" w:themeColor="light1" w:fill="ffffff" w:themeFill="light1"/>
         <w:tcBorders>
           <w:top w:val="single" w:color="000000" w:themeColor="accent6" w:themeTint="90" w:sz="4" w:space="0"/>
-          <w:left w:val="none"/>
-          <w:bottom w:val="none"/>
-          <w:right w:val="none"/>
+          <w:left w:val="none" w:color="000000" w:sz="4" w:space="0"/>
+          <w:bottom w:val="none" w:color="000000" w:sz="4" w:space="0"/>
+          <w:right w:val="none" w:color="000000" w:sz="4" w:space="0"/>
         </w:tcBorders>
       </w:tcPr>
     </w:tblStylePr>
@@ -22428,9 +23132,9 @@
       </w:tcPr>
     </w:tblStylePr>
   </w:style>
-  <w:style w:type="table" w:styleId="67">
+  <w:style w:type="table" w:styleId="759">
     <w:name w:val="List Table 1 Light"/>
-    <w:basedOn w:val="661"/>
+    <w:basedOn w:val="888"/>
     <w:uiPriority w:val="99"/>
     <w:pPr>
       <w:pBdr/>
@@ -22644,9 +23348,9 @@
       </w:tcPr>
     </w:tblStylePr>
   </w:style>
-  <w:style w:type="table" w:styleId="68">
+  <w:style w:type="table" w:styleId="760">
     <w:name w:val="List Table 1 Light - Accent 1"/>
-    <w:basedOn w:val="661"/>
+    <w:basedOn w:val="888"/>
     <w:uiPriority w:val="99"/>
     <w:pPr>
       <w:pBdr/>
@@ -22860,9 +23564,9 @@
       </w:tcPr>
     </w:tblStylePr>
   </w:style>
-  <w:style w:type="table" w:styleId="69">
+  <w:style w:type="table" w:styleId="761">
     <w:name w:val="List Table 1 Light - Accent 2"/>
-    <w:basedOn w:val="661"/>
+    <w:basedOn w:val="888"/>
     <w:uiPriority w:val="99"/>
     <w:pPr>
       <w:pBdr/>
@@ -23076,9 +23780,9 @@
       </w:tcPr>
     </w:tblStylePr>
   </w:style>
-  <w:style w:type="table" w:styleId="70">
+  <w:style w:type="table" w:styleId="762">
     <w:name w:val="List Table 1 Light - Accent 3"/>
-    <w:basedOn w:val="661"/>
+    <w:basedOn w:val="888"/>
     <w:uiPriority w:val="99"/>
     <w:pPr>
       <w:pBdr/>
@@ -23292,9 +23996,9 @@
       </w:tcPr>
     </w:tblStylePr>
   </w:style>
-  <w:style w:type="table" w:styleId="71">
+  <w:style w:type="table" w:styleId="763">
     <w:name w:val="List Table 1 Light - Accent 4"/>
-    <w:basedOn w:val="661"/>
+    <w:basedOn w:val="888"/>
     <w:uiPriority w:val="99"/>
     <w:pPr>
       <w:pBdr/>
@@ -23508,9 +24212,9 @@
       </w:tcPr>
     </w:tblStylePr>
   </w:style>
-  <w:style w:type="table" w:styleId="72">
+  <w:style w:type="table" w:styleId="764">
     <w:name w:val="List Table 1 Light - Accent 5"/>
-    <w:basedOn w:val="661"/>
+    <w:basedOn w:val="888"/>
     <w:uiPriority w:val="99"/>
     <w:pPr>
       <w:pBdr/>
@@ -23724,9 +24428,9 @@
       </w:tcPr>
     </w:tblStylePr>
   </w:style>
-  <w:style w:type="table" w:styleId="73">
+  <w:style w:type="table" w:styleId="765">
     <w:name w:val="List Table 1 Light - Accent 6"/>
-    <w:basedOn w:val="661"/>
+    <w:basedOn w:val="888"/>
     <w:uiPriority w:val="99"/>
     <w:pPr>
       <w:pBdr/>
@@ -23940,9 +24644,9 @@
       </w:tcPr>
     </w:tblStylePr>
   </w:style>
-  <w:style w:type="table" w:styleId="74">
+  <w:style w:type="table" w:styleId="766">
     <w:name w:val="List Table 2"/>
-    <w:basedOn w:val="661"/>
+    <w:basedOn w:val="888"/>
     <w:uiPriority w:val="99"/>
     <w:pPr>
       <w:pBdr/>
@@ -24178,9 +24882,9 @@
       </w:tcPr>
     </w:tblStylePr>
   </w:style>
-  <w:style w:type="table" w:styleId="75">
+  <w:style w:type="table" w:styleId="767">
     <w:name w:val="List Table 2 - Accent 1"/>
-    <w:basedOn w:val="661"/>
+    <w:basedOn w:val="888"/>
     <w:uiPriority w:val="99"/>
     <w:pPr>
       <w:pBdr/>
@@ -24416,9 +25120,9 @@
       </w:tcPr>
     </w:tblStylePr>
   </w:style>
-  <w:style w:type="table" w:styleId="76">
+  <w:style w:type="table" w:styleId="768">
     <w:name w:val="List Table 2 - Accent 2"/>
-    <w:basedOn w:val="661"/>
+    <w:basedOn w:val="888"/>
     <w:uiPriority w:val="99"/>
     <w:pPr>
       <w:pBdr/>
@@ -24654,9 +25358,9 @@
       </w:tcPr>
     </w:tblStylePr>
   </w:style>
-  <w:style w:type="table" w:styleId="77">
+  <w:style w:type="table" w:styleId="769">
     <w:name w:val="List Table 2 - Accent 3"/>
-    <w:basedOn w:val="661"/>
+    <w:basedOn w:val="888"/>
     <w:uiPriority w:val="99"/>
     <w:pPr>
       <w:pBdr/>
@@ -24892,9 +25596,9 @@
       </w:tcPr>
     </w:tblStylePr>
   </w:style>
-  <w:style w:type="table" w:styleId="78">
+  <w:style w:type="table" w:styleId="770">
     <w:name w:val="List Table 2 - Accent 4"/>
-    <w:basedOn w:val="661"/>
+    <w:basedOn w:val="888"/>
     <w:uiPriority w:val="99"/>
     <w:pPr>
       <w:pBdr/>
@@ -25130,9 +25834,9 @@
       </w:tcPr>
     </w:tblStylePr>
   </w:style>
-  <w:style w:type="table" w:styleId="79">
+  <w:style w:type="table" w:styleId="771">
     <w:name w:val="List Table 2 - Accent 5"/>
-    <w:basedOn w:val="661"/>
+    <w:basedOn w:val="888"/>
     <w:uiPriority w:val="99"/>
     <w:pPr>
       <w:pBdr/>
@@ -25368,9 +26072,9 @@
       </w:tcPr>
     </w:tblStylePr>
   </w:style>
-  <w:style w:type="table" w:styleId="80">
+  <w:style w:type="table" w:styleId="772">
     <w:name w:val="List Table 2 - Accent 6"/>
-    <w:basedOn w:val="661"/>
+    <w:basedOn w:val="888"/>
     <w:uiPriority w:val="99"/>
     <w:pPr>
       <w:pBdr/>
@@ -25606,9 +26310,9 @@
       </w:tcPr>
     </w:tblStylePr>
   </w:style>
-  <w:style w:type="table" w:styleId="81">
+  <w:style w:type="table" w:styleId="773">
     <w:name w:val="List Table 3"/>
-    <w:basedOn w:val="661"/>
+    <w:basedOn w:val="888"/>
     <w:uiPriority w:val="99"/>
     <w:pPr>
       <w:pBdr/>
@@ -25834,9 +26538,9 @@
       </w:tcPr>
     </w:tblStylePr>
   </w:style>
-  <w:style w:type="table" w:styleId="82">
+  <w:style w:type="table" w:styleId="774">
     <w:name w:val="List Table 3 - Accent 1"/>
-    <w:basedOn w:val="661"/>
+    <w:basedOn w:val="888"/>
     <w:uiPriority w:val="99"/>
     <w:pPr>
       <w:pBdr/>
@@ -26062,9 +26766,9 @@
       </w:tcPr>
     </w:tblStylePr>
   </w:style>
-  <w:style w:type="table" w:styleId="83">
+  <w:style w:type="table" w:styleId="775">
     <w:name w:val="List Table 3 - Accent 2"/>
-    <w:basedOn w:val="661"/>
+    <w:basedOn w:val="888"/>
     <w:uiPriority w:val="99"/>
     <w:pPr>
       <w:pBdr/>
@@ -26290,9 +26994,9 @@
       </w:tcPr>
     </w:tblStylePr>
   </w:style>
-  <w:style w:type="table" w:styleId="84">
+  <w:style w:type="table" w:styleId="776">
     <w:name w:val="List Table 3 - Accent 3"/>
-    <w:basedOn w:val="661"/>
+    <w:basedOn w:val="888"/>
     <w:uiPriority w:val="99"/>
     <w:pPr>
       <w:pBdr/>
@@ -26518,9 +27222,9 @@
       </w:tcPr>
     </w:tblStylePr>
   </w:style>
-  <w:style w:type="table" w:styleId="85">
+  <w:style w:type="table" w:styleId="777">
     <w:name w:val="List Table 3 - Accent 4"/>
-    <w:basedOn w:val="661"/>
+    <w:basedOn w:val="888"/>
     <w:uiPriority w:val="99"/>
     <w:pPr>
       <w:pBdr/>
@@ -26746,9 +27450,9 @@
       </w:tcPr>
     </w:tblStylePr>
   </w:style>
-  <w:style w:type="table" w:styleId="86">
+  <w:style w:type="table" w:styleId="778">
     <w:name w:val="List Table 3 - Accent 5"/>
-    <w:basedOn w:val="661"/>
+    <w:basedOn w:val="888"/>
     <w:uiPriority w:val="99"/>
     <w:pPr>
       <w:pBdr/>
@@ -26974,9 +27678,9 @@
       </w:tcPr>
     </w:tblStylePr>
   </w:style>
-  <w:style w:type="table" w:styleId="87">
+  <w:style w:type="table" w:styleId="779">
     <w:name w:val="List Table 3 - Accent 6"/>
-    <w:basedOn w:val="661"/>
+    <w:basedOn w:val="888"/>
     <w:uiPriority w:val="99"/>
     <w:pPr>
       <w:pBdr/>
@@ -27202,9 +27906,9 @@
       </w:tcPr>
     </w:tblStylePr>
   </w:style>
-  <w:style w:type="table" w:styleId="88">
+  <w:style w:type="table" w:styleId="780">
     <w:name w:val="List Table 4"/>
-    <w:basedOn w:val="661"/>
+    <w:basedOn w:val="888"/>
     <w:uiPriority w:val="99"/>
     <w:pPr>
       <w:pBdr/>
@@ -27427,9 +28131,9 @@
       </w:tcPr>
     </w:tblStylePr>
   </w:style>
-  <w:style w:type="table" w:styleId="89">
+  <w:style w:type="table" w:styleId="781">
     <w:name w:val="List Table 4 - Accent 1"/>
-    <w:basedOn w:val="661"/>
+    <w:basedOn w:val="888"/>
     <w:uiPriority w:val="99"/>
     <w:pPr>
       <w:pBdr/>
@@ -27652,9 +28356,9 @@
       </w:tcPr>
     </w:tblStylePr>
   </w:style>
-  <w:style w:type="table" w:styleId="90">
+  <w:style w:type="table" w:styleId="782">
     <w:name w:val="List Table 4 - Accent 2"/>
-    <w:basedOn w:val="661"/>
+    <w:basedOn w:val="888"/>
     <w:uiPriority w:val="99"/>
     <w:pPr>
       <w:pBdr/>
@@ -27877,9 +28581,9 @@
       </w:tcPr>
     </w:tblStylePr>
   </w:style>
-  <w:style w:type="table" w:styleId="91">
+  <w:style w:type="table" w:styleId="783">
     <w:name w:val="List Table 4 - Accent 3"/>
-    <w:basedOn w:val="661"/>
+    <w:basedOn w:val="888"/>
     <w:uiPriority w:val="99"/>
     <w:pPr>
       <w:pBdr/>
@@ -28102,9 +28806,9 @@
       </w:tcPr>
     </w:tblStylePr>
   </w:style>
-  <w:style w:type="table" w:styleId="92">
+  <w:style w:type="table" w:styleId="784">
     <w:name w:val="List Table 4 - Accent 4"/>
-    <w:basedOn w:val="661"/>
+    <w:basedOn w:val="888"/>
     <w:uiPriority w:val="99"/>
     <w:pPr>
       <w:pBdr/>
@@ -28327,9 +29031,9 @@
       </w:tcPr>
     </w:tblStylePr>
   </w:style>
-  <w:style w:type="table" w:styleId="93">
+  <w:style w:type="table" w:styleId="785">
     <w:name w:val="List Table 4 - Accent 5"/>
-    <w:basedOn w:val="661"/>
+    <w:basedOn w:val="888"/>
     <w:uiPriority w:val="99"/>
     <w:pPr>
       <w:pBdr/>
@@ -28552,9 +29256,9 @@
       </w:tcPr>
     </w:tblStylePr>
   </w:style>
-  <w:style w:type="table" w:styleId="94">
+  <w:style w:type="table" w:styleId="786">
     <w:name w:val="List Table 4 - Accent 6"/>
-    <w:basedOn w:val="661"/>
+    <w:basedOn w:val="888"/>
     <w:uiPriority w:val="99"/>
     <w:pPr>
       <w:pBdr/>
@@ -28777,9 +29481,9 @@
       </w:tcPr>
     </w:tblStylePr>
   </w:style>
-  <w:style w:type="table" w:styleId="95">
+  <w:style w:type="table" w:styleId="787">
     <w:name w:val="List Table 5 Dark"/>
-    <w:basedOn w:val="661"/>
+    <w:basedOn w:val="888"/>
     <w:uiPriority w:val="99"/>
     <w:pPr>
       <w:pBdr/>
@@ -29019,9 +29723,9 @@
       </w:tcPr>
     </w:tblStylePr>
   </w:style>
-  <w:style w:type="table" w:styleId="96">
+  <w:style w:type="table" w:styleId="788">
     <w:name w:val="List Table 5 Dark - Accent 1"/>
-    <w:basedOn w:val="661"/>
+    <w:basedOn w:val="888"/>
     <w:uiPriority w:val="99"/>
     <w:pPr>
       <w:pBdr/>
@@ -29261,9 +29965,9 @@
       </w:tcPr>
     </w:tblStylePr>
   </w:style>
-  <w:style w:type="table" w:styleId="97">
+  <w:style w:type="table" w:styleId="789">
     <w:name w:val="List Table 5 Dark - Accent 2"/>
-    <w:basedOn w:val="661"/>
+    <w:basedOn w:val="888"/>
     <w:uiPriority w:val="99"/>
     <w:pPr>
       <w:pBdr/>
@@ -29503,9 +30207,9 @@
       </w:tcPr>
     </w:tblStylePr>
   </w:style>
-  <w:style w:type="table" w:styleId="98">
+  <w:style w:type="table" w:styleId="790">
     <w:name w:val="List Table 5 Dark - Accent 3"/>
-    <w:basedOn w:val="661"/>
+    <w:basedOn w:val="888"/>
     <w:uiPriority w:val="99"/>
     <w:pPr>
       <w:pBdr/>
@@ -29745,9 +30449,9 @@
       </w:tcPr>
     </w:tblStylePr>
   </w:style>
-  <w:style w:type="table" w:styleId="99">
+  <w:style w:type="table" w:styleId="791">
     <w:name w:val="List Table 5 Dark - Accent 4"/>
-    <w:basedOn w:val="661"/>
+    <w:basedOn w:val="888"/>
     <w:uiPriority w:val="99"/>
     <w:pPr>
       <w:pBdr/>
@@ -29987,9 +30691,9 @@
       </w:tcPr>
     </w:tblStylePr>
   </w:style>
-  <w:style w:type="table" w:styleId="100">
+  <w:style w:type="table" w:styleId="792">
     <w:name w:val="List Table 5 Dark - Accent 5"/>
-    <w:basedOn w:val="661"/>
+    <w:basedOn w:val="888"/>
     <w:uiPriority w:val="99"/>
     <w:pPr>
       <w:pBdr/>
@@ -30229,9 +30933,9 @@
       </w:tcPr>
     </w:tblStylePr>
   </w:style>
-  <w:style w:type="table" w:styleId="101">
+  <w:style w:type="table" w:styleId="793">
     <w:name w:val="List Table 5 Dark - Accent 6"/>
-    <w:basedOn w:val="661"/>
+    <w:basedOn w:val="888"/>
     <w:uiPriority w:val="99"/>
     <w:pPr>
       <w:pBdr/>
@@ -30471,9 +31175,9 @@
       </w:tcPr>
     </w:tblStylePr>
   </w:style>
-  <w:style w:type="table" w:styleId="102">
+  <w:style w:type="table" w:styleId="794">
     <w:name w:val="List Table 6 Colorful"/>
-    <w:basedOn w:val="661"/>
+    <w:basedOn w:val="888"/>
     <w:uiPriority w:val="99"/>
     <w:pPr>
       <w:pBdr/>
@@ -30694,9 +31398,9 @@
       </w:tcPr>
     </w:tblStylePr>
   </w:style>
-  <w:style w:type="table" w:styleId="103">
+  <w:style w:type="table" w:styleId="795">
     <w:name w:val="List Table 6 Colorful - Accent 1"/>
-    <w:basedOn w:val="661"/>
+    <w:basedOn w:val="888"/>
     <w:uiPriority w:val="99"/>
     <w:pPr>
       <w:pBdr/>
@@ -30917,9 +31621,9 @@
       </w:tcPr>
     </w:tblStylePr>
   </w:style>
-  <w:style w:type="table" w:styleId="104">
+  <w:style w:type="table" w:styleId="796">
     <w:name w:val="List Table 6 Colorful - Accent 2"/>
-    <w:basedOn w:val="661"/>
+    <w:basedOn w:val="888"/>
     <w:uiPriority w:val="99"/>
     <w:pPr>
       <w:pBdr/>
@@ -31140,9 +31844,9 @@
       </w:tcPr>
     </w:tblStylePr>
   </w:style>
-  <w:style w:type="table" w:styleId="105">
+  <w:style w:type="table" w:styleId="797">
     <w:name w:val="List Table 6 Colorful - Accent 3"/>
-    <w:basedOn w:val="661"/>
+    <w:basedOn w:val="888"/>
     <w:uiPriority w:val="99"/>
     <w:pPr>
       <w:pBdr/>
@@ -31363,9 +32067,9 @@
       </w:tcPr>
     </w:tblStylePr>
   </w:style>
-  <w:style w:type="table" w:styleId="106">
+  <w:style w:type="table" w:styleId="798">
     <w:name w:val="List Table 6 Colorful - Accent 4"/>
-    <w:basedOn w:val="661"/>
+    <w:basedOn w:val="888"/>
     <w:uiPriority w:val="99"/>
     <w:pPr>
       <w:pBdr/>
@@ -31586,9 +32290,9 @@
       </w:tcPr>
     </w:tblStylePr>
   </w:style>
-  <w:style w:type="table" w:styleId="107">
+  <w:style w:type="table" w:styleId="799">
     <w:name w:val="List Table 6 Colorful - Accent 5"/>
-    <w:basedOn w:val="661"/>
+    <w:basedOn w:val="888"/>
     <w:uiPriority w:val="99"/>
     <w:pPr>
       <w:pBdr/>
@@ -31809,9 +32513,9 @@
       </w:tcPr>
     </w:tblStylePr>
   </w:style>
-  <w:style w:type="table" w:styleId="108">
+  <w:style w:type="table" w:styleId="800">
     <w:name w:val="List Table 6 Colorful - Accent 6"/>
-    <w:basedOn w:val="661"/>
+    <w:basedOn w:val="888"/>
     <w:uiPriority w:val="99"/>
     <w:pPr>
       <w:pBdr/>
@@ -32032,9 +32736,9 @@
       </w:tcPr>
     </w:tblStylePr>
   </w:style>
-  <w:style w:type="table" w:styleId="109">
+  <w:style w:type="table" w:styleId="801">
     <w:name w:val="List Table 7 Colorful"/>
-    <w:basedOn w:val="661"/>
+    <w:basedOn w:val="888"/>
     <w:uiPriority w:val="99"/>
     <w:pPr>
       <w:pBdr/>
@@ -32133,11 +32837,11 @@
         <w:tblBorders/>
       </w:tblPr>
       <w:tcPr>
-        <w:shd w:color="ffffff"/>
+        <w:shd w:val="clear" w:color="ffffff"/>
         <w:tcBorders>
-          <w:top w:val="none"/>
-          <w:left w:val="none"/>
-          <w:bottom w:val="none"/>
+          <w:top w:val="none" w:color="000000" w:sz="4" w:space="0"/>
+          <w:left w:val="none" w:color="000000" w:sz="4" w:space="0"/>
+          <w:bottom w:val="none" w:color="000000" w:sz="4" w:space="0"/>
           <w:right w:val="single" w:color="000000" w:themeColor="text1" w:themeTint="80" w:sz="4" w:space="0"/>
         </w:tcBorders>
       </w:tcPr>
@@ -32160,10 +32864,10 @@
       <w:tcPr>
         <w:shd w:val="clear" w:color="ffffff" w:themeColor="light1" w:fill="ffffff" w:themeFill="light1"/>
         <w:tcBorders>
-          <w:top w:val="none"/>
-          <w:left w:val="none"/>
+          <w:top w:val="none" w:color="000000" w:sz="4" w:space="0"/>
+          <w:left w:val="none" w:color="000000" w:sz="4" w:space="0"/>
           <w:bottom w:val="single" w:color="000000" w:themeColor="text1" w:themeTint="80" w:sz="4" w:space="0"/>
-          <w:right w:val="none"/>
+          <w:right w:val="none" w:color="000000" w:sz="4" w:space="0"/>
         </w:tcBorders>
       </w:tcPr>
     </w:tblStylePr>
@@ -32183,12 +32887,12 @@
         <w:tblBorders/>
       </w:tblPr>
       <w:tcPr>
-        <w:shd w:color="ffffff"/>
+        <w:shd w:val="clear" w:color="ffffff"/>
         <w:tcBorders>
-          <w:top w:val="none"/>
+          <w:top w:val="none" w:color="000000" w:sz="4" w:space="0"/>
           <w:left w:val="single" w:color="000000" w:themeColor="text1" w:themeTint="80" w:sz="4" w:space="0"/>
-          <w:bottom w:val="none"/>
-          <w:right w:val="none"/>
+          <w:bottom w:val="none" w:color="000000" w:sz="4" w:space="0"/>
+          <w:right w:val="none" w:color="000000" w:sz="4" w:space="0"/>
         </w:tcBorders>
       </w:tcPr>
     </w:tblStylePr>
@@ -32211,9 +32915,9 @@
         <w:shd w:val="clear" w:color="ffffff" w:themeColor="light1" w:fill="ffffff" w:themeFill="light1"/>
         <w:tcBorders>
           <w:top w:val="single" w:color="000000" w:themeColor="text1" w:themeTint="80" w:sz="4" w:space="0"/>
-          <w:left w:val="none"/>
-          <w:bottom w:val="none"/>
-          <w:right w:val="none"/>
+          <w:left w:val="none" w:color="000000" w:sz="4" w:space="0"/>
+          <w:bottom w:val="none" w:color="000000" w:sz="4" w:space="0"/>
+          <w:right w:val="none" w:color="000000" w:sz="4" w:space="0"/>
         </w:tcBorders>
       </w:tcPr>
     </w:tblStylePr>
@@ -32288,9 +32992,9 @@
       </w:tcPr>
     </w:tblStylePr>
   </w:style>
-  <w:style w:type="table" w:styleId="110">
+  <w:style w:type="table" w:styleId="802">
     <w:name w:val="List Table 7 Colorful - Accent 1"/>
-    <w:basedOn w:val="661"/>
+    <w:basedOn w:val="888"/>
     <w:uiPriority w:val="99"/>
     <w:pPr>
       <w:pBdr/>
@@ -32389,11 +33093,11 @@
         <w:tblBorders/>
       </w:tblPr>
       <w:tcPr>
-        <w:shd w:color="ffffff"/>
+        <w:shd w:val="clear" w:color="ffffff"/>
         <w:tcBorders>
-          <w:top w:val="none"/>
-          <w:left w:val="none"/>
-          <w:bottom w:val="none"/>
+          <w:top w:val="none" w:color="000000" w:sz="4" w:space="0"/>
+          <w:left w:val="none" w:color="000000" w:sz="4" w:space="0"/>
+          <w:bottom w:val="none" w:color="000000" w:sz="4" w:space="0"/>
           <w:right w:val="single" w:color="000000" w:themeColor="accent1" w:sz="4" w:space="0"/>
         </w:tcBorders>
       </w:tcPr>
@@ -32416,10 +33120,10 @@
       <w:tcPr>
         <w:shd w:val="clear" w:color="ffffff" w:themeColor="light1" w:fill="ffffff" w:themeFill="light1"/>
         <w:tcBorders>
-          <w:top w:val="none"/>
-          <w:left w:val="none"/>
+          <w:top w:val="none" w:color="000000" w:sz="4" w:space="0"/>
+          <w:left w:val="none" w:color="000000" w:sz="4" w:space="0"/>
           <w:bottom w:val="single" w:color="000000" w:themeColor="accent1" w:sz="4" w:space="0"/>
-          <w:right w:val="none"/>
+          <w:right w:val="none" w:color="000000" w:sz="4" w:space="0"/>
         </w:tcBorders>
       </w:tcPr>
     </w:tblStylePr>
@@ -32439,12 +33143,12 @@
         <w:tblBorders/>
       </w:tblPr>
       <w:tcPr>
-        <w:shd w:color="ffffff"/>
+        <w:shd w:val="clear" w:color="ffffff"/>
         <w:tcBorders>
-          <w:top w:val="none"/>
+          <w:top w:val="none" w:color="000000" w:sz="4" w:space="0"/>
           <w:left w:val="single" w:color="000000" w:themeColor="accent1" w:sz="4" w:space="0"/>
-          <w:bottom w:val="none"/>
-          <w:right w:val="none"/>
+          <w:bottom w:val="none" w:color="000000" w:sz="4" w:space="0"/>
+          <w:right w:val="none" w:color="000000" w:sz="4" w:space="0"/>
         </w:tcBorders>
       </w:tcPr>
     </w:tblStylePr>
@@ -32467,9 +33171,9 @@
         <w:shd w:val="clear" w:color="ffffff" w:themeColor="light1" w:fill="ffffff" w:themeFill="light1"/>
         <w:tcBorders>
           <w:top w:val="single" w:color="000000" w:themeColor="accent1" w:sz="4" w:space="0"/>
-          <w:left w:val="none"/>
-          <w:bottom w:val="none"/>
-          <w:right w:val="none"/>
+          <w:left w:val="none" w:color="000000" w:sz="4" w:space="0"/>
+          <w:bottom w:val="none" w:color="000000" w:sz="4" w:space="0"/>
+          <w:right w:val="none" w:color="000000" w:sz="4" w:space="0"/>
         </w:tcBorders>
       </w:tcPr>
     </w:tblStylePr>
@@ -32544,9 +33248,9 @@
       </w:tcPr>
     </w:tblStylePr>
   </w:style>
-  <w:style w:type="table" w:styleId="111">
+  <w:style w:type="table" w:styleId="803">
     <w:name w:val="List Table 7 Colorful - Accent 2"/>
-    <w:basedOn w:val="661"/>
+    <w:basedOn w:val="888"/>
     <w:uiPriority w:val="99"/>
     <w:pPr>
       <w:pBdr/>
@@ -32645,11 +33349,11 @@
         <w:tblBorders/>
       </w:tblPr>
       <w:tcPr>
-        <w:shd w:color="ffffff"/>
+        <w:shd w:val="clear" w:color="ffffff"/>
         <w:tcBorders>
-          <w:top w:val="none"/>
-          <w:left w:val="none"/>
-          <w:bottom w:val="none"/>
+          <w:top w:val="none" w:color="000000" w:sz="4" w:space="0"/>
+          <w:left w:val="none" w:color="000000" w:sz="4" w:space="0"/>
+          <w:bottom w:val="none" w:color="000000" w:sz="4" w:space="0"/>
           <w:right w:val="single" w:color="000000" w:themeColor="accent2" w:themeTint="97" w:sz="4" w:space="0"/>
         </w:tcBorders>
       </w:tcPr>
@@ -32672,10 +33376,10 @@
       <w:tcPr>
         <w:shd w:val="clear" w:color="ffffff" w:themeColor="light1" w:fill="ffffff" w:themeFill="light1"/>
         <w:tcBorders>
-          <w:top w:val="none"/>
-          <w:left w:val="none"/>
+          <w:top w:val="none" w:color="000000" w:sz="4" w:space="0"/>
+          <w:left w:val="none" w:color="000000" w:sz="4" w:space="0"/>
           <w:bottom w:val="single" w:color="000000" w:themeColor="accent2" w:themeTint="97" w:sz="4" w:space="0"/>
-          <w:right w:val="none"/>
+          <w:right w:val="none" w:color="000000" w:sz="4" w:space="0"/>
         </w:tcBorders>
       </w:tcPr>
     </w:tblStylePr>
@@ -32695,12 +33399,12 @@
         <w:tblBorders/>
       </w:tblPr>
       <w:tcPr>
-        <w:shd w:color="ffffff"/>
+        <w:shd w:val="clear" w:color="ffffff"/>
         <w:tcBorders>
-          <w:top w:val="none"/>
+          <w:top w:val="none" w:color="000000" w:sz="4" w:space="0"/>
           <w:left w:val="single" w:color="000000" w:themeColor="accent2" w:themeTint="97" w:sz="4" w:space="0"/>
-          <w:bottom w:val="none"/>
-          <w:right w:val="none"/>
+          <w:bottom w:val="none" w:color="000000" w:sz="4" w:space="0"/>
+          <w:right w:val="none" w:color="000000" w:sz="4" w:space="0"/>
         </w:tcBorders>
       </w:tcPr>
     </w:tblStylePr>
@@ -32723,9 +33427,9 @@
         <w:shd w:val="clear" w:color="ffffff" w:themeColor="light1" w:fill="ffffff" w:themeFill="light1"/>
         <w:tcBorders>
           <w:top w:val="single" w:color="000000" w:themeColor="accent2" w:themeTint="97" w:sz="4" w:space="0"/>
-          <w:left w:val="none"/>
-          <w:bottom w:val="none"/>
-          <w:right w:val="none"/>
+          <w:left w:val="none" w:color="000000" w:sz="4" w:space="0"/>
+          <w:bottom w:val="none" w:color="000000" w:sz="4" w:space="0"/>
+          <w:right w:val="none" w:color="000000" w:sz="4" w:space="0"/>
         </w:tcBorders>
       </w:tcPr>
     </w:tblStylePr>
@@ -32800,9 +33504,9 @@
       </w:tcPr>
     </w:tblStylePr>
   </w:style>
-  <w:style w:type="table" w:styleId="112">
+  <w:style w:type="table" w:styleId="804">
     <w:name w:val="List Table 7 Colorful - Accent 3"/>
-    <w:basedOn w:val="661"/>
+    <w:basedOn w:val="888"/>
     <w:uiPriority w:val="99"/>
     <w:pPr>
       <w:pBdr/>
@@ -32901,11 +33605,11 @@
         <w:tblBorders/>
       </w:tblPr>
       <w:tcPr>
-        <w:shd w:color="ffffff"/>
+        <w:shd w:val="clear" w:color="ffffff"/>
         <w:tcBorders>
-          <w:top w:val="none"/>
-          <w:left w:val="none"/>
-          <w:bottom w:val="none"/>
+          <w:top w:val="none" w:color="000000" w:sz="4" w:space="0"/>
+          <w:left w:val="none" w:color="000000" w:sz="4" w:space="0"/>
+          <w:bottom w:val="none" w:color="000000" w:sz="4" w:space="0"/>
           <w:right w:val="single" w:color="000000" w:themeColor="accent3" w:themeTint="98" w:sz="4" w:space="0"/>
         </w:tcBorders>
       </w:tcPr>
@@ -32928,10 +33632,10 @@
       <w:tcPr>
         <w:shd w:val="clear" w:color="ffffff" w:themeColor="light1" w:fill="ffffff" w:themeFill="light1"/>
         <w:tcBorders>
-          <w:top w:val="none"/>
-          <w:left w:val="none"/>
+          <w:top w:val="none" w:color="000000" w:sz="4" w:space="0"/>
+          <w:left w:val="none" w:color="000000" w:sz="4" w:space="0"/>
           <w:bottom w:val="single" w:color="000000" w:themeColor="accent3" w:themeTint="98" w:sz="4" w:space="0"/>
-          <w:right w:val="none"/>
+          <w:right w:val="none" w:color="000000" w:sz="4" w:space="0"/>
         </w:tcBorders>
       </w:tcPr>
     </w:tblStylePr>
@@ -32951,12 +33655,12 @@
         <w:tblBorders/>
       </w:tblPr>
       <w:tcPr>
-        <w:shd w:color="ffffff"/>
+        <w:shd w:val="clear" w:color="ffffff"/>
         <w:tcBorders>
-          <w:top w:val="none"/>
+          <w:top w:val="none" w:color="000000" w:sz="4" w:space="0"/>
           <w:left w:val="single" w:color="000000" w:themeColor="accent3" w:themeTint="98" w:sz="4" w:space="0"/>
-          <w:bottom w:val="none"/>
-          <w:right w:val="none"/>
+          <w:bottom w:val="none" w:color="000000" w:sz="4" w:space="0"/>
+          <w:right w:val="none" w:color="000000" w:sz="4" w:space="0"/>
         </w:tcBorders>
       </w:tcPr>
     </w:tblStylePr>
@@ -32979,9 +33683,9 @@
         <w:shd w:val="clear" w:color="ffffff" w:themeColor="light1" w:fill="ffffff" w:themeFill="light1"/>
         <w:tcBorders>
           <w:top w:val="single" w:color="000000" w:themeColor="accent3" w:themeTint="98" w:sz="4" w:space="0"/>
-          <w:left w:val="none"/>
-          <w:bottom w:val="none"/>
-          <w:right w:val="none"/>
+          <w:left w:val="none" w:color="000000" w:sz="4" w:space="0"/>
+          <w:bottom w:val="none" w:color="000000" w:sz="4" w:space="0"/>
+          <w:right w:val="none" w:color="000000" w:sz="4" w:space="0"/>
         </w:tcBorders>
       </w:tcPr>
     </w:tblStylePr>
@@ -33056,9 +33760,9 @@
       </w:tcPr>
     </w:tblStylePr>
   </w:style>
-  <w:style w:type="table" w:styleId="113">
+  <w:style w:type="table" w:styleId="805">
     <w:name w:val="List Table 7 Colorful - Accent 4"/>
-    <w:basedOn w:val="661"/>
+    <w:basedOn w:val="888"/>
     <w:uiPriority w:val="99"/>
     <w:pPr>
       <w:pBdr/>
@@ -33157,11 +33861,11 @@
         <w:tblBorders/>
       </w:tblPr>
       <w:tcPr>
-        <w:shd w:color="ffffff"/>
+        <w:shd w:val="clear" w:color="ffffff"/>
         <w:tcBorders>
-          <w:top w:val="none"/>
-          <w:left w:val="none"/>
-          <w:bottom w:val="none"/>
+          <w:top w:val="none" w:color="000000" w:sz="4" w:space="0"/>
+          <w:left w:val="none" w:color="000000" w:sz="4" w:space="0"/>
+          <w:bottom w:val="none" w:color="000000" w:sz="4" w:space="0"/>
           <w:right w:val="single" w:color="000000" w:themeColor="accent4" w:themeTint="9A" w:sz="4" w:space="0"/>
         </w:tcBorders>
       </w:tcPr>
@@ -33184,10 +33888,10 @@
       <w:tcPr>
         <w:shd w:val="clear" w:color="ffffff" w:themeColor="light1" w:fill="ffffff" w:themeFill="light1"/>
         <w:tcBorders>
-          <w:top w:val="none"/>
-          <w:left w:val="none"/>
+          <w:top w:val="none" w:color="000000" w:sz="4" w:space="0"/>
+          <w:left w:val="none" w:color="000000" w:sz="4" w:space="0"/>
           <w:bottom w:val="single" w:color="000000" w:themeColor="accent4" w:themeTint="9A" w:sz="4" w:space="0"/>
-          <w:right w:val="none"/>
+          <w:right w:val="none" w:color="000000" w:sz="4" w:space="0"/>
         </w:tcBorders>
       </w:tcPr>
     </w:tblStylePr>
@@ -33207,12 +33911,12 @@
         <w:tblBorders/>
       </w:tblPr>
       <w:tcPr>
-        <w:shd w:color="ffffff"/>
+        <w:shd w:val="clear" w:color="ffffff"/>
         <w:tcBorders>
-          <w:top w:val="none"/>
+          <w:top w:val="none" w:color="000000" w:sz="4" w:space="0"/>
           <w:left w:val="single" w:color="000000" w:themeColor="accent4" w:themeTint="9A" w:sz="4" w:space="0"/>
-          <w:bottom w:val="none"/>
-          <w:right w:val="none"/>
+          <w:bottom w:val="none" w:color="000000" w:sz="4" w:space="0"/>
+          <w:right w:val="none" w:color="000000" w:sz="4" w:space="0"/>
         </w:tcBorders>
       </w:tcPr>
     </w:tblStylePr>
@@ -33235,9 +33939,9 @@
         <w:shd w:val="clear" w:color="ffffff" w:themeColor="light1" w:fill="ffffff" w:themeFill="light1"/>
         <w:tcBorders>
           <w:top w:val="single" w:color="000000" w:themeColor="accent4" w:themeTint="9A" w:sz="4" w:space="0"/>
-          <w:left w:val="none"/>
-          <w:bottom w:val="none"/>
-          <w:right w:val="none"/>
+          <w:left w:val="none" w:color="000000" w:sz="4" w:space="0"/>
+          <w:bottom w:val="none" w:color="000000" w:sz="4" w:space="0"/>
+          <w:right w:val="none" w:color="000000" w:sz="4" w:space="0"/>
         </w:tcBorders>
       </w:tcPr>
     </w:tblStylePr>
@@ -33312,9 +34016,9 @@
       </w:tcPr>
     </w:tblStylePr>
   </w:style>
-  <w:style w:type="table" w:styleId="114">
+  <w:style w:type="table" w:styleId="806">
     <w:name w:val="List Table 7 Colorful - Accent 5"/>
-    <w:basedOn w:val="661"/>
+    <w:basedOn w:val="888"/>
     <w:uiPriority w:val="99"/>
     <w:pPr>
       <w:pBdr/>
@@ -33413,11 +34117,11 @@
         <w:tblBorders/>
       </w:tblPr>
       <w:tcPr>
-        <w:shd w:color="ffffff"/>
+        <w:shd w:val="clear" w:color="ffffff"/>
         <w:tcBorders>
-          <w:top w:val="none"/>
-          <w:left w:val="none"/>
-          <w:bottom w:val="none"/>
+          <w:top w:val="none" w:color="000000" w:sz="4" w:space="0"/>
+          <w:left w:val="none" w:color="000000" w:sz="4" w:space="0"/>
+          <w:bottom w:val="none" w:color="000000" w:sz="4" w:space="0"/>
           <w:right w:val="single" w:color="000000" w:themeColor="accent5" w:themeTint="9A" w:sz="4" w:space="0"/>
         </w:tcBorders>
       </w:tcPr>
@@ -33440,10 +34144,10 @@
       <w:tcPr>
         <w:shd w:val="clear" w:color="ffffff" w:themeColor="light1" w:fill="ffffff" w:themeFill="light1"/>
         <w:tcBorders>
-          <w:top w:val="none"/>
-          <w:left w:val="none"/>
+          <w:top w:val="none" w:color="000000" w:sz="4" w:space="0"/>
+          <w:left w:val="none" w:color="000000" w:sz="4" w:space="0"/>
           <w:bottom w:val="single" w:color="000000" w:themeColor="accent5" w:themeTint="9A" w:sz="4" w:space="0"/>
-          <w:right w:val="none"/>
+          <w:right w:val="none" w:color="000000" w:sz="4" w:space="0"/>
         </w:tcBorders>
       </w:tcPr>
     </w:tblStylePr>
@@ -33463,12 +34167,12 @@
         <w:tblBorders/>
       </w:tblPr>
       <w:tcPr>
-        <w:shd w:color="ffffff"/>
+        <w:shd w:val="clear" w:color="ffffff"/>
         <w:tcBorders>
-          <w:top w:val="none"/>
+          <w:top w:val="none" w:color="000000" w:sz="4" w:space="0"/>
           <w:left w:val="single" w:color="000000" w:themeColor="accent5" w:themeTint="9A" w:sz="4" w:space="0"/>
-          <w:bottom w:val="none"/>
-          <w:right w:val="none"/>
+          <w:bottom w:val="none" w:color="000000" w:sz="4" w:space="0"/>
+          <w:right w:val="none" w:color="000000" w:sz="4" w:space="0"/>
         </w:tcBorders>
       </w:tcPr>
     </w:tblStylePr>
@@ -33491,9 +34195,9 @@
         <w:shd w:val="clear" w:color="ffffff" w:themeColor="light1" w:fill="ffffff" w:themeFill="light1"/>
         <w:tcBorders>
           <w:top w:val="single" w:color="000000" w:themeColor="accent5" w:themeTint="9A" w:sz="4" w:space="0"/>
-          <w:left w:val="none"/>
-          <w:bottom w:val="none"/>
-          <w:right w:val="none"/>
+          <w:left w:val="none" w:color="000000" w:sz="4" w:space="0"/>
+          <w:bottom w:val="none" w:color="000000" w:sz="4" w:space="0"/>
+          <w:right w:val="none" w:color="000000" w:sz="4" w:space="0"/>
         </w:tcBorders>
       </w:tcPr>
     </w:tblStylePr>
@@ -33568,9 +34272,9 @@
       </w:tcPr>
     </w:tblStylePr>
   </w:style>
-  <w:style w:type="table" w:styleId="115">
+  <w:style w:type="table" w:styleId="807">
     <w:name w:val="List Table 7 Colorful - Accent 6"/>
-    <w:basedOn w:val="661"/>
+    <w:basedOn w:val="888"/>
     <w:uiPriority w:val="99"/>
     <w:pPr>
       <w:pBdr/>
@@ -33669,11 +34373,11 @@
         <w:tblBorders/>
       </w:tblPr>
       <w:tcPr>
-        <w:shd w:color="ffffff"/>
+        <w:shd w:val="clear" w:color="ffffff"/>
         <w:tcBorders>
-          <w:top w:val="none"/>
-          <w:left w:val="none"/>
-          <w:bottom w:val="none"/>
+          <w:top w:val="none" w:color="000000" w:sz="4" w:space="0"/>
+          <w:left w:val="none" w:color="000000" w:sz="4" w:space="0"/>
+          <w:bottom w:val="none" w:color="000000" w:sz="4" w:space="0"/>
           <w:right w:val="single" w:color="000000" w:themeColor="accent6" w:themeTint="98" w:sz="4" w:space="0"/>
         </w:tcBorders>
       </w:tcPr>
@@ -33696,10 +34400,10 @@
       <w:tcPr>
         <w:shd w:val="clear" w:color="ffffff" w:themeColor="light1" w:fill="ffffff" w:themeFill="light1"/>
         <w:tcBorders>
-          <w:top w:val="none"/>
-          <w:left w:val="none"/>
+          <w:top w:val="none" w:color="000000" w:sz="4" w:space="0"/>
+          <w:left w:val="none" w:color="000000" w:sz="4" w:space="0"/>
           <w:bottom w:val="single" w:color="000000" w:themeColor="accent6" w:themeTint="98" w:sz="4" w:space="0"/>
-          <w:right w:val="none"/>
+          <w:right w:val="none" w:color="000000" w:sz="4" w:space="0"/>
         </w:tcBorders>
       </w:tcPr>
     </w:tblStylePr>
@@ -33719,12 +34423,12 @@
         <w:tblBorders/>
       </w:tblPr>
       <w:tcPr>
-        <w:shd w:color="ffffff"/>
+        <w:shd w:val="clear" w:color="ffffff"/>
         <w:tcBorders>
-          <w:top w:val="none"/>
+          <w:top w:val="none" w:color="000000" w:sz="4" w:space="0"/>
           <w:left w:val="single" w:color="000000" w:themeColor="accent6" w:themeTint="98" w:sz="4" w:space="0"/>
-          <w:bottom w:val="none"/>
-          <w:right w:val="none"/>
+          <w:bottom w:val="none" w:color="000000" w:sz="4" w:space="0"/>
+          <w:right w:val="none" w:color="000000" w:sz="4" w:space="0"/>
         </w:tcBorders>
       </w:tcPr>
     </w:tblStylePr>
@@ -33747,9 +34451,9 @@
         <w:shd w:val="clear" w:color="ffffff" w:themeColor="light1" w:fill="ffffff" w:themeFill="light1"/>
         <w:tcBorders>
           <w:top w:val="single" w:color="000000" w:themeColor="accent6" w:themeTint="98" w:sz="4" w:space="0"/>
-          <w:left w:val="none"/>
-          <w:bottom w:val="none"/>
-          <w:right w:val="none"/>
+          <w:left w:val="none" w:color="000000" w:sz="4" w:space="0"/>
+          <w:bottom w:val="none" w:color="000000" w:sz="4" w:space="0"/>
+          <w:right w:val="none" w:color="000000" w:sz="4" w:space="0"/>
         </w:tcBorders>
       </w:tcPr>
     </w:tblStylePr>
@@ -33824,9 +34528,9 @@
       </w:tcPr>
     </w:tblStylePr>
   </w:style>
-  <w:style w:type="table" w:styleId="116">
+  <w:style w:type="table" w:styleId="808">
     <w:name w:val="Lined - Accent"/>
-    <w:basedOn w:val="661"/>
+    <w:basedOn w:val="888"/>
     <w:uiPriority w:val="99"/>
     <w:pPr>
       <w:pBdr/>
@@ -34061,9 +34765,9 @@
       </w:tcPr>
     </w:tblStylePr>
   </w:style>
-  <w:style w:type="table" w:styleId="117">
+  <w:style w:type="table" w:styleId="809">
     <w:name w:val="Lined - Accent 1"/>
-    <w:basedOn w:val="661"/>
+    <w:basedOn w:val="888"/>
     <w:uiPriority w:val="99"/>
     <w:pPr>
       <w:pBdr/>
@@ -34298,9 +35002,9 @@
       </w:tcPr>
     </w:tblStylePr>
   </w:style>
-  <w:style w:type="table" w:styleId="118">
+  <w:style w:type="table" w:styleId="810">
     <w:name w:val="Lined - Accent 2"/>
-    <w:basedOn w:val="661"/>
+    <w:basedOn w:val="888"/>
     <w:uiPriority w:val="99"/>
     <w:pPr>
       <w:pBdr/>
@@ -34535,9 +35239,9 @@
       </w:tcPr>
     </w:tblStylePr>
   </w:style>
-  <w:style w:type="table" w:styleId="119">
+  <w:style w:type="table" w:styleId="811">
     <w:name w:val="Lined - Accent 3"/>
-    <w:basedOn w:val="661"/>
+    <w:basedOn w:val="888"/>
     <w:uiPriority w:val="99"/>
     <w:pPr>
       <w:pBdr/>
@@ -34772,9 +35476,9 @@
       </w:tcPr>
     </w:tblStylePr>
   </w:style>
-  <w:style w:type="table" w:styleId="120">
+  <w:style w:type="table" w:styleId="812">
     <w:name w:val="Lined - Accent 4"/>
-    <w:basedOn w:val="661"/>
+    <w:basedOn w:val="888"/>
     <w:uiPriority w:val="99"/>
     <w:pPr>
       <w:pBdr/>
@@ -35009,9 +35713,9 @@
       </w:tcPr>
     </w:tblStylePr>
   </w:style>
-  <w:style w:type="table" w:styleId="121">
+  <w:style w:type="table" w:styleId="813">
     <w:name w:val="Lined - Accent 5"/>
-    <w:basedOn w:val="661"/>
+    <w:basedOn w:val="888"/>
     <w:uiPriority w:val="99"/>
     <w:pPr>
       <w:pBdr/>
@@ -35246,9 +35950,9 @@
       </w:tcPr>
     </w:tblStylePr>
   </w:style>
-  <w:style w:type="table" w:styleId="122">
+  <w:style w:type="table" w:styleId="814">
     <w:name w:val="Lined - Accent 6"/>
-    <w:basedOn w:val="661"/>
+    <w:basedOn w:val="888"/>
     <w:uiPriority w:val="99"/>
     <w:pPr>
       <w:pBdr/>
@@ -35483,9 +36187,9 @@
       </w:tcPr>
     </w:tblStylePr>
   </w:style>
-  <w:style w:type="table" w:styleId="123">
+  <w:style w:type="table" w:styleId="815">
     <w:name w:val="Bordered &amp; Lined - Accent"/>
-    <w:basedOn w:val="661"/>
+    <w:basedOn w:val="888"/>
     <w:uiPriority w:val="99"/>
     <w:pPr>
       <w:pBdr/>
@@ -35727,9 +36431,9 @@
       </w:tcPr>
     </w:tblStylePr>
   </w:style>
-  <w:style w:type="table" w:styleId="124">
+  <w:style w:type="table" w:styleId="816">
     <w:name w:val="Bordered &amp; Lined - Accent 1"/>
-    <w:basedOn w:val="661"/>
+    <w:basedOn w:val="888"/>
     <w:uiPriority w:val="99"/>
     <w:pPr>
       <w:pBdr/>
@@ -35971,9 +36675,9 @@
       </w:tcPr>
     </w:tblStylePr>
   </w:style>
-  <w:style w:type="table" w:styleId="125">
+  <w:style w:type="table" w:styleId="817">
     <w:name w:val="Bordered &amp; Lined - Accent 2"/>
-    <w:basedOn w:val="661"/>
+    <w:basedOn w:val="888"/>
     <w:uiPriority w:val="99"/>
     <w:pPr>
       <w:pBdr/>
@@ -36215,9 +36919,9 @@
       </w:tcPr>
     </w:tblStylePr>
   </w:style>
-  <w:style w:type="table" w:styleId="126">
+  <w:style w:type="table" w:styleId="818">
     <w:name w:val="Bordered &amp; Lined - Accent 3"/>
-    <w:basedOn w:val="661"/>
+    <w:basedOn w:val="888"/>
     <w:uiPriority w:val="99"/>
     <w:pPr>
       <w:pBdr/>
@@ -36459,9 +37163,9 @@
       </w:tcPr>
     </w:tblStylePr>
   </w:style>
-  <w:style w:type="table" w:styleId="127">
+  <w:style w:type="table" w:styleId="819">
     <w:name w:val="Bordered &amp; Lined - Accent 4"/>
-    <w:basedOn w:val="661"/>
+    <w:basedOn w:val="888"/>
     <w:uiPriority w:val="99"/>
     <w:pPr>
       <w:pBdr/>
@@ -36703,9 +37407,9 @@
       </w:tcPr>
     </w:tblStylePr>
   </w:style>
-  <w:style w:type="table" w:styleId="128">
+  <w:style w:type="table" w:styleId="820">
     <w:name w:val="Bordered &amp; Lined - Accent 5"/>
-    <w:basedOn w:val="661"/>
+    <w:basedOn w:val="888"/>
     <w:uiPriority w:val="99"/>
     <w:pPr>
       <w:pBdr/>
@@ -36947,9 +37651,9 @@
       </w:tcPr>
     </w:tblStylePr>
   </w:style>
-  <w:style w:type="table" w:styleId="129">
+  <w:style w:type="table" w:styleId="821">
     <w:name w:val="Bordered &amp; Lined - Accent 6"/>
-    <w:basedOn w:val="661"/>
+    <w:basedOn w:val="888"/>
     <w:uiPriority w:val="99"/>
     <w:pPr>
       <w:pBdr/>
@@ -37191,9 +37895,9 @@
       </w:tcPr>
     </w:tblStylePr>
   </w:style>
-  <w:style w:type="table" w:styleId="130">
+  <w:style w:type="table" w:styleId="822">
     <w:name w:val="Bordered"/>
-    <w:basedOn w:val="661"/>
+    <w:basedOn w:val="888"/>
     <w:uiPriority w:val="99"/>
     <w:pPr>
       <w:pBdr/>
@@ -37422,9 +38126,9 @@
       </w:tcPr>
     </w:tblStylePr>
   </w:style>
-  <w:style w:type="table" w:styleId="131">
+  <w:style w:type="table" w:styleId="823">
     <w:name w:val="Bordered - Accent 1"/>
-    <w:basedOn w:val="661"/>
+    <w:basedOn w:val="888"/>
     <w:uiPriority w:val="99"/>
     <w:pPr>
       <w:pBdr/>
@@ -37653,9 +38357,9 @@
       </w:tcPr>
     </w:tblStylePr>
   </w:style>
-  <w:style w:type="table" w:styleId="132">
+  <w:style w:type="table" w:styleId="824">
     <w:name w:val="Bordered - Accent 2"/>
-    <w:basedOn w:val="661"/>
+    <w:basedOn w:val="888"/>
     <w:uiPriority w:val="99"/>
     <w:pPr>
       <w:pBdr/>
@@ -37884,9 +38588,9 @@
       </w:tcPr>
     </w:tblStylePr>
   </w:style>
-  <w:style w:type="table" w:styleId="133">
+  <w:style w:type="table" w:styleId="825">
     <w:name w:val="Bordered - Accent 3"/>
-    <w:basedOn w:val="661"/>
+    <w:basedOn w:val="888"/>
     <w:uiPriority w:val="99"/>
     <w:pPr>
       <w:pBdr/>
@@ -38115,9 +38819,9 @@
       </w:tcPr>
     </w:tblStylePr>
   </w:style>
-  <w:style w:type="table" w:styleId="134">
+  <w:style w:type="table" w:styleId="826">
     <w:name w:val="Bordered - Accent 4"/>
-    <w:basedOn w:val="661"/>
+    <w:basedOn w:val="888"/>
     <w:uiPriority w:val="99"/>
     <w:pPr>
       <w:pBdr/>
@@ -38346,9 +39050,9 @@
       </w:tcPr>
     </w:tblStylePr>
   </w:style>
-  <w:style w:type="table" w:styleId="135">
+  <w:style w:type="table" w:styleId="827">
     <w:name w:val="Bordered - Accent 5"/>
-    <w:basedOn w:val="661"/>
+    <w:basedOn w:val="888"/>
     <w:uiPriority w:val="99"/>
     <w:pPr>
       <w:pBdr/>
@@ -38577,9 +39281,9 @@
       </w:tcPr>
     </w:tblStylePr>
   </w:style>
-  <w:style w:type="table" w:styleId="136">
+  <w:style w:type="table" w:styleId="828">
     <w:name w:val="Bordered - Accent 6"/>
-    <w:basedOn w:val="661"/>
+    <w:basedOn w:val="888"/>
     <w:uiPriority w:val="99"/>
     <w:pPr>
       <w:pBdr/>
@@ -38808,11 +39512,11 @@
       </w:tcPr>
     </w:tblStylePr>
   </w:style>
-  <w:style w:type="paragraph" w:styleId="138">
+  <w:style w:type="paragraph" w:styleId="829">
     <w:name w:val="Heading 1"/>
-    <w:basedOn w:val="660"/>
-    <w:next w:val="660"/>
-    <w:link w:val="149"/>
+    <w:basedOn w:val="887"/>
+    <w:next w:val="887"/>
+    <w:link w:val="839"/>
     <w:uiPriority w:val="9"/>
     <w:qFormat/>
     <w:pPr>
@@ -38830,11 +39534,11 @@
       <w:szCs w:val="40"/>
     </w:rPr>
   </w:style>
-  <w:style w:type="paragraph" w:styleId="139">
+  <w:style w:type="paragraph" w:styleId="830">
     <w:name w:val="Heading 2"/>
-    <w:basedOn w:val="660"/>
-    <w:next w:val="660"/>
-    <w:link w:val="150"/>
+    <w:basedOn w:val="887"/>
+    <w:next w:val="887"/>
+    <w:link w:val="840"/>
     <w:uiPriority w:val="9"/>
     <w:unhideWhenUsed/>
     <w:qFormat/>
@@ -38853,11 +39557,11 @@
       <w:szCs w:val="32"/>
     </w:rPr>
   </w:style>
-  <w:style w:type="paragraph" w:styleId="140">
+  <w:style w:type="paragraph" w:styleId="831">
     <w:name w:val="Heading 3"/>
-    <w:basedOn w:val="660"/>
-    <w:next w:val="660"/>
-    <w:link w:val="151"/>
+    <w:basedOn w:val="887"/>
+    <w:next w:val="887"/>
+    <w:link w:val="841"/>
     <w:uiPriority w:val="9"/>
     <w:unhideWhenUsed/>
     <w:qFormat/>
@@ -38876,11 +39580,11 @@
       <w:szCs w:val="28"/>
     </w:rPr>
   </w:style>
-  <w:style w:type="paragraph" w:styleId="141">
+  <w:style w:type="paragraph" w:styleId="832">
     <w:name w:val="Heading 4"/>
-    <w:basedOn w:val="660"/>
-    <w:next w:val="660"/>
-    <w:link w:val="152"/>
+    <w:basedOn w:val="887"/>
+    <w:next w:val="887"/>
+    <w:link w:val="842"/>
     <w:uiPriority w:val="9"/>
     <w:unhideWhenUsed/>
     <w:qFormat/>
@@ -38899,11 +39603,11 @@
       <w:color w:val="0f4761" w:themeColor="accent1" w:themeShade="BF"/>
     </w:rPr>
   </w:style>
-  <w:style w:type="paragraph" w:styleId="142">
+  <w:style w:type="paragraph" w:styleId="833">
     <w:name w:val="Heading 5"/>
-    <w:basedOn w:val="660"/>
-    <w:next w:val="660"/>
-    <w:link w:val="153"/>
+    <w:basedOn w:val="887"/>
+    <w:next w:val="887"/>
+    <w:link w:val="843"/>
     <w:uiPriority w:val="9"/>
     <w:unhideWhenUsed/>
     <w:qFormat/>
@@ -38920,11 +39624,11 @@
       <w:color w:val="0f4761" w:themeColor="accent1" w:themeShade="BF"/>
     </w:rPr>
   </w:style>
-  <w:style w:type="paragraph" w:styleId="143">
+  <w:style w:type="paragraph" w:styleId="834">
     <w:name w:val="Heading 6"/>
-    <w:basedOn w:val="660"/>
-    <w:next w:val="660"/>
-    <w:link w:val="154"/>
+    <w:basedOn w:val="887"/>
+    <w:next w:val="887"/>
+    <w:link w:val="844"/>
     <w:uiPriority w:val="9"/>
     <w:unhideWhenUsed/>
     <w:qFormat/>
@@ -38943,11 +39647,11 @@
       <w:color w:val="595959" w:themeColor="text1" w:themeTint="A6"/>
     </w:rPr>
   </w:style>
-  <w:style w:type="paragraph" w:styleId="144">
+  <w:style w:type="paragraph" w:styleId="835">
     <w:name w:val="Heading 7"/>
-    <w:basedOn w:val="660"/>
-    <w:next w:val="660"/>
-    <w:link w:val="155"/>
+    <w:basedOn w:val="887"/>
+    <w:next w:val="887"/>
+    <w:link w:val="845"/>
     <w:uiPriority w:val="9"/>
     <w:unhideWhenUsed/>
     <w:qFormat/>
@@ -38964,11 +39668,11 @@
       <w:color w:val="595959" w:themeColor="text1" w:themeTint="A6"/>
     </w:rPr>
   </w:style>
-  <w:style w:type="paragraph" w:styleId="145">
+  <w:style w:type="paragraph" w:styleId="836">
     <w:name w:val="Heading 8"/>
-    <w:basedOn w:val="660"/>
-    <w:next w:val="660"/>
-    <w:link w:val="156"/>
+    <w:basedOn w:val="887"/>
+    <w:next w:val="887"/>
+    <w:link w:val="846"/>
     <w:uiPriority w:val="9"/>
     <w:unhideWhenUsed/>
     <w:qFormat/>
@@ -38987,11 +39691,11 @@
       <w:color w:val="272727" w:themeColor="text1" w:themeTint="D8"/>
     </w:rPr>
   </w:style>
-  <w:style w:type="paragraph" w:styleId="146">
+  <w:style w:type="paragraph" w:styleId="837">
     <w:name w:val="Heading 9"/>
-    <w:basedOn w:val="660"/>
-    <w:next w:val="660"/>
-    <w:link w:val="157"/>
+    <w:basedOn w:val="887"/>
+    <w:next w:val="887"/>
+    <w:link w:val="847"/>
     <w:uiPriority w:val="9"/>
     <w:unhideWhenUsed/>
     <w:qFormat/>
@@ -39010,7 +39714,7 @@
       <w:color w:val="272727" w:themeColor="text1" w:themeTint="D8"/>
     </w:rPr>
   </w:style>
-  <w:style w:type="character" w:styleId="147" w:default="1">
+  <w:style w:type="character" w:styleId="838" w:default="1">
     <w:name w:val="Default Paragraph Font"/>
     <w:uiPriority w:val="1"/>
     <w:semiHidden/>
@@ -39021,10 +39725,10 @@
       <w:ind/>
     </w:pPr>
   </w:style>
-  <w:style w:type="character" w:styleId="149">
+  <w:style w:type="character" w:styleId="839">
     <w:name w:val="Heading 1 Char"/>
-    <w:basedOn w:val="147"/>
-    <w:link w:val="138"/>
+    <w:basedOn w:val="838"/>
+    <w:link w:val="829"/>
     <w:uiPriority w:val="9"/>
     <w:pPr>
       <w:pBdr/>
@@ -39038,10 +39742,10 @@
       <w:szCs w:val="40"/>
     </w:rPr>
   </w:style>
-  <w:style w:type="character" w:styleId="150">
+  <w:style w:type="character" w:styleId="840">
     <w:name w:val="Heading 2 Char"/>
-    <w:basedOn w:val="147"/>
-    <w:link w:val="139"/>
+    <w:basedOn w:val="838"/>
+    <w:link w:val="830"/>
     <w:uiPriority w:val="9"/>
     <w:pPr>
       <w:pBdr/>
@@ -39055,10 +39759,10 @@
       <w:szCs w:val="32"/>
     </w:rPr>
   </w:style>
-  <w:style w:type="character" w:styleId="151">
+  <w:style w:type="character" w:styleId="841">
     <w:name w:val="Heading 3 Char"/>
-    <w:basedOn w:val="147"/>
-    <w:link w:val="140"/>
+    <w:basedOn w:val="838"/>
+    <w:link w:val="831"/>
     <w:uiPriority w:val="9"/>
     <w:pPr>
       <w:pBdr/>
@@ -39072,10 +39776,10 @@
       <w:szCs w:val="28"/>
     </w:rPr>
   </w:style>
-  <w:style w:type="character" w:styleId="152">
+  <w:style w:type="character" w:styleId="842">
     <w:name w:val="Heading 4 Char"/>
-    <w:basedOn w:val="147"/>
-    <w:link w:val="141"/>
+    <w:basedOn w:val="838"/>
+    <w:link w:val="832"/>
     <w:uiPriority w:val="9"/>
     <w:pPr>
       <w:pBdr/>
@@ -39089,10 +39793,10 @@
       <w:color w:val="0f4761" w:themeColor="accent1" w:themeShade="BF"/>
     </w:rPr>
   </w:style>
-  <w:style w:type="character" w:styleId="153">
+  <w:style w:type="character" w:styleId="843">
     <w:name w:val="Heading 5 Char"/>
-    <w:basedOn w:val="147"/>
-    <w:link w:val="142"/>
+    <w:basedOn w:val="838"/>
+    <w:link w:val="833"/>
     <w:uiPriority w:val="9"/>
     <w:pPr>
       <w:pBdr/>
@@ -39104,10 +39808,10 @@
       <w:color w:val="0f4761" w:themeColor="accent1" w:themeShade="BF"/>
     </w:rPr>
   </w:style>
-  <w:style w:type="character" w:styleId="154">
+  <w:style w:type="character" w:styleId="844">
     <w:name w:val="Heading 6 Char"/>
-    <w:basedOn w:val="147"/>
-    <w:link w:val="143"/>
+    <w:basedOn w:val="838"/>
+    <w:link w:val="834"/>
     <w:uiPriority w:val="9"/>
     <w:pPr>
       <w:pBdr/>
@@ -39121,10 +39825,10 @@
       <w:color w:val="595959" w:themeColor="text1" w:themeTint="A6"/>
     </w:rPr>
   </w:style>
-  <w:style w:type="character" w:styleId="155">
+  <w:style w:type="character" w:styleId="845">
     <w:name w:val="Heading 7 Char"/>
-    <w:basedOn w:val="147"/>
-    <w:link w:val="144"/>
+    <w:basedOn w:val="838"/>
+    <w:link w:val="835"/>
     <w:uiPriority w:val="9"/>
     <w:pPr>
       <w:pBdr/>
@@ -39136,10 +39840,10 @@
       <w:color w:val="595959" w:themeColor="text1" w:themeTint="A6"/>
     </w:rPr>
   </w:style>
-  <w:style w:type="character" w:styleId="156">
+  <w:style w:type="character" w:styleId="846">
     <w:name w:val="Heading 8 Char"/>
-    <w:basedOn w:val="147"/>
-    <w:link w:val="145"/>
+    <w:basedOn w:val="838"/>
+    <w:link w:val="836"/>
     <w:uiPriority w:val="9"/>
     <w:pPr>
       <w:pBdr/>
@@ -39153,10 +39857,10 @@
       <w:color w:val="272727" w:themeColor="text1" w:themeTint="D8"/>
     </w:rPr>
   </w:style>
-  <w:style w:type="character" w:styleId="157">
+  <w:style w:type="character" w:styleId="847">
     <w:name w:val="Heading 9 Char"/>
-    <w:basedOn w:val="147"/>
-    <w:link w:val="146"/>
+    <w:basedOn w:val="838"/>
+    <w:link w:val="837"/>
     <w:uiPriority w:val="9"/>
     <w:pPr>
       <w:pBdr/>
@@ -39170,11 +39874,11 @@
       <w:color w:val="272727" w:themeColor="text1" w:themeTint="D8"/>
     </w:rPr>
   </w:style>
-  <w:style w:type="paragraph" w:styleId="158">
+  <w:style w:type="paragraph" w:styleId="848">
     <w:name w:val="Title"/>
-    <w:basedOn w:val="660"/>
-    <w:next w:val="660"/>
-    <w:link w:val="159"/>
+    <w:basedOn w:val="887"/>
+    <w:next w:val="887"/>
+    <w:link w:val="849"/>
     <w:uiPriority w:val="10"/>
     <w:qFormat/>
     <w:pPr>
@@ -39190,10 +39894,10 @@
       <w:szCs w:val="56"/>
     </w:rPr>
   </w:style>
-  <w:style w:type="character" w:styleId="159">
+  <w:style w:type="character" w:styleId="849">
     <w:name w:val="Title Char"/>
-    <w:basedOn w:val="147"/>
-    <w:link w:val="158"/>
+    <w:basedOn w:val="838"/>
+    <w:link w:val="848"/>
     <w:uiPriority w:val="10"/>
     <w:pPr>
       <w:pBdr/>
@@ -39207,11 +39911,11 @@
       <w:szCs w:val="56"/>
     </w:rPr>
   </w:style>
-  <w:style w:type="paragraph" w:styleId="160">
+  <w:style w:type="paragraph" w:styleId="850">
     <w:name w:val="Subtitle"/>
-    <w:basedOn w:val="660"/>
-    <w:next w:val="660"/>
-    <w:link w:val="161"/>
+    <w:basedOn w:val="887"/>
+    <w:next w:val="887"/>
+    <w:link w:val="851"/>
     <w:uiPriority w:val="11"/>
     <w:qFormat/>
     <w:pPr>
@@ -39229,10 +39933,10 @@
       <w:szCs w:val="28"/>
     </w:rPr>
   </w:style>
-  <w:style w:type="character" w:styleId="161">
+  <w:style w:type="character" w:styleId="851">
     <w:name w:val="Subtitle Char"/>
-    <w:basedOn w:val="147"/>
-    <w:link w:val="160"/>
+    <w:basedOn w:val="838"/>
+    <w:link w:val="850"/>
     <w:uiPriority w:val="11"/>
     <w:pPr>
       <w:pBdr/>
@@ -39246,11 +39950,11 @@
       <w:szCs w:val="28"/>
     </w:rPr>
   </w:style>
-  <w:style w:type="paragraph" w:styleId="162">
+  <w:style w:type="paragraph" w:styleId="852">
     <w:name w:val="Quote"/>
-    <w:basedOn w:val="660"/>
-    <w:next w:val="660"/>
-    <w:link w:val="163"/>
+    <w:basedOn w:val="887"/>
+    <w:next w:val="887"/>
+    <w:link w:val="853"/>
     <w:uiPriority w:val="29"/>
     <w:qFormat/>
     <w:pPr>
@@ -39265,10 +39969,10 @@
       <w:color w:val="404040" w:themeColor="text1" w:themeTint="BF"/>
     </w:rPr>
   </w:style>
-  <w:style w:type="character" w:styleId="163">
+  <w:style w:type="character" w:styleId="853">
     <w:name w:val="Quote Char"/>
-    <w:basedOn w:val="147"/>
-    <w:link w:val="162"/>
+    <w:basedOn w:val="838"/>
+    <w:link w:val="852"/>
     <w:uiPriority w:val="29"/>
     <w:pPr>
       <w:pBdr/>
@@ -39281,9 +39985,9 @@
       <w:color w:val="404040" w:themeColor="text1" w:themeTint="BF"/>
     </w:rPr>
   </w:style>
-  <w:style w:type="character" w:styleId="165">
+  <w:style w:type="character" w:styleId="854">
     <w:name w:val="Intense Emphasis"/>
-    <w:basedOn w:val="147"/>
+    <w:basedOn w:val="838"/>
     <w:uiPriority w:val="21"/>
     <w:qFormat/>
     <w:pPr>
@@ -39297,11 +40001,11 @@
       <w:color w:val="0f4761" w:themeColor="accent1" w:themeShade="BF"/>
     </w:rPr>
   </w:style>
-  <w:style w:type="paragraph" w:styleId="166">
+  <w:style w:type="paragraph" w:styleId="855">
     <w:name w:val="Intense Quote"/>
-    <w:basedOn w:val="660"/>
-    <w:next w:val="660"/>
-    <w:link w:val="167"/>
+    <w:basedOn w:val="887"/>
+    <w:next w:val="887"/>
+    <w:link w:val="856"/>
     <w:uiPriority w:val="30"/>
     <w:qFormat/>
     <w:pPr>
@@ -39319,10 +40023,10 @@
       <w:color w:val="0f4761" w:themeColor="accent1" w:themeShade="BF"/>
     </w:rPr>
   </w:style>
-  <w:style w:type="character" w:styleId="167">
+  <w:style w:type="character" w:styleId="856">
     <w:name w:val="Intense Quote Char"/>
-    <w:basedOn w:val="147"/>
-    <w:link w:val="166"/>
+    <w:basedOn w:val="838"/>
+    <w:link w:val="855"/>
     <w:uiPriority w:val="30"/>
     <w:pPr>
       <w:pBdr/>
@@ -39335,9 +40039,9 @@
       <w:color w:val="0f4761" w:themeColor="accent1" w:themeShade="BF"/>
     </w:rPr>
   </w:style>
-  <w:style w:type="character" w:styleId="168">
+  <w:style w:type="character" w:styleId="857">
     <w:name w:val="Intense Reference"/>
-    <w:basedOn w:val="147"/>
+    <w:basedOn w:val="838"/>
     <w:uiPriority w:val="32"/>
     <w:qFormat/>
     <w:pPr>
@@ -39353,9 +40057,9 @@
       <w:spacing w:val="5"/>
     </w:rPr>
   </w:style>
-  <w:style w:type="character" w:styleId="170">
+  <w:style w:type="character" w:styleId="858">
     <w:name w:val="Subtle Emphasis"/>
-    <w:basedOn w:val="147"/>
+    <w:basedOn w:val="838"/>
     <w:uiPriority w:val="19"/>
     <w:qFormat/>
     <w:pPr>
@@ -39369,9 +40073,9 @@
       <w:color w:val="404040" w:themeColor="text1" w:themeTint="BF"/>
     </w:rPr>
   </w:style>
-  <w:style w:type="character" w:styleId="171">
+  <w:style w:type="character" w:styleId="859">
     <w:name w:val="Emphasis"/>
-    <w:basedOn w:val="147"/>
+    <w:basedOn w:val="838"/>
     <w:uiPriority w:val="20"/>
     <w:qFormat/>
     <w:pPr>
@@ -39384,9 +40088,9 @@
       <w:iCs/>
     </w:rPr>
   </w:style>
-  <w:style w:type="character" w:styleId="172">
+  <w:style w:type="character" w:styleId="860">
     <w:name w:val="Strong"/>
-    <w:basedOn w:val="147"/>
+    <w:basedOn w:val="838"/>
     <w:uiPriority w:val="22"/>
     <w:qFormat/>
     <w:pPr>
@@ -39399,9 +40103,9 @@
       <w:bCs/>
     </w:rPr>
   </w:style>
-  <w:style w:type="character" w:styleId="173">
+  <w:style w:type="character" w:styleId="861">
     <w:name w:val="Subtle Reference"/>
-    <w:basedOn w:val="147"/>
+    <w:basedOn w:val="838"/>
     <w:uiPriority w:val="31"/>
     <w:qFormat/>
     <w:pPr>
@@ -39414,9 +40118,9 @@
       <w:color w:val="5a5a5a" w:themeColor="text1" w:themeTint="A5"/>
     </w:rPr>
   </w:style>
-  <w:style w:type="character" w:styleId="174">
+  <w:style w:type="character" w:styleId="862">
     <w:name w:val="Book Title"/>
-    <w:basedOn w:val="147"/>
+    <w:basedOn w:val="838"/>
     <w:uiPriority w:val="33"/>
     <w:qFormat/>
     <w:pPr>
@@ -39432,10 +40136,10 @@
       <w:spacing w:val="5"/>
     </w:rPr>
   </w:style>
-  <w:style w:type="paragraph" w:styleId="175">
+  <w:style w:type="paragraph" w:styleId="863">
     <w:name w:val="Header"/>
-    <w:basedOn w:val="660"/>
-    <w:link w:val="176"/>
+    <w:basedOn w:val="887"/>
+    <w:link w:val="864"/>
     <w:uiPriority w:val="99"/>
     <w:unhideWhenUsed/>
     <w:pPr>
@@ -39448,10 +40152,10 @@
       <w:ind/>
     </w:pPr>
   </w:style>
-  <w:style w:type="character" w:styleId="176">
+  <w:style w:type="character" w:styleId="864">
     <w:name w:val="Header Char"/>
-    <w:basedOn w:val="147"/>
-    <w:link w:val="175"/>
+    <w:basedOn w:val="838"/>
+    <w:link w:val="863"/>
     <w:uiPriority w:val="99"/>
     <w:pPr>
       <w:pBdr/>
@@ -39459,10 +40163,10 @@
       <w:ind/>
     </w:pPr>
   </w:style>
-  <w:style w:type="paragraph" w:styleId="177">
+  <w:style w:type="paragraph" w:styleId="865">
     <w:name w:val="Footer"/>
-    <w:basedOn w:val="660"/>
-    <w:link w:val="178"/>
+    <w:basedOn w:val="887"/>
+    <w:link w:val="866"/>
     <w:uiPriority w:val="99"/>
     <w:unhideWhenUsed/>
     <w:pPr>
@@ -39475,10 +40179,10 @@
       <w:ind/>
     </w:pPr>
   </w:style>
-  <w:style w:type="character" w:styleId="178">
+  <w:style w:type="character" w:styleId="866">
     <w:name w:val="Footer Char"/>
-    <w:basedOn w:val="147"/>
-    <w:link w:val="177"/>
+    <w:basedOn w:val="838"/>
+    <w:link w:val="865"/>
     <w:uiPriority w:val="99"/>
     <w:pPr>
       <w:pBdr/>
@@ -39486,10 +40190,10 @@
       <w:ind/>
     </w:pPr>
   </w:style>
-  <w:style w:type="paragraph" w:styleId="179">
+  <w:style w:type="paragraph" w:styleId="867">
     <w:name w:val="Caption"/>
-    <w:basedOn w:val="660"/>
-    <w:next w:val="660"/>
+    <w:basedOn w:val="887"/>
+    <w:next w:val="887"/>
     <w:uiPriority w:val="35"/>
     <w:unhideWhenUsed/>
     <w:qFormat/>
@@ -39506,10 +40210,10 @@
       <w:szCs w:val="18"/>
     </w:rPr>
   </w:style>
-  <w:style w:type="paragraph" w:styleId="180">
+  <w:style w:type="paragraph" w:styleId="868">
     <w:name w:val="footnote text"/>
-    <w:basedOn w:val="660"/>
-    <w:link w:val="181"/>
+    <w:basedOn w:val="887"/>
+    <w:link w:val="869"/>
     <w:uiPriority w:val="99"/>
     <w:semiHidden/>
     <w:unhideWhenUsed/>
@@ -39523,10 +40227,10 @@
       <w:szCs w:val="20"/>
     </w:rPr>
   </w:style>
-  <w:style w:type="character" w:styleId="181">
+  <w:style w:type="character" w:styleId="869">
     <w:name w:val="Footnote Text Char"/>
-    <w:basedOn w:val="147"/>
-    <w:link w:val="180"/>
+    <w:basedOn w:val="838"/>
+    <w:link w:val="868"/>
     <w:uiPriority w:val="99"/>
     <w:semiHidden/>
     <w:pPr>
@@ -39539,9 +40243,9 @@
       <w:szCs w:val="20"/>
     </w:rPr>
   </w:style>
-  <w:style w:type="character" w:styleId="182">
+  <w:style w:type="character" w:styleId="870">
     <w:name w:val="footnote reference"/>
-    <w:basedOn w:val="147"/>
+    <w:basedOn w:val="838"/>
     <w:uiPriority w:val="99"/>
     <w:semiHidden/>
     <w:unhideWhenUsed/>
@@ -39554,10 +40258,10 @@
       <w:vertAlign w:val="superscript"/>
     </w:rPr>
   </w:style>
-  <w:style w:type="paragraph" w:styleId="183">
+  <w:style w:type="paragraph" w:styleId="871">
     <w:name w:val="endnote text"/>
-    <w:basedOn w:val="660"/>
-    <w:link w:val="184"/>
+    <w:basedOn w:val="887"/>
+    <w:link w:val="872"/>
     <w:uiPriority w:val="99"/>
     <w:semiHidden/>
     <w:unhideWhenUsed/>
@@ -39571,10 +40275,10 @@
       <w:szCs w:val="20"/>
     </w:rPr>
   </w:style>
-  <w:style w:type="character" w:styleId="184">
+  <w:style w:type="character" w:styleId="872">
     <w:name w:val="Endnote Text Char"/>
-    <w:basedOn w:val="147"/>
-    <w:link w:val="183"/>
+    <w:basedOn w:val="838"/>
+    <w:link w:val="871"/>
     <w:uiPriority w:val="99"/>
     <w:semiHidden/>
     <w:pPr>
@@ -39587,9 +40291,9 @@
       <w:szCs w:val="20"/>
     </w:rPr>
   </w:style>
-  <w:style w:type="character" w:styleId="185">
+  <w:style w:type="character" w:styleId="873">
     <w:name w:val="endnote reference"/>
-    <w:basedOn w:val="147"/>
+    <w:basedOn w:val="838"/>
     <w:uiPriority w:val="99"/>
     <w:semiHidden/>
     <w:unhideWhenUsed/>
@@ -39602,9 +40306,9 @@
       <w:vertAlign w:val="superscript"/>
     </w:rPr>
   </w:style>
-  <w:style w:type="character" w:styleId="186">
+  <w:style w:type="character" w:styleId="874">
     <w:name w:val="Hyperlink"/>
-    <w:basedOn w:val="147"/>
+    <w:basedOn w:val="838"/>
     <w:uiPriority w:val="99"/>
     <w:unhideWhenUsed/>
     <w:pPr>
@@ -39617,9 +40321,9 @@
       <w:u w:val="single"/>
     </w:rPr>
   </w:style>
-  <w:style w:type="character" w:styleId="187">
+  <w:style w:type="character" w:styleId="875">
     <w:name w:val="FollowedHyperlink"/>
-    <w:basedOn w:val="147"/>
+    <w:basedOn w:val="838"/>
     <w:uiPriority w:val="99"/>
     <w:semiHidden/>
     <w:unhideWhenUsed/>
@@ -39633,10 +40337,10 @@
       <w:u w:val="single"/>
     </w:rPr>
   </w:style>
-  <w:style w:type="paragraph" w:styleId="188">
+  <w:style w:type="paragraph" w:styleId="876">
     <w:name w:val="toc 1"/>
-    <w:basedOn w:val="660"/>
-    <w:next w:val="660"/>
+    <w:basedOn w:val="887"/>
+    <w:next w:val="887"/>
     <w:uiPriority w:val="39"/>
     <w:unhideWhenUsed/>
     <w:pPr>
@@ -39645,10 +40349,10 @@
       <w:ind/>
     </w:pPr>
   </w:style>
-  <w:style w:type="paragraph" w:styleId="189">
+  <w:style w:type="paragraph" w:styleId="877">
     <w:name w:val="toc 2"/>
-    <w:basedOn w:val="660"/>
-    <w:next w:val="660"/>
+    <w:basedOn w:val="887"/>
+    <w:next w:val="887"/>
     <w:uiPriority w:val="39"/>
     <w:unhideWhenUsed/>
     <w:pPr>
@@ -39657,10 +40361,10 @@
       <w:ind w:left="220"/>
     </w:pPr>
   </w:style>
-  <w:style w:type="paragraph" w:styleId="190">
+  <w:style w:type="paragraph" w:styleId="878">
     <w:name w:val="toc 3"/>
-    <w:basedOn w:val="660"/>
-    <w:next w:val="660"/>
+    <w:basedOn w:val="887"/>
+    <w:next w:val="887"/>
     <w:uiPriority w:val="39"/>
     <w:unhideWhenUsed/>
     <w:pPr>
@@ -39669,10 +40373,10 @@
       <w:ind w:left="440"/>
     </w:pPr>
   </w:style>
-  <w:style w:type="paragraph" w:styleId="191">
+  <w:style w:type="paragraph" w:styleId="879">
     <w:name w:val="toc 4"/>
-    <w:basedOn w:val="660"/>
-    <w:next w:val="660"/>
+    <w:basedOn w:val="887"/>
+    <w:next w:val="887"/>
     <w:uiPriority w:val="39"/>
     <w:unhideWhenUsed/>
     <w:pPr>
@@ -39681,10 +40385,10 @@
       <w:ind w:left="660"/>
     </w:pPr>
   </w:style>
-  <w:style w:type="paragraph" w:styleId="192">
+  <w:style w:type="paragraph" w:styleId="880">
     <w:name w:val="toc 5"/>
-    <w:basedOn w:val="660"/>
-    <w:next w:val="660"/>
+    <w:basedOn w:val="887"/>
+    <w:next w:val="887"/>
     <w:uiPriority w:val="39"/>
     <w:unhideWhenUsed/>
     <w:pPr>
@@ -39693,10 +40397,10 @@
       <w:ind w:left="880"/>
     </w:pPr>
   </w:style>
-  <w:style w:type="paragraph" w:styleId="193">
+  <w:style w:type="paragraph" w:styleId="881">
     <w:name w:val="toc 6"/>
-    <w:basedOn w:val="660"/>
-    <w:next w:val="660"/>
+    <w:basedOn w:val="887"/>
+    <w:next w:val="887"/>
     <w:uiPriority w:val="39"/>
     <w:unhideWhenUsed/>
     <w:pPr>
@@ -39705,10 +40409,10 @@
       <w:ind w:left="1100"/>
     </w:pPr>
   </w:style>
-  <w:style w:type="paragraph" w:styleId="194">
+  <w:style w:type="paragraph" w:styleId="882">
     <w:name w:val="toc 7"/>
-    <w:basedOn w:val="660"/>
-    <w:next w:val="660"/>
+    <w:basedOn w:val="887"/>
+    <w:next w:val="887"/>
     <w:uiPriority w:val="39"/>
     <w:unhideWhenUsed/>
     <w:pPr>
@@ -39717,10 +40421,10 @@
       <w:ind w:left="1320"/>
     </w:pPr>
   </w:style>
-  <w:style w:type="paragraph" w:styleId="195">
+  <w:style w:type="paragraph" w:styleId="883">
     <w:name w:val="toc 8"/>
-    <w:basedOn w:val="660"/>
-    <w:next w:val="660"/>
+    <w:basedOn w:val="887"/>
+    <w:next w:val="887"/>
     <w:uiPriority w:val="39"/>
     <w:unhideWhenUsed/>
     <w:pPr>
@@ -39729,10 +40433,10 @@
       <w:ind w:left="1540"/>
     </w:pPr>
   </w:style>
-  <w:style w:type="paragraph" w:styleId="196">
+  <w:style w:type="paragraph" w:styleId="884">
     <w:name w:val="toc 9"/>
-    <w:basedOn w:val="660"/>
-    <w:next w:val="660"/>
+    <w:basedOn w:val="887"/>
+    <w:next w:val="887"/>
     <w:uiPriority w:val="39"/>
     <w:unhideWhenUsed/>
     <w:pPr>
@@ -39741,7 +40445,7 @@
       <w:ind w:left="1760"/>
     </w:pPr>
   </w:style>
-  <w:style w:type="paragraph" w:styleId="206">
+  <w:style w:type="paragraph" w:styleId="885">
     <w:name w:val="TOC Heading"/>
     <w:uiPriority w:val="39"/>
     <w:unhideWhenUsed/>
@@ -39751,10 +40455,10 @@
       <w:ind/>
     </w:pPr>
   </w:style>
-  <w:style w:type="paragraph" w:styleId="207">
+  <w:style w:type="paragraph" w:styleId="886">
     <w:name w:val="table of figures"/>
-    <w:basedOn w:val="660"/>
-    <w:next w:val="660"/>
+    <w:basedOn w:val="887"/>
+    <w:next w:val="887"/>
     <w:uiPriority w:val="99"/>
     <w:unhideWhenUsed/>
     <w:pPr>
@@ -39763,7 +40467,7 @@
       <w:ind/>
     </w:pPr>
   </w:style>
-  <w:style w:type="paragraph" w:styleId="660" w:default="1">
+  <w:style w:type="paragraph" w:styleId="887" w:default="1">
     <w:name w:val="Normal"/>
     <w:qFormat/>
     <w:pPr>
@@ -39772,7 +40476,7 @@
       <w:ind/>
     </w:pPr>
   </w:style>
-  <w:style w:type="table" w:styleId="661" w:default="1">
+  <w:style w:type="table" w:styleId="888" w:default="1">
     <w:name w:val="Normal Table"/>
     <w:uiPriority w:val="99"/>
     <w:semiHidden/>
@@ -39965,7 +40669,7 @@
       </w:tcPr>
     </w:tblStylePr>
   </w:style>
-  <w:style w:type="numbering" w:styleId="662" w:default="1">
+  <w:style w:type="numbering" w:styleId="889" w:default="1">
     <w:name w:val="No List"/>
     <w:uiPriority w:val="99"/>
     <w:semiHidden/>
@@ -39976,9 +40680,9 @@
       <w:ind/>
     </w:pPr>
   </w:style>
-  <w:style w:type="paragraph" w:styleId="663">
+  <w:style w:type="paragraph" w:styleId="890">
     <w:name w:val="No Spacing"/>
-    <w:basedOn w:val="660"/>
+    <w:basedOn w:val="887"/>
     <w:uiPriority w:val="1"/>
     <w:qFormat/>
     <w:pPr>
@@ -39987,9 +40691,9 @@
       <w:ind/>
     </w:pPr>
   </w:style>
-  <w:style w:type="paragraph" w:styleId="664">
+  <w:style w:type="paragraph" w:styleId="891">
     <w:name w:val="List Paragraph"/>
-    <w:basedOn w:val="660"/>
+    <w:basedOn w:val="887"/>
     <w:uiPriority w:val="34"/>
     <w:qFormat/>
     <w:pPr>
